--- a/docs/tables/carbo/sec8_aki_c10_surv.docx
+++ b/docs/tables/carbo/sec8_aki_c10_surv.docx
@@ -19,12 +19,12 @@
       <w:tblGrid>
         <w:gridCol w:w="2624"/>
         <w:gridCol w:w="778"/>
-        <w:gridCol w:w="1084"/>
-        <w:gridCol w:w="1879"/>
+        <w:gridCol w:w="839"/>
+        <w:gridCol w:w="1389"/>
         <w:gridCol w:w="1181"/>
         <w:gridCol w:w="778"/>
-        <w:gridCol w:w="1389"/>
-        <w:gridCol w:w="2429"/>
+        <w:gridCol w:w="1084"/>
+        <w:gridCol w:w="1695"/>
         <w:gridCol w:w="1181"/>
       </w:tblGrid>
       <w:tr>
@@ -2069,113 +2069,113 @@
                 <w:szCs w:val="22"/>
                 <w:color w:val="000000"/>
               </w:rPr>
-              <w:t xml:space="preserve">0.91</w:t>
-            </w:r>
-          </w:p>
-        </w:tc>
-        <w:tc>
-          <w:tcPr>
-            <w:tcBorders>
-              <w:bottom w:val="none" w:sz="0" w:space="0" w:color="000000"/>
-              <w:top w:val="none" w:sz="0" w:space="0" w:color="000000"/>
-              <w:left w:val="none" w:sz="0" w:space="0" w:color="000000"/>
-              <w:right w:val="none" w:sz="0" w:space="0" w:color="000000"/>
-            </w:tcBorders>
-            <w:shd w:val="clear" w:color="auto" w:fill="FFFFFF"/>
-            <w:tcMar>
-              <w:top w:w="0" w:type="dxa"/>
-              <w:bottom w:w="0" w:type="dxa"/>
-              <w:left w:w="0" w:type="dxa"/>
-              <w:right w:w="0" w:type="dxa"/>
-            </w:tcMar>
-            <w:vAlign w:val="top"/>
-          </w:tcPr>
-          <w:p>
-            <w:pPr>
-              <w:pStyle w:val="Normal"/>
-              <w:jc w:val="center"/>
-              <w:pBdr>
-                <w:bottom w:val="none" w:sz="0" w:space="0" w:color="000000"/>
-                <w:top w:val="none" w:sz="0" w:space="0" w:color="000000"/>
-                <w:left w:val="none" w:sz="0" w:space="0" w:color="000000"/>
-                <w:right w:val="none" w:sz="0" w:space="0" w:color="000000"/>
-              </w:pBdr>
-              <w:spacing w:after="100" w:before="100" w:line="240"/>
-              <w:ind w:left="100" w:right="100" w:firstLine="0" w:firstLineChars="0"/>
-              <w:rPr>
-                <w:rFonts w:ascii="Helvetica" w:hAnsi="Helvetica" w:eastAsia="Helvetica" w:cs="Helvetica"/>
-                <w:i w:val="false"/>
-                <w:b w:val="false"/>
-                <w:u w:val="none"/>
-                <w:sz w:val="22"/>
-                <w:szCs w:val="22"/>
-                <w:color w:val="000000"/>
-              </w:rPr>
-            </w:pPr>
-            <w:r>
-              <w:rPr>
-                <w:rFonts w:ascii="Helvetica" w:hAnsi="Helvetica" w:eastAsia="Helvetica" w:cs="Helvetica"/>
-                <w:i w:val="false"/>
-                <w:b w:val="false"/>
-                <w:u w:val="none"/>
-                <w:sz w:val="22"/>
-                <w:szCs w:val="22"/>
-                <w:color w:val="000000"/>
-              </w:rPr>
-              <w:t xml:space="preserve">0.14, 5.89</w:t>
-            </w:r>
-          </w:p>
-        </w:tc>
-        <w:tc>
-          <w:tcPr>
-            <w:tcBorders>
-              <w:bottom w:val="none" w:sz="0" w:space="0" w:color="000000"/>
-              <w:top w:val="none" w:sz="0" w:space="0" w:color="000000"/>
-              <w:left w:val="none" w:sz="0" w:space="0" w:color="000000"/>
-              <w:right w:val="none" w:sz="0" w:space="0" w:color="000000"/>
-            </w:tcBorders>
-            <w:shd w:val="clear" w:color="auto" w:fill="FFFFFF"/>
-            <w:tcMar>
-              <w:top w:w="0" w:type="dxa"/>
-              <w:bottom w:w="0" w:type="dxa"/>
-              <w:left w:w="0" w:type="dxa"/>
-              <w:right w:w="0" w:type="dxa"/>
-            </w:tcMar>
-            <w:vAlign w:val="top"/>
-          </w:tcPr>
-          <w:p>
-            <w:pPr>
-              <w:pStyle w:val="Normal"/>
-              <w:jc w:val="center"/>
-              <w:pBdr>
-                <w:bottom w:val="none" w:sz="0" w:space="0" w:color="000000"/>
-                <w:top w:val="none" w:sz="0" w:space="0" w:color="000000"/>
-                <w:left w:val="none" w:sz="0" w:space="0" w:color="000000"/>
-                <w:right w:val="none" w:sz="0" w:space="0" w:color="000000"/>
-              </w:pBdr>
-              <w:spacing w:after="100" w:before="100" w:line="240"/>
-              <w:ind w:left="100" w:right="100" w:firstLine="0" w:firstLineChars="0"/>
-              <w:rPr>
-                <w:rFonts w:ascii="Helvetica" w:hAnsi="Helvetica" w:eastAsia="Helvetica" w:cs="Helvetica"/>
-                <w:i w:val="false"/>
-                <w:b w:val="false"/>
-                <w:u w:val="none"/>
-                <w:sz w:val="22"/>
-                <w:szCs w:val="22"/>
-                <w:color w:val="000000"/>
-              </w:rPr>
-            </w:pPr>
-            <w:r>
-              <w:rPr>
-                <w:rFonts w:ascii="Helvetica" w:hAnsi="Helvetica" w:eastAsia="Helvetica" w:cs="Helvetica"/>
-                <w:i w:val="false"/>
-                <w:b w:val="false"/>
-                <w:u w:val="none"/>
-                <w:sz w:val="22"/>
-                <w:szCs w:val="22"/>
-                <w:color w:val="000000"/>
-              </w:rPr>
-              <w:t xml:space="preserve">0.920</w:t>
+              <w:t xml:space="preserve">0.79</w:t>
+            </w:r>
+          </w:p>
+        </w:tc>
+        <w:tc>
+          <w:tcPr>
+            <w:tcBorders>
+              <w:bottom w:val="none" w:sz="0" w:space="0" w:color="000000"/>
+              <w:top w:val="none" w:sz="0" w:space="0" w:color="000000"/>
+              <w:left w:val="none" w:sz="0" w:space="0" w:color="000000"/>
+              <w:right w:val="none" w:sz="0" w:space="0" w:color="000000"/>
+            </w:tcBorders>
+            <w:shd w:val="clear" w:color="auto" w:fill="FFFFFF"/>
+            <w:tcMar>
+              <w:top w:w="0" w:type="dxa"/>
+              <w:bottom w:w="0" w:type="dxa"/>
+              <w:left w:w="0" w:type="dxa"/>
+              <w:right w:w="0" w:type="dxa"/>
+            </w:tcMar>
+            <w:vAlign w:val="top"/>
+          </w:tcPr>
+          <w:p>
+            <w:pPr>
+              <w:pStyle w:val="Normal"/>
+              <w:jc w:val="center"/>
+              <w:pBdr>
+                <w:bottom w:val="none" w:sz="0" w:space="0" w:color="000000"/>
+                <w:top w:val="none" w:sz="0" w:space="0" w:color="000000"/>
+                <w:left w:val="none" w:sz="0" w:space="0" w:color="000000"/>
+                <w:right w:val="none" w:sz="0" w:space="0" w:color="000000"/>
+              </w:pBdr>
+              <w:spacing w:after="100" w:before="100" w:line="240"/>
+              <w:ind w:left="100" w:right="100" w:firstLine="0" w:firstLineChars="0"/>
+              <w:rPr>
+                <w:rFonts w:ascii="Helvetica" w:hAnsi="Helvetica" w:eastAsia="Helvetica" w:cs="Helvetica"/>
+                <w:i w:val="false"/>
+                <w:b w:val="false"/>
+                <w:u w:val="none"/>
+                <w:sz w:val="22"/>
+                <w:szCs w:val="22"/>
+                <w:color w:val="000000"/>
+              </w:rPr>
+            </w:pPr>
+            <w:r>
+              <w:rPr>
+                <w:rFonts w:ascii="Helvetica" w:hAnsi="Helvetica" w:eastAsia="Helvetica" w:cs="Helvetica"/>
+                <w:i w:val="false"/>
+                <w:b w:val="false"/>
+                <w:u w:val="none"/>
+                <w:sz w:val="22"/>
+                <w:szCs w:val="22"/>
+                <w:color w:val="000000"/>
+              </w:rPr>
+              <w:t xml:space="preserve">0.13, 4.99</w:t>
+            </w:r>
+          </w:p>
+        </w:tc>
+        <w:tc>
+          <w:tcPr>
+            <w:tcBorders>
+              <w:bottom w:val="none" w:sz="0" w:space="0" w:color="000000"/>
+              <w:top w:val="none" w:sz="0" w:space="0" w:color="000000"/>
+              <w:left w:val="none" w:sz="0" w:space="0" w:color="000000"/>
+              <w:right w:val="none" w:sz="0" w:space="0" w:color="000000"/>
+            </w:tcBorders>
+            <w:shd w:val="clear" w:color="auto" w:fill="FFFFFF"/>
+            <w:tcMar>
+              <w:top w:w="0" w:type="dxa"/>
+              <w:bottom w:w="0" w:type="dxa"/>
+              <w:left w:w="0" w:type="dxa"/>
+              <w:right w:w="0" w:type="dxa"/>
+            </w:tcMar>
+            <w:vAlign w:val="top"/>
+          </w:tcPr>
+          <w:p>
+            <w:pPr>
+              <w:pStyle w:val="Normal"/>
+              <w:jc w:val="center"/>
+              <w:pBdr>
+                <w:bottom w:val="none" w:sz="0" w:space="0" w:color="000000"/>
+                <w:top w:val="none" w:sz="0" w:space="0" w:color="000000"/>
+                <w:left w:val="none" w:sz="0" w:space="0" w:color="000000"/>
+                <w:right w:val="none" w:sz="0" w:space="0" w:color="000000"/>
+              </w:pBdr>
+              <w:spacing w:after="100" w:before="100" w:line="240"/>
+              <w:ind w:left="100" w:right="100" w:firstLine="0" w:firstLineChars="0"/>
+              <w:rPr>
+                <w:rFonts w:ascii="Helvetica" w:hAnsi="Helvetica" w:eastAsia="Helvetica" w:cs="Helvetica"/>
+                <w:i w:val="false"/>
+                <w:b w:val="false"/>
+                <w:u w:val="none"/>
+                <w:sz w:val="22"/>
+                <w:szCs w:val="22"/>
+                <w:color w:val="000000"/>
+              </w:rPr>
+            </w:pPr>
+            <w:r>
+              <w:rPr>
+                <w:rFonts w:ascii="Helvetica" w:hAnsi="Helvetica" w:eastAsia="Helvetica" w:cs="Helvetica"/>
+                <w:i w:val="false"/>
+                <w:b w:val="false"/>
+                <w:u w:val="none"/>
+                <w:sz w:val="22"/>
+                <w:szCs w:val="22"/>
+                <w:color w:val="000000"/>
+              </w:rPr>
+              <w:t xml:space="preserve">0.800</w:t>
             </w:r>
           </w:p>
         </w:tc>
@@ -2605,60 +2605,60 @@
                 <w:szCs w:val="22"/>
                 <w:color w:val="000000"/>
               </w:rPr>
-              <w:t xml:space="preserve">0.93, 1.04</w:t>
-            </w:r>
-          </w:p>
-        </w:tc>
-        <w:tc>
-          <w:tcPr>
-            <w:tcBorders>
-              <w:bottom w:val="none" w:sz="0" w:space="0" w:color="000000"/>
-              <w:top w:val="none" w:sz="0" w:space="0" w:color="000000"/>
-              <w:left w:val="none" w:sz="0" w:space="0" w:color="000000"/>
-              <w:right w:val="none" w:sz="0" w:space="0" w:color="000000"/>
-            </w:tcBorders>
-            <w:shd w:val="clear" w:color="auto" w:fill="FFFFFF"/>
-            <w:tcMar>
-              <w:top w:w="0" w:type="dxa"/>
-              <w:bottom w:w="0" w:type="dxa"/>
-              <w:left w:w="0" w:type="dxa"/>
-              <w:right w:w="0" w:type="dxa"/>
-            </w:tcMar>
-            <w:vAlign w:val="top"/>
-          </w:tcPr>
-          <w:p>
-            <w:pPr>
-              <w:pStyle w:val="Normal"/>
-              <w:jc w:val="center"/>
-              <w:pBdr>
-                <w:bottom w:val="none" w:sz="0" w:space="0" w:color="000000"/>
-                <w:top w:val="none" w:sz="0" w:space="0" w:color="000000"/>
-                <w:left w:val="none" w:sz="0" w:space="0" w:color="000000"/>
-                <w:right w:val="none" w:sz="0" w:space="0" w:color="000000"/>
-              </w:pBdr>
-              <w:spacing w:after="100" w:before="100" w:line="240"/>
-              <w:ind w:left="100" w:right="100" w:firstLine="0" w:firstLineChars="0"/>
-              <w:rPr>
-                <w:rFonts w:ascii="Helvetica" w:hAnsi="Helvetica" w:eastAsia="Helvetica" w:cs="Helvetica"/>
-                <w:i w:val="false"/>
-                <w:b w:val="false"/>
-                <w:u w:val="none"/>
-                <w:sz w:val="22"/>
-                <w:szCs w:val="22"/>
-                <w:color w:val="000000"/>
-              </w:rPr>
-            </w:pPr>
-            <w:r>
-              <w:rPr>
-                <w:rFonts w:ascii="Helvetica" w:hAnsi="Helvetica" w:eastAsia="Helvetica" w:cs="Helvetica"/>
-                <w:i w:val="false"/>
-                <w:b w:val="false"/>
-                <w:u w:val="none"/>
-                <w:sz w:val="22"/>
-                <w:szCs w:val="22"/>
-                <w:color w:val="000000"/>
-              </w:rPr>
-              <w:t xml:space="preserve">0.530</w:t>
+              <w:t xml:space="preserve">0.92, 1.03</w:t>
+            </w:r>
+          </w:p>
+        </w:tc>
+        <w:tc>
+          <w:tcPr>
+            <w:tcBorders>
+              <w:bottom w:val="none" w:sz="0" w:space="0" w:color="000000"/>
+              <w:top w:val="none" w:sz="0" w:space="0" w:color="000000"/>
+              <w:left w:val="none" w:sz="0" w:space="0" w:color="000000"/>
+              <w:right w:val="none" w:sz="0" w:space="0" w:color="000000"/>
+            </w:tcBorders>
+            <w:shd w:val="clear" w:color="auto" w:fill="FFFFFF"/>
+            <w:tcMar>
+              <w:top w:w="0" w:type="dxa"/>
+              <w:bottom w:w="0" w:type="dxa"/>
+              <w:left w:w="0" w:type="dxa"/>
+              <w:right w:w="0" w:type="dxa"/>
+            </w:tcMar>
+            <w:vAlign w:val="top"/>
+          </w:tcPr>
+          <w:p>
+            <w:pPr>
+              <w:pStyle w:val="Normal"/>
+              <w:jc w:val="center"/>
+              <w:pBdr>
+                <w:bottom w:val="none" w:sz="0" w:space="0" w:color="000000"/>
+                <w:top w:val="none" w:sz="0" w:space="0" w:color="000000"/>
+                <w:left w:val="none" w:sz="0" w:space="0" w:color="000000"/>
+                <w:right w:val="none" w:sz="0" w:space="0" w:color="000000"/>
+              </w:pBdr>
+              <w:spacing w:after="100" w:before="100" w:line="240"/>
+              <w:ind w:left="100" w:right="100" w:firstLine="0" w:firstLineChars="0"/>
+              <w:rPr>
+                <w:rFonts w:ascii="Helvetica" w:hAnsi="Helvetica" w:eastAsia="Helvetica" w:cs="Helvetica"/>
+                <w:i w:val="false"/>
+                <w:b w:val="false"/>
+                <w:u w:val="none"/>
+                <w:sz w:val="22"/>
+                <w:szCs w:val="22"/>
+                <w:color w:val="000000"/>
+              </w:rPr>
+            </w:pPr>
+            <w:r>
+              <w:rPr>
+                <w:rFonts w:ascii="Helvetica" w:hAnsi="Helvetica" w:eastAsia="Helvetica" w:cs="Helvetica"/>
+                <w:i w:val="false"/>
+                <w:b w:val="false"/>
+                <w:u w:val="none"/>
+                <w:sz w:val="22"/>
+                <w:szCs w:val="22"/>
+                <w:color w:val="000000"/>
+              </w:rPr>
+              <w:t xml:space="preserve">0.380</w:t>
             </w:r>
           </w:p>
         </w:tc>
@@ -4001,113 +4001,113 @@
                 <w:szCs w:val="22"/>
                 <w:color w:val="000000"/>
               </w:rPr>
-              <w:t xml:space="preserve">1.16</w:t>
-            </w:r>
-          </w:p>
-        </w:tc>
-        <w:tc>
-          <w:tcPr>
-            <w:tcBorders>
-              <w:bottom w:val="none" w:sz="0" w:space="0" w:color="000000"/>
-              <w:top w:val="none" w:sz="0" w:space="0" w:color="000000"/>
-              <w:left w:val="none" w:sz="0" w:space="0" w:color="000000"/>
-              <w:right w:val="none" w:sz="0" w:space="0" w:color="000000"/>
-            </w:tcBorders>
-            <w:shd w:val="clear" w:color="auto" w:fill="FFFFFF"/>
-            <w:tcMar>
-              <w:top w:w="0" w:type="dxa"/>
-              <w:bottom w:w="0" w:type="dxa"/>
-              <w:left w:w="0" w:type="dxa"/>
-              <w:right w:w="0" w:type="dxa"/>
-            </w:tcMar>
-            <w:vAlign w:val="top"/>
-          </w:tcPr>
-          <w:p>
-            <w:pPr>
-              <w:pStyle w:val="Normal"/>
-              <w:jc w:val="center"/>
-              <w:pBdr>
-                <w:bottom w:val="none" w:sz="0" w:space="0" w:color="000000"/>
-                <w:top w:val="none" w:sz="0" w:space="0" w:color="000000"/>
-                <w:left w:val="none" w:sz="0" w:space="0" w:color="000000"/>
-                <w:right w:val="none" w:sz="0" w:space="0" w:color="000000"/>
-              </w:pBdr>
-              <w:spacing w:after="100" w:before="100" w:line="240"/>
-              <w:ind w:left="100" w:right="100" w:firstLine="0" w:firstLineChars="0"/>
-              <w:rPr>
-                <w:rFonts w:ascii="Helvetica" w:hAnsi="Helvetica" w:eastAsia="Helvetica" w:cs="Helvetica"/>
-                <w:i w:val="false"/>
-                <w:b w:val="false"/>
-                <w:u w:val="none"/>
-                <w:sz w:val="22"/>
-                <w:szCs w:val="22"/>
-                <w:color w:val="000000"/>
-              </w:rPr>
-            </w:pPr>
-            <w:r>
-              <w:rPr>
-                <w:rFonts w:ascii="Helvetica" w:hAnsi="Helvetica" w:eastAsia="Helvetica" w:cs="Helvetica"/>
-                <w:i w:val="false"/>
-                <w:b w:val="false"/>
-                <w:u w:val="none"/>
-                <w:sz w:val="22"/>
-                <w:szCs w:val="22"/>
-                <w:color w:val="000000"/>
-              </w:rPr>
-              <w:t xml:space="preserve">0.22, 6.28</w:t>
-            </w:r>
-          </w:p>
-        </w:tc>
-        <w:tc>
-          <w:tcPr>
-            <w:tcBorders>
-              <w:bottom w:val="none" w:sz="0" w:space="0" w:color="000000"/>
-              <w:top w:val="none" w:sz="0" w:space="0" w:color="000000"/>
-              <w:left w:val="none" w:sz="0" w:space="0" w:color="000000"/>
-              <w:right w:val="none" w:sz="0" w:space="0" w:color="000000"/>
-            </w:tcBorders>
-            <w:shd w:val="clear" w:color="auto" w:fill="FFFFFF"/>
-            <w:tcMar>
-              <w:top w:w="0" w:type="dxa"/>
-              <w:bottom w:w="0" w:type="dxa"/>
-              <w:left w:w="0" w:type="dxa"/>
-              <w:right w:w="0" w:type="dxa"/>
-            </w:tcMar>
-            <w:vAlign w:val="top"/>
-          </w:tcPr>
-          <w:p>
-            <w:pPr>
-              <w:pStyle w:val="Normal"/>
-              <w:jc w:val="center"/>
-              <w:pBdr>
-                <w:bottom w:val="none" w:sz="0" w:space="0" w:color="000000"/>
-                <w:top w:val="none" w:sz="0" w:space="0" w:color="000000"/>
-                <w:left w:val="none" w:sz="0" w:space="0" w:color="000000"/>
-                <w:right w:val="none" w:sz="0" w:space="0" w:color="000000"/>
-              </w:pBdr>
-              <w:spacing w:after="100" w:before="100" w:line="240"/>
-              <w:ind w:left="100" w:right="100" w:firstLine="0" w:firstLineChars="0"/>
-              <w:rPr>
-                <w:rFonts w:ascii="Helvetica" w:hAnsi="Helvetica" w:eastAsia="Helvetica" w:cs="Helvetica"/>
-                <w:i w:val="false"/>
-                <w:b w:val="false"/>
-                <w:u w:val="none"/>
-                <w:sz w:val="22"/>
-                <w:szCs w:val="22"/>
-                <w:color w:val="000000"/>
-              </w:rPr>
-            </w:pPr>
-            <w:r>
-              <w:rPr>
-                <w:rFonts w:ascii="Helvetica" w:hAnsi="Helvetica" w:eastAsia="Helvetica" w:cs="Helvetica"/>
-                <w:i w:val="false"/>
-                <w:b w:val="false"/>
-                <w:u w:val="none"/>
-                <w:sz w:val="22"/>
-                <w:szCs w:val="22"/>
-                <w:color w:val="000000"/>
-              </w:rPr>
-              <w:t xml:space="preserve">0.860</w:t>
+              <w:t xml:space="preserve">1.96</w:t>
+            </w:r>
+          </w:p>
+        </w:tc>
+        <w:tc>
+          <w:tcPr>
+            <w:tcBorders>
+              <w:bottom w:val="none" w:sz="0" w:space="0" w:color="000000"/>
+              <w:top w:val="none" w:sz="0" w:space="0" w:color="000000"/>
+              <w:left w:val="none" w:sz="0" w:space="0" w:color="000000"/>
+              <w:right w:val="none" w:sz="0" w:space="0" w:color="000000"/>
+            </w:tcBorders>
+            <w:shd w:val="clear" w:color="auto" w:fill="FFFFFF"/>
+            <w:tcMar>
+              <w:top w:w="0" w:type="dxa"/>
+              <w:bottom w:w="0" w:type="dxa"/>
+              <w:left w:w="0" w:type="dxa"/>
+              <w:right w:w="0" w:type="dxa"/>
+            </w:tcMar>
+            <w:vAlign w:val="top"/>
+          </w:tcPr>
+          <w:p>
+            <w:pPr>
+              <w:pStyle w:val="Normal"/>
+              <w:jc w:val="center"/>
+              <w:pBdr>
+                <w:bottom w:val="none" w:sz="0" w:space="0" w:color="000000"/>
+                <w:top w:val="none" w:sz="0" w:space="0" w:color="000000"/>
+                <w:left w:val="none" w:sz="0" w:space="0" w:color="000000"/>
+                <w:right w:val="none" w:sz="0" w:space="0" w:color="000000"/>
+              </w:pBdr>
+              <w:spacing w:after="100" w:before="100" w:line="240"/>
+              <w:ind w:left="100" w:right="100" w:firstLine="0" w:firstLineChars="0"/>
+              <w:rPr>
+                <w:rFonts w:ascii="Helvetica" w:hAnsi="Helvetica" w:eastAsia="Helvetica" w:cs="Helvetica"/>
+                <w:i w:val="false"/>
+                <w:b w:val="false"/>
+                <w:u w:val="none"/>
+                <w:sz w:val="22"/>
+                <w:szCs w:val="22"/>
+                <w:color w:val="000000"/>
+              </w:rPr>
+            </w:pPr>
+            <w:r>
+              <w:rPr>
+                <w:rFonts w:ascii="Helvetica" w:hAnsi="Helvetica" w:eastAsia="Helvetica" w:cs="Helvetica"/>
+                <w:i w:val="false"/>
+                <w:b w:val="false"/>
+                <w:u w:val="none"/>
+                <w:sz w:val="22"/>
+                <w:szCs w:val="22"/>
+                <w:color w:val="000000"/>
+              </w:rPr>
+              <w:t xml:space="preserve">0.36, 10.6</w:t>
+            </w:r>
+          </w:p>
+        </w:tc>
+        <w:tc>
+          <w:tcPr>
+            <w:tcBorders>
+              <w:bottom w:val="none" w:sz="0" w:space="0" w:color="000000"/>
+              <w:top w:val="none" w:sz="0" w:space="0" w:color="000000"/>
+              <w:left w:val="none" w:sz="0" w:space="0" w:color="000000"/>
+              <w:right w:val="none" w:sz="0" w:space="0" w:color="000000"/>
+            </w:tcBorders>
+            <w:shd w:val="clear" w:color="auto" w:fill="FFFFFF"/>
+            <w:tcMar>
+              <w:top w:w="0" w:type="dxa"/>
+              <w:bottom w:w="0" w:type="dxa"/>
+              <w:left w:w="0" w:type="dxa"/>
+              <w:right w:w="0" w:type="dxa"/>
+            </w:tcMar>
+            <w:vAlign w:val="top"/>
+          </w:tcPr>
+          <w:p>
+            <w:pPr>
+              <w:pStyle w:val="Normal"/>
+              <w:jc w:val="center"/>
+              <w:pBdr>
+                <w:bottom w:val="none" w:sz="0" w:space="0" w:color="000000"/>
+                <w:top w:val="none" w:sz="0" w:space="0" w:color="000000"/>
+                <w:left w:val="none" w:sz="0" w:space="0" w:color="000000"/>
+                <w:right w:val="none" w:sz="0" w:space="0" w:color="000000"/>
+              </w:pBdr>
+              <w:spacing w:after="100" w:before="100" w:line="240"/>
+              <w:ind w:left="100" w:right="100" w:firstLine="0" w:firstLineChars="0"/>
+              <w:rPr>
+                <w:rFonts w:ascii="Helvetica" w:hAnsi="Helvetica" w:eastAsia="Helvetica" w:cs="Helvetica"/>
+                <w:i w:val="false"/>
+                <w:b w:val="false"/>
+                <w:u w:val="none"/>
+                <w:sz w:val="22"/>
+                <w:szCs w:val="22"/>
+                <w:color w:val="000000"/>
+              </w:rPr>
+            </w:pPr>
+            <w:r>
+              <w:rPr>
+                <w:rFonts w:ascii="Helvetica" w:hAnsi="Helvetica" w:eastAsia="Helvetica" w:cs="Helvetica"/>
+                <w:i w:val="false"/>
+                <w:b w:val="false"/>
+                <w:u w:val="none"/>
+                <w:sz w:val="22"/>
+                <w:szCs w:val="22"/>
+                <w:color w:val="000000"/>
+              </w:rPr>
+              <w:t xml:space="preserve">0.430</w:t>
             </w:r>
           </w:p>
         </w:tc>
@@ -4484,113 +4484,113 @@
                 <w:szCs w:val="22"/>
                 <w:color w:val="000000"/>
               </w:rPr>
-              <w:t xml:space="preserve">1.05</w:t>
-            </w:r>
-          </w:p>
-        </w:tc>
-        <w:tc>
-          <w:tcPr>
-            <w:tcBorders>
-              <w:bottom w:val="none" w:sz="0" w:space="0" w:color="000000"/>
-              <w:top w:val="none" w:sz="0" w:space="0" w:color="000000"/>
-              <w:left w:val="none" w:sz="0" w:space="0" w:color="000000"/>
-              <w:right w:val="none" w:sz="0" w:space="0" w:color="000000"/>
-            </w:tcBorders>
-            <w:shd w:val="clear" w:color="auto" w:fill="FFFFFF"/>
-            <w:tcMar>
-              <w:top w:w="0" w:type="dxa"/>
-              <w:bottom w:w="0" w:type="dxa"/>
-              <w:left w:w="0" w:type="dxa"/>
-              <w:right w:w="0" w:type="dxa"/>
-            </w:tcMar>
-            <w:vAlign w:val="top"/>
-          </w:tcPr>
-          <w:p>
-            <w:pPr>
-              <w:pStyle w:val="Normal"/>
-              <w:jc w:val="center"/>
-              <w:pBdr>
-                <w:bottom w:val="none" w:sz="0" w:space="0" w:color="000000"/>
-                <w:top w:val="none" w:sz="0" w:space="0" w:color="000000"/>
-                <w:left w:val="none" w:sz="0" w:space="0" w:color="000000"/>
-                <w:right w:val="none" w:sz="0" w:space="0" w:color="000000"/>
-              </w:pBdr>
-              <w:spacing w:after="100" w:before="100" w:line="240"/>
-              <w:ind w:left="100" w:right="100" w:firstLine="0" w:firstLineChars="0"/>
-              <w:rPr>
-                <w:rFonts w:ascii="Helvetica" w:hAnsi="Helvetica" w:eastAsia="Helvetica" w:cs="Helvetica"/>
-                <w:i w:val="false"/>
-                <w:b w:val="false"/>
-                <w:u w:val="none"/>
-                <w:sz w:val="22"/>
-                <w:szCs w:val="22"/>
-                <w:color w:val="000000"/>
-              </w:rPr>
-            </w:pPr>
-            <w:r>
-              <w:rPr>
-                <w:rFonts w:ascii="Helvetica" w:hAnsi="Helvetica" w:eastAsia="Helvetica" w:cs="Helvetica"/>
-                <w:i w:val="false"/>
-                <w:b w:val="false"/>
-                <w:u w:val="none"/>
-                <w:sz w:val="22"/>
-                <w:szCs w:val="22"/>
-                <w:color w:val="000000"/>
-              </w:rPr>
-              <w:t xml:space="preserve">0.81, 1.38</w:t>
-            </w:r>
-          </w:p>
-        </w:tc>
-        <w:tc>
-          <w:tcPr>
-            <w:tcBorders>
-              <w:bottom w:val="none" w:sz="0" w:space="0" w:color="000000"/>
-              <w:top w:val="none" w:sz="0" w:space="0" w:color="000000"/>
-              <w:left w:val="none" w:sz="0" w:space="0" w:color="000000"/>
-              <w:right w:val="none" w:sz="0" w:space="0" w:color="000000"/>
-            </w:tcBorders>
-            <w:shd w:val="clear" w:color="auto" w:fill="FFFFFF"/>
-            <w:tcMar>
-              <w:top w:w="0" w:type="dxa"/>
-              <w:bottom w:w="0" w:type="dxa"/>
-              <w:left w:w="0" w:type="dxa"/>
-              <w:right w:w="0" w:type="dxa"/>
-            </w:tcMar>
-            <w:vAlign w:val="top"/>
-          </w:tcPr>
-          <w:p>
-            <w:pPr>
-              <w:pStyle w:val="Normal"/>
-              <w:jc w:val="center"/>
-              <w:pBdr>
-                <w:bottom w:val="none" w:sz="0" w:space="0" w:color="000000"/>
-                <w:top w:val="none" w:sz="0" w:space="0" w:color="000000"/>
-                <w:left w:val="none" w:sz="0" w:space="0" w:color="000000"/>
-                <w:right w:val="none" w:sz="0" w:space="0" w:color="000000"/>
-              </w:pBdr>
-              <w:spacing w:after="100" w:before="100" w:line="240"/>
-              <w:ind w:left="100" w:right="100" w:firstLine="0" w:firstLineChars="0"/>
-              <w:rPr>
-                <w:rFonts w:ascii="Helvetica" w:hAnsi="Helvetica" w:eastAsia="Helvetica" w:cs="Helvetica"/>
-                <w:i w:val="false"/>
-                <w:b w:val="false"/>
-                <w:u w:val="none"/>
-                <w:sz w:val="22"/>
-                <w:szCs w:val="22"/>
-                <w:color w:val="000000"/>
-              </w:rPr>
-            </w:pPr>
-            <w:r>
-              <w:rPr>
-                <w:rFonts w:ascii="Helvetica" w:hAnsi="Helvetica" w:eastAsia="Helvetica" w:cs="Helvetica"/>
-                <w:i w:val="false"/>
-                <w:b w:val="false"/>
-                <w:u w:val="none"/>
-                <w:sz w:val="22"/>
-                <w:szCs w:val="22"/>
-                <w:color w:val="000000"/>
-              </w:rPr>
-              <w:t xml:space="preserve">0.700</w:t>
+              <w:t xml:space="preserve">1.07</w:t>
+            </w:r>
+          </w:p>
+        </w:tc>
+        <w:tc>
+          <w:tcPr>
+            <w:tcBorders>
+              <w:bottom w:val="none" w:sz="0" w:space="0" w:color="000000"/>
+              <w:top w:val="none" w:sz="0" w:space="0" w:color="000000"/>
+              <w:left w:val="none" w:sz="0" w:space="0" w:color="000000"/>
+              <w:right w:val="none" w:sz="0" w:space="0" w:color="000000"/>
+            </w:tcBorders>
+            <w:shd w:val="clear" w:color="auto" w:fill="FFFFFF"/>
+            <w:tcMar>
+              <w:top w:w="0" w:type="dxa"/>
+              <w:bottom w:w="0" w:type="dxa"/>
+              <w:left w:w="0" w:type="dxa"/>
+              <w:right w:w="0" w:type="dxa"/>
+            </w:tcMar>
+            <w:vAlign w:val="top"/>
+          </w:tcPr>
+          <w:p>
+            <w:pPr>
+              <w:pStyle w:val="Normal"/>
+              <w:jc w:val="center"/>
+              <w:pBdr>
+                <w:bottom w:val="none" w:sz="0" w:space="0" w:color="000000"/>
+                <w:top w:val="none" w:sz="0" w:space="0" w:color="000000"/>
+                <w:left w:val="none" w:sz="0" w:space="0" w:color="000000"/>
+                <w:right w:val="none" w:sz="0" w:space="0" w:color="000000"/>
+              </w:pBdr>
+              <w:spacing w:after="100" w:before="100" w:line="240"/>
+              <w:ind w:left="100" w:right="100" w:firstLine="0" w:firstLineChars="0"/>
+              <w:rPr>
+                <w:rFonts w:ascii="Helvetica" w:hAnsi="Helvetica" w:eastAsia="Helvetica" w:cs="Helvetica"/>
+                <w:i w:val="false"/>
+                <w:b w:val="false"/>
+                <w:u w:val="none"/>
+                <w:sz w:val="22"/>
+                <w:szCs w:val="22"/>
+                <w:color w:val="000000"/>
+              </w:rPr>
+            </w:pPr>
+            <w:r>
+              <w:rPr>
+                <w:rFonts w:ascii="Helvetica" w:hAnsi="Helvetica" w:eastAsia="Helvetica" w:cs="Helvetica"/>
+                <w:i w:val="false"/>
+                <w:b w:val="false"/>
+                <w:u w:val="none"/>
+                <w:sz w:val="22"/>
+                <w:szCs w:val="22"/>
+                <w:color w:val="000000"/>
+              </w:rPr>
+              <w:t xml:space="preserve">0.84, 1.36</w:t>
+            </w:r>
+          </w:p>
+        </w:tc>
+        <w:tc>
+          <w:tcPr>
+            <w:tcBorders>
+              <w:bottom w:val="none" w:sz="0" w:space="0" w:color="000000"/>
+              <w:top w:val="none" w:sz="0" w:space="0" w:color="000000"/>
+              <w:left w:val="none" w:sz="0" w:space="0" w:color="000000"/>
+              <w:right w:val="none" w:sz="0" w:space="0" w:color="000000"/>
+            </w:tcBorders>
+            <w:shd w:val="clear" w:color="auto" w:fill="FFFFFF"/>
+            <w:tcMar>
+              <w:top w:w="0" w:type="dxa"/>
+              <w:bottom w:w="0" w:type="dxa"/>
+              <w:left w:w="0" w:type="dxa"/>
+              <w:right w:w="0" w:type="dxa"/>
+            </w:tcMar>
+            <w:vAlign w:val="top"/>
+          </w:tcPr>
+          <w:p>
+            <w:pPr>
+              <w:pStyle w:val="Normal"/>
+              <w:jc w:val="center"/>
+              <w:pBdr>
+                <w:bottom w:val="none" w:sz="0" w:space="0" w:color="000000"/>
+                <w:top w:val="none" w:sz="0" w:space="0" w:color="000000"/>
+                <w:left w:val="none" w:sz="0" w:space="0" w:color="000000"/>
+                <w:right w:val="none" w:sz="0" w:space="0" w:color="000000"/>
+              </w:pBdr>
+              <w:spacing w:after="100" w:before="100" w:line="240"/>
+              <w:ind w:left="100" w:right="100" w:firstLine="0" w:firstLineChars="0"/>
+              <w:rPr>
+                <w:rFonts w:ascii="Helvetica" w:hAnsi="Helvetica" w:eastAsia="Helvetica" w:cs="Helvetica"/>
+                <w:i w:val="false"/>
+                <w:b w:val="false"/>
+                <w:u w:val="none"/>
+                <w:sz w:val="22"/>
+                <w:szCs w:val="22"/>
+                <w:color w:val="000000"/>
+              </w:rPr>
+            </w:pPr>
+            <w:r>
+              <w:rPr>
+                <w:rFonts w:ascii="Helvetica" w:hAnsi="Helvetica" w:eastAsia="Helvetica" w:cs="Helvetica"/>
+                <w:i w:val="false"/>
+                <w:b w:val="false"/>
+                <w:u w:val="none"/>
+                <w:sz w:val="22"/>
+                <w:szCs w:val="22"/>
+                <w:color w:val="000000"/>
+              </w:rPr>
+              <w:t xml:space="preserve">0.590</w:t>
             </w:r>
           </w:p>
         </w:tc>
@@ -5933,113 +5933,113 @@
                 <w:szCs w:val="22"/>
                 <w:color w:val="000000"/>
               </w:rPr>
-              <w:t xml:space="preserve">2.17</w:t>
-            </w:r>
-          </w:p>
-        </w:tc>
-        <w:tc>
-          <w:tcPr>
-            <w:tcBorders>
-              <w:bottom w:val="none" w:sz="0" w:space="0" w:color="000000"/>
-              <w:top w:val="none" w:sz="0" w:space="0" w:color="000000"/>
-              <w:left w:val="none" w:sz="0" w:space="0" w:color="000000"/>
-              <w:right w:val="none" w:sz="0" w:space="0" w:color="000000"/>
-            </w:tcBorders>
-            <w:shd w:val="clear" w:color="auto" w:fill="FFFFFF"/>
-            <w:tcMar>
-              <w:top w:w="0" w:type="dxa"/>
-              <w:bottom w:w="0" w:type="dxa"/>
-              <w:left w:w="0" w:type="dxa"/>
-              <w:right w:w="0" w:type="dxa"/>
-            </w:tcMar>
-            <w:vAlign w:val="top"/>
-          </w:tcPr>
-          <w:p>
-            <w:pPr>
-              <w:pStyle w:val="Normal"/>
-              <w:jc w:val="center"/>
-              <w:pBdr>
-                <w:bottom w:val="none" w:sz="0" w:space="0" w:color="000000"/>
-                <w:top w:val="none" w:sz="0" w:space="0" w:color="000000"/>
-                <w:left w:val="none" w:sz="0" w:space="0" w:color="000000"/>
-                <w:right w:val="none" w:sz="0" w:space="0" w:color="000000"/>
-              </w:pBdr>
-              <w:spacing w:after="100" w:before="100" w:line="240"/>
-              <w:ind w:left="100" w:right="100" w:firstLine="0" w:firstLineChars="0"/>
-              <w:rPr>
-                <w:rFonts w:ascii="Helvetica" w:hAnsi="Helvetica" w:eastAsia="Helvetica" w:cs="Helvetica"/>
-                <w:i w:val="false"/>
-                <w:b w:val="false"/>
-                <w:u w:val="none"/>
-                <w:sz w:val="22"/>
-                <w:szCs w:val="22"/>
-                <w:color w:val="000000"/>
-              </w:rPr>
-            </w:pPr>
-            <w:r>
-              <w:rPr>
-                <w:rFonts w:ascii="Helvetica" w:hAnsi="Helvetica" w:eastAsia="Helvetica" w:cs="Helvetica"/>
-                <w:i w:val="false"/>
-                <w:b w:val="false"/>
-                <w:u w:val="none"/>
-                <w:sz w:val="22"/>
-                <w:szCs w:val="22"/>
-                <w:color w:val="000000"/>
-              </w:rPr>
-              <w:t xml:space="preserve">0.62, 7.58</w:t>
-            </w:r>
-          </w:p>
-        </w:tc>
-        <w:tc>
-          <w:tcPr>
-            <w:tcBorders>
-              <w:bottom w:val="none" w:sz="0" w:space="0" w:color="000000"/>
-              <w:top w:val="none" w:sz="0" w:space="0" w:color="000000"/>
-              <w:left w:val="none" w:sz="0" w:space="0" w:color="000000"/>
-              <w:right w:val="none" w:sz="0" w:space="0" w:color="000000"/>
-            </w:tcBorders>
-            <w:shd w:val="clear" w:color="auto" w:fill="FFFFFF"/>
-            <w:tcMar>
-              <w:top w:w="0" w:type="dxa"/>
-              <w:bottom w:w="0" w:type="dxa"/>
-              <w:left w:w="0" w:type="dxa"/>
-              <w:right w:w="0" w:type="dxa"/>
-            </w:tcMar>
-            <w:vAlign w:val="top"/>
-          </w:tcPr>
-          <w:p>
-            <w:pPr>
-              <w:pStyle w:val="Normal"/>
-              <w:jc w:val="center"/>
-              <w:pBdr>
-                <w:bottom w:val="none" w:sz="0" w:space="0" w:color="000000"/>
-                <w:top w:val="none" w:sz="0" w:space="0" w:color="000000"/>
-                <w:left w:val="none" w:sz="0" w:space="0" w:color="000000"/>
-                <w:right w:val="none" w:sz="0" w:space="0" w:color="000000"/>
-              </w:pBdr>
-              <w:spacing w:after="100" w:before="100" w:line="240"/>
-              <w:ind w:left="100" w:right="100" w:firstLine="0" w:firstLineChars="0"/>
-              <w:rPr>
-                <w:rFonts w:ascii="Helvetica" w:hAnsi="Helvetica" w:eastAsia="Helvetica" w:cs="Helvetica"/>
-                <w:i w:val="false"/>
-                <w:b w:val="false"/>
-                <w:u w:val="none"/>
-                <w:sz w:val="22"/>
-                <w:szCs w:val="22"/>
-                <w:color w:val="000000"/>
-              </w:rPr>
-            </w:pPr>
-            <w:r>
-              <w:rPr>
-                <w:rFonts w:ascii="Helvetica" w:hAnsi="Helvetica" w:eastAsia="Helvetica" w:cs="Helvetica"/>
-                <w:i w:val="false"/>
-                <w:b w:val="false"/>
-                <w:u w:val="none"/>
-                <w:sz w:val="22"/>
-                <w:szCs w:val="22"/>
-                <w:color w:val="000000"/>
-              </w:rPr>
-              <w:t xml:space="preserve">0.220</w:t>
+              <w:t xml:space="preserve">1.87</w:t>
+            </w:r>
+          </w:p>
+        </w:tc>
+        <w:tc>
+          <w:tcPr>
+            <w:tcBorders>
+              <w:bottom w:val="none" w:sz="0" w:space="0" w:color="000000"/>
+              <w:top w:val="none" w:sz="0" w:space="0" w:color="000000"/>
+              <w:left w:val="none" w:sz="0" w:space="0" w:color="000000"/>
+              <w:right w:val="none" w:sz="0" w:space="0" w:color="000000"/>
+            </w:tcBorders>
+            <w:shd w:val="clear" w:color="auto" w:fill="FFFFFF"/>
+            <w:tcMar>
+              <w:top w:w="0" w:type="dxa"/>
+              <w:bottom w:w="0" w:type="dxa"/>
+              <w:left w:w="0" w:type="dxa"/>
+              <w:right w:w="0" w:type="dxa"/>
+            </w:tcMar>
+            <w:vAlign w:val="top"/>
+          </w:tcPr>
+          <w:p>
+            <w:pPr>
+              <w:pStyle w:val="Normal"/>
+              <w:jc w:val="center"/>
+              <w:pBdr>
+                <w:bottom w:val="none" w:sz="0" w:space="0" w:color="000000"/>
+                <w:top w:val="none" w:sz="0" w:space="0" w:color="000000"/>
+                <w:left w:val="none" w:sz="0" w:space="0" w:color="000000"/>
+                <w:right w:val="none" w:sz="0" w:space="0" w:color="000000"/>
+              </w:pBdr>
+              <w:spacing w:after="100" w:before="100" w:line="240"/>
+              <w:ind w:left="100" w:right="100" w:firstLine="0" w:firstLineChars="0"/>
+              <w:rPr>
+                <w:rFonts w:ascii="Helvetica" w:hAnsi="Helvetica" w:eastAsia="Helvetica" w:cs="Helvetica"/>
+                <w:i w:val="false"/>
+                <w:b w:val="false"/>
+                <w:u w:val="none"/>
+                <w:sz w:val="22"/>
+                <w:szCs w:val="22"/>
+                <w:color w:val="000000"/>
+              </w:rPr>
+            </w:pPr>
+            <w:r>
+              <w:rPr>
+                <w:rFonts w:ascii="Helvetica" w:hAnsi="Helvetica" w:eastAsia="Helvetica" w:cs="Helvetica"/>
+                <w:i w:val="false"/>
+                <w:b w:val="false"/>
+                <w:u w:val="none"/>
+                <w:sz w:val="22"/>
+                <w:szCs w:val="22"/>
+                <w:color w:val="000000"/>
+              </w:rPr>
+              <w:t xml:space="preserve">0.54, 6.40</w:t>
+            </w:r>
+          </w:p>
+        </w:tc>
+        <w:tc>
+          <w:tcPr>
+            <w:tcBorders>
+              <w:bottom w:val="none" w:sz="0" w:space="0" w:color="000000"/>
+              <w:top w:val="none" w:sz="0" w:space="0" w:color="000000"/>
+              <w:left w:val="none" w:sz="0" w:space="0" w:color="000000"/>
+              <w:right w:val="none" w:sz="0" w:space="0" w:color="000000"/>
+            </w:tcBorders>
+            <w:shd w:val="clear" w:color="auto" w:fill="FFFFFF"/>
+            <w:tcMar>
+              <w:top w:w="0" w:type="dxa"/>
+              <w:bottom w:w="0" w:type="dxa"/>
+              <w:left w:w="0" w:type="dxa"/>
+              <w:right w:w="0" w:type="dxa"/>
+            </w:tcMar>
+            <w:vAlign w:val="top"/>
+          </w:tcPr>
+          <w:p>
+            <w:pPr>
+              <w:pStyle w:val="Normal"/>
+              <w:jc w:val="center"/>
+              <w:pBdr>
+                <w:bottom w:val="none" w:sz="0" w:space="0" w:color="000000"/>
+                <w:top w:val="none" w:sz="0" w:space="0" w:color="000000"/>
+                <w:left w:val="none" w:sz="0" w:space="0" w:color="000000"/>
+                <w:right w:val="none" w:sz="0" w:space="0" w:color="000000"/>
+              </w:pBdr>
+              <w:spacing w:after="100" w:before="100" w:line="240"/>
+              <w:ind w:left="100" w:right="100" w:firstLine="0" w:firstLineChars="0"/>
+              <w:rPr>
+                <w:rFonts w:ascii="Helvetica" w:hAnsi="Helvetica" w:eastAsia="Helvetica" w:cs="Helvetica"/>
+                <w:i w:val="false"/>
+                <w:b w:val="false"/>
+                <w:u w:val="none"/>
+                <w:sz w:val="22"/>
+                <w:szCs w:val="22"/>
+                <w:color w:val="000000"/>
+              </w:rPr>
+            </w:pPr>
+            <w:r>
+              <w:rPr>
+                <w:rFonts w:ascii="Helvetica" w:hAnsi="Helvetica" w:eastAsia="Helvetica" w:cs="Helvetica"/>
+                <w:i w:val="false"/>
+                <w:b w:val="false"/>
+                <w:u w:val="none"/>
+                <w:sz w:val="22"/>
+                <w:szCs w:val="22"/>
+                <w:color w:val="000000"/>
+              </w:rPr>
+              <w:t xml:space="preserve">0.320</w:t>
             </w:r>
           </w:p>
         </w:tc>
@@ -7382,113 +7382,113 @@
                 <w:szCs w:val="22"/>
                 <w:color w:val="000000"/>
               </w:rPr>
-              <w:t xml:space="preserve">8.44</w:t>
-            </w:r>
-          </w:p>
-        </w:tc>
-        <w:tc>
-          <w:tcPr>
-            <w:tcBorders>
-              <w:bottom w:val="none" w:sz="0" w:space="0" w:color="000000"/>
-              <w:top w:val="none" w:sz="0" w:space="0" w:color="000000"/>
-              <w:left w:val="none" w:sz="0" w:space="0" w:color="000000"/>
-              <w:right w:val="none" w:sz="0" w:space="0" w:color="000000"/>
-            </w:tcBorders>
-            <w:shd w:val="clear" w:color="auto" w:fill="FFFFFF"/>
-            <w:tcMar>
-              <w:top w:w="0" w:type="dxa"/>
-              <w:bottom w:w="0" w:type="dxa"/>
-              <w:left w:w="0" w:type="dxa"/>
-              <w:right w:w="0" w:type="dxa"/>
-            </w:tcMar>
-            <w:vAlign w:val="top"/>
-          </w:tcPr>
-          <w:p>
-            <w:pPr>
-              <w:pStyle w:val="Normal"/>
-              <w:jc w:val="center"/>
-              <w:pBdr>
-                <w:bottom w:val="none" w:sz="0" w:space="0" w:color="000000"/>
-                <w:top w:val="none" w:sz="0" w:space="0" w:color="000000"/>
-                <w:left w:val="none" w:sz="0" w:space="0" w:color="000000"/>
-                <w:right w:val="none" w:sz="0" w:space="0" w:color="000000"/>
-              </w:pBdr>
-              <w:spacing w:after="100" w:before="100" w:line="240"/>
-              <w:ind w:left="100" w:right="100" w:firstLine="0" w:firstLineChars="0"/>
-              <w:rPr>
-                <w:rFonts w:ascii="Helvetica" w:hAnsi="Helvetica" w:eastAsia="Helvetica" w:cs="Helvetica"/>
-                <w:i w:val="false"/>
-                <w:b w:val="false"/>
-                <w:u w:val="none"/>
-                <w:sz w:val="22"/>
-                <w:szCs w:val="22"/>
-                <w:color w:val="000000"/>
-              </w:rPr>
-            </w:pPr>
-            <w:r>
-              <w:rPr>
-                <w:rFonts w:ascii="Helvetica" w:hAnsi="Helvetica" w:eastAsia="Helvetica" w:cs="Helvetica"/>
-                <w:i w:val="false"/>
-                <w:b w:val="false"/>
-                <w:u w:val="none"/>
-                <w:sz w:val="22"/>
-                <w:szCs w:val="22"/>
-                <w:color w:val="000000"/>
-              </w:rPr>
-              <w:t xml:space="preserve">0.99, 71.7</w:t>
-            </w:r>
-          </w:p>
-        </w:tc>
-        <w:tc>
-          <w:tcPr>
-            <w:tcBorders>
-              <w:bottom w:val="none" w:sz="0" w:space="0" w:color="000000"/>
-              <w:top w:val="none" w:sz="0" w:space="0" w:color="000000"/>
-              <w:left w:val="none" w:sz="0" w:space="0" w:color="000000"/>
-              <w:right w:val="none" w:sz="0" w:space="0" w:color="000000"/>
-            </w:tcBorders>
-            <w:shd w:val="clear" w:color="auto" w:fill="FFFFFF"/>
-            <w:tcMar>
-              <w:top w:w="0" w:type="dxa"/>
-              <w:bottom w:w="0" w:type="dxa"/>
-              <w:left w:w="0" w:type="dxa"/>
-              <w:right w:w="0" w:type="dxa"/>
-            </w:tcMar>
-            <w:vAlign w:val="top"/>
-          </w:tcPr>
-          <w:p>
-            <w:pPr>
-              <w:pStyle w:val="Normal"/>
-              <w:jc w:val="center"/>
-              <w:pBdr>
-                <w:bottom w:val="none" w:sz="0" w:space="0" w:color="000000"/>
-                <w:top w:val="none" w:sz="0" w:space="0" w:color="000000"/>
-                <w:left w:val="none" w:sz="0" w:space="0" w:color="000000"/>
-                <w:right w:val="none" w:sz="0" w:space="0" w:color="000000"/>
-              </w:pBdr>
-              <w:spacing w:after="100" w:before="100" w:line="240"/>
-              <w:ind w:left="100" w:right="100" w:firstLine="0" w:firstLineChars="0"/>
-              <w:rPr>
-                <w:rFonts w:ascii="Helvetica" w:hAnsi="Helvetica" w:eastAsia="Helvetica" w:cs="Helvetica"/>
-                <w:i w:val="false"/>
-                <w:b w:val="false"/>
-                <w:u w:val="none"/>
-                <w:sz w:val="22"/>
-                <w:szCs w:val="22"/>
-                <w:color w:val="000000"/>
-              </w:rPr>
-            </w:pPr>
-            <w:r>
-              <w:rPr>
-                <w:rFonts w:ascii="Helvetica" w:hAnsi="Helvetica" w:eastAsia="Helvetica" w:cs="Helvetica"/>
-                <w:i w:val="false"/>
-                <w:b w:val="false"/>
-                <w:u w:val="none"/>
-                <w:sz w:val="22"/>
-                <w:szCs w:val="22"/>
-                <w:color w:val="000000"/>
-              </w:rPr>
-              <w:t xml:space="preserve">0.051</w:t>
+              <w:t xml:space="preserve">16.5</w:t>
+            </w:r>
+          </w:p>
+        </w:tc>
+        <w:tc>
+          <w:tcPr>
+            <w:tcBorders>
+              <w:bottom w:val="none" w:sz="0" w:space="0" w:color="000000"/>
+              <w:top w:val="none" w:sz="0" w:space="0" w:color="000000"/>
+              <w:left w:val="none" w:sz="0" w:space="0" w:color="000000"/>
+              <w:right w:val="none" w:sz="0" w:space="0" w:color="000000"/>
+            </w:tcBorders>
+            <w:shd w:val="clear" w:color="auto" w:fill="FFFFFF"/>
+            <w:tcMar>
+              <w:top w:w="0" w:type="dxa"/>
+              <w:bottom w:w="0" w:type="dxa"/>
+              <w:left w:w="0" w:type="dxa"/>
+              <w:right w:w="0" w:type="dxa"/>
+            </w:tcMar>
+            <w:vAlign w:val="top"/>
+          </w:tcPr>
+          <w:p>
+            <w:pPr>
+              <w:pStyle w:val="Normal"/>
+              <w:jc w:val="center"/>
+              <w:pBdr>
+                <w:bottom w:val="none" w:sz="0" w:space="0" w:color="000000"/>
+                <w:top w:val="none" w:sz="0" w:space="0" w:color="000000"/>
+                <w:left w:val="none" w:sz="0" w:space="0" w:color="000000"/>
+                <w:right w:val="none" w:sz="0" w:space="0" w:color="000000"/>
+              </w:pBdr>
+              <w:spacing w:after="100" w:before="100" w:line="240"/>
+              <w:ind w:left="100" w:right="100" w:firstLine="0" w:firstLineChars="0"/>
+              <w:rPr>
+                <w:rFonts w:ascii="Helvetica" w:hAnsi="Helvetica" w:eastAsia="Helvetica" w:cs="Helvetica"/>
+                <w:i w:val="false"/>
+                <w:b w:val="false"/>
+                <w:u w:val="none"/>
+                <w:sz w:val="22"/>
+                <w:szCs w:val="22"/>
+                <w:color w:val="000000"/>
+              </w:rPr>
+            </w:pPr>
+            <w:r>
+              <w:rPr>
+                <w:rFonts w:ascii="Helvetica" w:hAnsi="Helvetica" w:eastAsia="Helvetica" w:cs="Helvetica"/>
+                <w:i w:val="false"/>
+                <w:b w:val="false"/>
+                <w:u w:val="none"/>
+                <w:sz w:val="22"/>
+                <w:szCs w:val="22"/>
+                <w:color w:val="000000"/>
+              </w:rPr>
+              <w:t xml:space="preserve">2.18, 125</w:t>
+            </w:r>
+          </w:p>
+        </w:tc>
+        <w:tc>
+          <w:tcPr>
+            <w:tcBorders>
+              <w:bottom w:val="none" w:sz="0" w:space="0" w:color="000000"/>
+              <w:top w:val="none" w:sz="0" w:space="0" w:color="000000"/>
+              <w:left w:val="none" w:sz="0" w:space="0" w:color="000000"/>
+              <w:right w:val="none" w:sz="0" w:space="0" w:color="000000"/>
+            </w:tcBorders>
+            <w:shd w:val="clear" w:color="auto" w:fill="FFFFFF"/>
+            <w:tcMar>
+              <w:top w:w="0" w:type="dxa"/>
+              <w:bottom w:w="0" w:type="dxa"/>
+              <w:left w:w="0" w:type="dxa"/>
+              <w:right w:w="0" w:type="dxa"/>
+            </w:tcMar>
+            <w:vAlign w:val="top"/>
+          </w:tcPr>
+          <w:p>
+            <w:pPr>
+              <w:pStyle w:val="Normal"/>
+              <w:jc w:val="center"/>
+              <w:pBdr>
+                <w:bottom w:val="none" w:sz="0" w:space="0" w:color="000000"/>
+                <w:top w:val="none" w:sz="0" w:space="0" w:color="000000"/>
+                <w:left w:val="none" w:sz="0" w:space="0" w:color="000000"/>
+                <w:right w:val="none" w:sz="0" w:space="0" w:color="000000"/>
+              </w:pBdr>
+              <w:spacing w:after="100" w:before="100" w:line="240"/>
+              <w:ind w:left="100" w:right="100" w:firstLine="0" w:firstLineChars="0"/>
+              <w:rPr>
+                <w:rFonts w:ascii="Helvetica" w:hAnsi="Helvetica" w:eastAsia="Helvetica" w:cs="Helvetica"/>
+                <w:i w:val="false"/>
+                <w:b w:val="false"/>
+                <w:u w:val="none"/>
+                <w:sz w:val="22"/>
+                <w:szCs w:val="22"/>
+                <w:color w:val="000000"/>
+              </w:rPr>
+            </w:pPr>
+            <w:r>
+              <w:rPr>
+                <w:rFonts w:ascii="Helvetica" w:hAnsi="Helvetica" w:eastAsia="Helvetica" w:cs="Helvetica"/>
+                <w:i w:val="false"/>
+                <w:b w:val="false"/>
+                <w:u w:val="none"/>
+                <w:sz w:val="22"/>
+                <w:szCs w:val="22"/>
+                <w:color w:val="000000"/>
+              </w:rPr>
+              <w:t xml:space="preserve">0.007</w:t>
             </w:r>
           </w:p>
         </w:tc>
@@ -7865,113 +7865,113 @@
                 <w:szCs w:val="22"/>
                 <w:color w:val="000000"/>
               </w:rPr>
-              <w:t xml:space="preserve">0.20</w:t>
-            </w:r>
-          </w:p>
-        </w:tc>
-        <w:tc>
-          <w:tcPr>
-            <w:tcBorders>
-              <w:bottom w:val="none" w:sz="0" w:space="0" w:color="000000"/>
-              <w:top w:val="none" w:sz="0" w:space="0" w:color="000000"/>
-              <w:left w:val="none" w:sz="0" w:space="0" w:color="000000"/>
-              <w:right w:val="none" w:sz="0" w:space="0" w:color="000000"/>
-            </w:tcBorders>
-            <w:shd w:val="clear" w:color="auto" w:fill="FFFFFF"/>
-            <w:tcMar>
-              <w:top w:w="0" w:type="dxa"/>
-              <w:bottom w:w="0" w:type="dxa"/>
-              <w:left w:w="0" w:type="dxa"/>
-              <w:right w:w="0" w:type="dxa"/>
-            </w:tcMar>
-            <w:vAlign w:val="top"/>
-          </w:tcPr>
-          <w:p>
-            <w:pPr>
-              <w:pStyle w:val="Normal"/>
-              <w:jc w:val="center"/>
-              <w:pBdr>
-                <w:bottom w:val="none" w:sz="0" w:space="0" w:color="000000"/>
-                <w:top w:val="none" w:sz="0" w:space="0" w:color="000000"/>
-                <w:left w:val="none" w:sz="0" w:space="0" w:color="000000"/>
-                <w:right w:val="none" w:sz="0" w:space="0" w:color="000000"/>
-              </w:pBdr>
-              <w:spacing w:after="100" w:before="100" w:line="240"/>
-              <w:ind w:left="100" w:right="100" w:firstLine="0" w:firstLineChars="0"/>
-              <w:rPr>
-                <w:rFonts w:ascii="Helvetica" w:hAnsi="Helvetica" w:eastAsia="Helvetica" w:cs="Helvetica"/>
-                <w:i w:val="false"/>
-                <w:b w:val="false"/>
-                <w:u w:val="none"/>
-                <w:sz w:val="22"/>
-                <w:szCs w:val="22"/>
-                <w:color w:val="000000"/>
-              </w:rPr>
-            </w:pPr>
-            <w:r>
-              <w:rPr>
-                <w:rFonts w:ascii="Helvetica" w:hAnsi="Helvetica" w:eastAsia="Helvetica" w:cs="Helvetica"/>
-                <w:i w:val="false"/>
-                <w:b w:val="false"/>
-                <w:u w:val="none"/>
-                <w:sz w:val="22"/>
-                <w:szCs w:val="22"/>
-                <w:color w:val="000000"/>
-              </w:rPr>
-              <w:t xml:space="preserve">0.02, 1.66</w:t>
-            </w:r>
-          </w:p>
-        </w:tc>
-        <w:tc>
-          <w:tcPr>
-            <w:tcBorders>
-              <w:bottom w:val="none" w:sz="0" w:space="0" w:color="000000"/>
-              <w:top w:val="none" w:sz="0" w:space="0" w:color="000000"/>
-              <w:left w:val="none" w:sz="0" w:space="0" w:color="000000"/>
-              <w:right w:val="none" w:sz="0" w:space="0" w:color="000000"/>
-            </w:tcBorders>
-            <w:shd w:val="clear" w:color="auto" w:fill="FFFFFF"/>
-            <w:tcMar>
-              <w:top w:w="0" w:type="dxa"/>
-              <w:bottom w:w="0" w:type="dxa"/>
-              <w:left w:w="0" w:type="dxa"/>
-              <w:right w:w="0" w:type="dxa"/>
-            </w:tcMar>
-            <w:vAlign w:val="top"/>
-          </w:tcPr>
-          <w:p>
-            <w:pPr>
-              <w:pStyle w:val="Normal"/>
-              <w:jc w:val="center"/>
-              <w:pBdr>
-                <w:bottom w:val="none" w:sz="0" w:space="0" w:color="000000"/>
-                <w:top w:val="none" w:sz="0" w:space="0" w:color="000000"/>
-                <w:left w:val="none" w:sz="0" w:space="0" w:color="000000"/>
-                <w:right w:val="none" w:sz="0" w:space="0" w:color="000000"/>
-              </w:pBdr>
-              <w:spacing w:after="100" w:before="100" w:line="240"/>
-              <w:ind w:left="100" w:right="100" w:firstLine="0" w:firstLineChars="0"/>
-              <w:rPr>
-                <w:rFonts w:ascii="Helvetica" w:hAnsi="Helvetica" w:eastAsia="Helvetica" w:cs="Helvetica"/>
-                <w:i w:val="false"/>
-                <w:b w:val="false"/>
-                <w:u w:val="none"/>
-                <w:sz w:val="22"/>
-                <w:szCs w:val="22"/>
-                <w:color w:val="000000"/>
-              </w:rPr>
-            </w:pPr>
-            <w:r>
-              <w:rPr>
-                <w:rFonts w:ascii="Helvetica" w:hAnsi="Helvetica" w:eastAsia="Helvetica" w:cs="Helvetica"/>
-                <w:i w:val="false"/>
-                <w:b w:val="false"/>
-                <w:u w:val="none"/>
-                <w:sz w:val="22"/>
-                <w:szCs w:val="22"/>
-                <w:color w:val="000000"/>
-              </w:rPr>
-              <w:t xml:space="preserve">0.140</w:t>
+              <w:t xml:space="preserve">0.36</w:t>
+            </w:r>
+          </w:p>
+        </w:tc>
+        <w:tc>
+          <w:tcPr>
+            <w:tcBorders>
+              <w:bottom w:val="none" w:sz="0" w:space="0" w:color="000000"/>
+              <w:top w:val="none" w:sz="0" w:space="0" w:color="000000"/>
+              <w:left w:val="none" w:sz="0" w:space="0" w:color="000000"/>
+              <w:right w:val="none" w:sz="0" w:space="0" w:color="000000"/>
+            </w:tcBorders>
+            <w:shd w:val="clear" w:color="auto" w:fill="FFFFFF"/>
+            <w:tcMar>
+              <w:top w:w="0" w:type="dxa"/>
+              <w:bottom w:w="0" w:type="dxa"/>
+              <w:left w:w="0" w:type="dxa"/>
+              <w:right w:w="0" w:type="dxa"/>
+            </w:tcMar>
+            <w:vAlign w:val="top"/>
+          </w:tcPr>
+          <w:p>
+            <w:pPr>
+              <w:pStyle w:val="Normal"/>
+              <w:jc w:val="center"/>
+              <w:pBdr>
+                <w:bottom w:val="none" w:sz="0" w:space="0" w:color="000000"/>
+                <w:top w:val="none" w:sz="0" w:space="0" w:color="000000"/>
+                <w:left w:val="none" w:sz="0" w:space="0" w:color="000000"/>
+                <w:right w:val="none" w:sz="0" w:space="0" w:color="000000"/>
+              </w:pBdr>
+              <w:spacing w:after="100" w:before="100" w:line="240"/>
+              <w:ind w:left="100" w:right="100" w:firstLine="0" w:firstLineChars="0"/>
+              <w:rPr>
+                <w:rFonts w:ascii="Helvetica" w:hAnsi="Helvetica" w:eastAsia="Helvetica" w:cs="Helvetica"/>
+                <w:i w:val="false"/>
+                <w:b w:val="false"/>
+                <w:u w:val="none"/>
+                <w:sz w:val="22"/>
+                <w:szCs w:val="22"/>
+                <w:color w:val="000000"/>
+              </w:rPr>
+            </w:pPr>
+            <w:r>
+              <w:rPr>
+                <w:rFonts w:ascii="Helvetica" w:hAnsi="Helvetica" w:eastAsia="Helvetica" w:cs="Helvetica"/>
+                <w:i w:val="false"/>
+                <w:b w:val="false"/>
+                <w:u w:val="none"/>
+                <w:sz w:val="22"/>
+                <w:szCs w:val="22"/>
+                <w:color w:val="000000"/>
+              </w:rPr>
+              <w:t xml:space="preserve">0.04, 3.14</w:t>
+            </w:r>
+          </w:p>
+        </w:tc>
+        <w:tc>
+          <w:tcPr>
+            <w:tcBorders>
+              <w:bottom w:val="none" w:sz="0" w:space="0" w:color="000000"/>
+              <w:top w:val="none" w:sz="0" w:space="0" w:color="000000"/>
+              <w:left w:val="none" w:sz="0" w:space="0" w:color="000000"/>
+              <w:right w:val="none" w:sz="0" w:space="0" w:color="000000"/>
+            </w:tcBorders>
+            <w:shd w:val="clear" w:color="auto" w:fill="FFFFFF"/>
+            <w:tcMar>
+              <w:top w:w="0" w:type="dxa"/>
+              <w:bottom w:w="0" w:type="dxa"/>
+              <w:left w:w="0" w:type="dxa"/>
+              <w:right w:w="0" w:type="dxa"/>
+            </w:tcMar>
+            <w:vAlign w:val="top"/>
+          </w:tcPr>
+          <w:p>
+            <w:pPr>
+              <w:pStyle w:val="Normal"/>
+              <w:jc w:val="center"/>
+              <w:pBdr>
+                <w:bottom w:val="none" w:sz="0" w:space="0" w:color="000000"/>
+                <w:top w:val="none" w:sz="0" w:space="0" w:color="000000"/>
+                <w:left w:val="none" w:sz="0" w:space="0" w:color="000000"/>
+                <w:right w:val="none" w:sz="0" w:space="0" w:color="000000"/>
+              </w:pBdr>
+              <w:spacing w:after="100" w:before="100" w:line="240"/>
+              <w:ind w:left="100" w:right="100" w:firstLine="0" w:firstLineChars="0"/>
+              <w:rPr>
+                <w:rFonts w:ascii="Helvetica" w:hAnsi="Helvetica" w:eastAsia="Helvetica" w:cs="Helvetica"/>
+                <w:i w:val="false"/>
+                <w:b w:val="false"/>
+                <w:u w:val="none"/>
+                <w:sz w:val="22"/>
+                <w:szCs w:val="22"/>
+                <w:color w:val="000000"/>
+              </w:rPr>
+            </w:pPr>
+            <w:r>
+              <w:rPr>
+                <w:rFonts w:ascii="Helvetica" w:hAnsi="Helvetica" w:eastAsia="Helvetica" w:cs="Helvetica"/>
+                <w:i w:val="false"/>
+                <w:b w:val="false"/>
+                <w:u w:val="none"/>
+                <w:sz w:val="22"/>
+                <w:szCs w:val="22"/>
+                <w:color w:val="000000"/>
+              </w:rPr>
+              <w:t xml:space="preserve">0.360</w:t>
             </w:r>
           </w:p>
         </w:tc>
@@ -8401,7 +8401,7 @@
                 <w:szCs w:val="22"/>
                 <w:color w:val="000000"/>
               </w:rPr>
-              <w:t xml:space="preserve">0.00, 0.02</w:t>
+              <w:t xml:space="preserve">0.00, 0.03</w:t>
             </w:r>
           </w:p>
         </w:tc>
@@ -8831,113 +8831,113 @@
                 <w:szCs w:val="22"/>
                 <w:color w:val="000000"/>
               </w:rPr>
-              <w:t xml:space="preserve">1.16</w:t>
-            </w:r>
-          </w:p>
-        </w:tc>
-        <w:tc>
-          <w:tcPr>
-            <w:tcBorders>
-              <w:bottom w:val="none" w:sz="0" w:space="0" w:color="000000"/>
-              <w:top w:val="none" w:sz="0" w:space="0" w:color="000000"/>
-              <w:left w:val="none" w:sz="0" w:space="0" w:color="000000"/>
-              <w:right w:val="none" w:sz="0" w:space="0" w:color="000000"/>
-            </w:tcBorders>
-            <w:shd w:val="clear" w:color="auto" w:fill="FFFFFF"/>
-            <w:tcMar>
-              <w:top w:w="0" w:type="dxa"/>
-              <w:bottom w:w="0" w:type="dxa"/>
-              <w:left w:w="0" w:type="dxa"/>
-              <w:right w:w="0" w:type="dxa"/>
-            </w:tcMar>
-            <w:vAlign w:val="top"/>
-          </w:tcPr>
-          <w:p>
-            <w:pPr>
-              <w:pStyle w:val="Normal"/>
-              <w:jc w:val="center"/>
-              <w:pBdr>
-                <w:bottom w:val="none" w:sz="0" w:space="0" w:color="000000"/>
-                <w:top w:val="none" w:sz="0" w:space="0" w:color="000000"/>
-                <w:left w:val="none" w:sz="0" w:space="0" w:color="000000"/>
-                <w:right w:val="none" w:sz="0" w:space="0" w:color="000000"/>
-              </w:pBdr>
-              <w:spacing w:after="100" w:before="100" w:line="240"/>
-              <w:ind w:left="100" w:right="100" w:firstLine="0" w:firstLineChars="0"/>
-              <w:rPr>
-                <w:rFonts w:ascii="Helvetica" w:hAnsi="Helvetica" w:eastAsia="Helvetica" w:cs="Helvetica"/>
-                <w:i w:val="false"/>
-                <w:b w:val="false"/>
-                <w:u w:val="none"/>
-                <w:sz w:val="22"/>
-                <w:szCs w:val="22"/>
-                <w:color w:val="000000"/>
-              </w:rPr>
-            </w:pPr>
-            <w:r>
-              <w:rPr>
-                <w:rFonts w:ascii="Helvetica" w:hAnsi="Helvetica" w:eastAsia="Helvetica" w:cs="Helvetica"/>
-                <w:i w:val="false"/>
-                <w:b w:val="false"/>
-                <w:u w:val="none"/>
-                <w:sz w:val="22"/>
-                <w:szCs w:val="22"/>
-                <w:color w:val="000000"/>
-              </w:rPr>
-              <w:t xml:space="preserve">0.05, 28.5</w:t>
-            </w:r>
-          </w:p>
-        </w:tc>
-        <w:tc>
-          <w:tcPr>
-            <w:tcBorders>
-              <w:bottom w:val="none" w:sz="0" w:space="0" w:color="000000"/>
-              <w:top w:val="none" w:sz="0" w:space="0" w:color="000000"/>
-              <w:left w:val="none" w:sz="0" w:space="0" w:color="000000"/>
-              <w:right w:val="none" w:sz="0" w:space="0" w:color="000000"/>
-            </w:tcBorders>
-            <w:shd w:val="clear" w:color="auto" w:fill="FFFFFF"/>
-            <w:tcMar>
-              <w:top w:w="0" w:type="dxa"/>
-              <w:bottom w:w="0" w:type="dxa"/>
-              <w:left w:w="0" w:type="dxa"/>
-              <w:right w:w="0" w:type="dxa"/>
-            </w:tcMar>
-            <w:vAlign w:val="top"/>
-          </w:tcPr>
-          <w:p>
-            <w:pPr>
-              <w:pStyle w:val="Normal"/>
-              <w:jc w:val="center"/>
-              <w:pBdr>
-                <w:bottom w:val="none" w:sz="0" w:space="0" w:color="000000"/>
-                <w:top w:val="none" w:sz="0" w:space="0" w:color="000000"/>
-                <w:left w:val="none" w:sz="0" w:space="0" w:color="000000"/>
-                <w:right w:val="none" w:sz="0" w:space="0" w:color="000000"/>
-              </w:pBdr>
-              <w:spacing w:after="100" w:before="100" w:line="240"/>
-              <w:ind w:left="100" w:right="100" w:firstLine="0" w:firstLineChars="0"/>
-              <w:rPr>
-                <w:rFonts w:ascii="Helvetica" w:hAnsi="Helvetica" w:eastAsia="Helvetica" w:cs="Helvetica"/>
-                <w:i w:val="false"/>
-                <w:b w:val="false"/>
-                <w:u w:val="none"/>
-                <w:sz w:val="22"/>
-                <w:szCs w:val="22"/>
-                <w:color w:val="000000"/>
-              </w:rPr>
-            </w:pPr>
-            <w:r>
-              <w:rPr>
-                <w:rFonts w:ascii="Helvetica" w:hAnsi="Helvetica" w:eastAsia="Helvetica" w:cs="Helvetica"/>
-                <w:i w:val="false"/>
-                <w:b w:val="false"/>
-                <w:u w:val="none"/>
-                <w:sz w:val="22"/>
-                <w:szCs w:val="22"/>
-                <w:color w:val="000000"/>
-              </w:rPr>
-              <w:t xml:space="preserve">0.930</w:t>
+              <w:t xml:space="preserve">3.63</w:t>
+            </w:r>
+          </w:p>
+        </w:tc>
+        <w:tc>
+          <w:tcPr>
+            <w:tcBorders>
+              <w:bottom w:val="none" w:sz="0" w:space="0" w:color="000000"/>
+              <w:top w:val="none" w:sz="0" w:space="0" w:color="000000"/>
+              <w:left w:val="none" w:sz="0" w:space="0" w:color="000000"/>
+              <w:right w:val="none" w:sz="0" w:space="0" w:color="000000"/>
+            </w:tcBorders>
+            <w:shd w:val="clear" w:color="auto" w:fill="FFFFFF"/>
+            <w:tcMar>
+              <w:top w:w="0" w:type="dxa"/>
+              <w:bottom w:w="0" w:type="dxa"/>
+              <w:left w:w="0" w:type="dxa"/>
+              <w:right w:w="0" w:type="dxa"/>
+            </w:tcMar>
+            <w:vAlign w:val="top"/>
+          </w:tcPr>
+          <w:p>
+            <w:pPr>
+              <w:pStyle w:val="Normal"/>
+              <w:jc w:val="center"/>
+              <w:pBdr>
+                <w:bottom w:val="none" w:sz="0" w:space="0" w:color="000000"/>
+                <w:top w:val="none" w:sz="0" w:space="0" w:color="000000"/>
+                <w:left w:val="none" w:sz="0" w:space="0" w:color="000000"/>
+                <w:right w:val="none" w:sz="0" w:space="0" w:color="000000"/>
+              </w:pBdr>
+              <w:spacing w:after="100" w:before="100" w:line="240"/>
+              <w:ind w:left="100" w:right="100" w:firstLine="0" w:firstLineChars="0"/>
+              <w:rPr>
+                <w:rFonts w:ascii="Helvetica" w:hAnsi="Helvetica" w:eastAsia="Helvetica" w:cs="Helvetica"/>
+                <w:i w:val="false"/>
+                <w:b w:val="false"/>
+                <w:u w:val="none"/>
+                <w:sz w:val="22"/>
+                <w:szCs w:val="22"/>
+                <w:color w:val="000000"/>
+              </w:rPr>
+            </w:pPr>
+            <w:r>
+              <w:rPr>
+                <w:rFonts w:ascii="Helvetica" w:hAnsi="Helvetica" w:eastAsia="Helvetica" w:cs="Helvetica"/>
+                <w:i w:val="false"/>
+                <w:b w:val="false"/>
+                <w:u w:val="none"/>
+                <w:sz w:val="22"/>
+                <w:szCs w:val="22"/>
+                <w:color w:val="000000"/>
+              </w:rPr>
+              <w:t xml:space="preserve">0.19, 68.9</w:t>
+            </w:r>
+          </w:p>
+        </w:tc>
+        <w:tc>
+          <w:tcPr>
+            <w:tcBorders>
+              <w:bottom w:val="none" w:sz="0" w:space="0" w:color="000000"/>
+              <w:top w:val="none" w:sz="0" w:space="0" w:color="000000"/>
+              <w:left w:val="none" w:sz="0" w:space="0" w:color="000000"/>
+              <w:right w:val="none" w:sz="0" w:space="0" w:color="000000"/>
+            </w:tcBorders>
+            <w:shd w:val="clear" w:color="auto" w:fill="FFFFFF"/>
+            <w:tcMar>
+              <w:top w:w="0" w:type="dxa"/>
+              <w:bottom w:w="0" w:type="dxa"/>
+              <w:left w:w="0" w:type="dxa"/>
+              <w:right w:w="0" w:type="dxa"/>
+            </w:tcMar>
+            <w:vAlign w:val="top"/>
+          </w:tcPr>
+          <w:p>
+            <w:pPr>
+              <w:pStyle w:val="Normal"/>
+              <w:jc w:val="center"/>
+              <w:pBdr>
+                <w:bottom w:val="none" w:sz="0" w:space="0" w:color="000000"/>
+                <w:top w:val="none" w:sz="0" w:space="0" w:color="000000"/>
+                <w:left w:val="none" w:sz="0" w:space="0" w:color="000000"/>
+                <w:right w:val="none" w:sz="0" w:space="0" w:color="000000"/>
+              </w:pBdr>
+              <w:spacing w:after="100" w:before="100" w:line="240"/>
+              <w:ind w:left="100" w:right="100" w:firstLine="0" w:firstLineChars="0"/>
+              <w:rPr>
+                <w:rFonts w:ascii="Helvetica" w:hAnsi="Helvetica" w:eastAsia="Helvetica" w:cs="Helvetica"/>
+                <w:i w:val="false"/>
+                <w:b w:val="false"/>
+                <w:u w:val="none"/>
+                <w:sz w:val="22"/>
+                <w:szCs w:val="22"/>
+                <w:color w:val="000000"/>
+              </w:rPr>
+            </w:pPr>
+            <w:r>
+              <w:rPr>
+                <w:rFonts w:ascii="Helvetica" w:hAnsi="Helvetica" w:eastAsia="Helvetica" w:cs="Helvetica"/>
+                <w:i w:val="false"/>
+                <w:b w:val="false"/>
+                <w:u w:val="none"/>
+                <w:sz w:val="22"/>
+                <w:szCs w:val="22"/>
+                <w:color w:val="000000"/>
+              </w:rPr>
+              <w:t xml:space="preserve">0.390</w:t>
             </w:r>
           </w:p>
         </w:tc>
@@ -9314,113 +9314,113 @@
                 <w:szCs w:val="22"/>
                 <w:color w:val="000000"/>
               </w:rPr>
-              <w:t xml:space="preserve">0.13</w:t>
-            </w:r>
-          </w:p>
-        </w:tc>
-        <w:tc>
-          <w:tcPr>
-            <w:tcBorders>
-              <w:bottom w:val="none" w:sz="0" w:space="0" w:color="000000"/>
-              <w:top w:val="none" w:sz="0" w:space="0" w:color="000000"/>
-              <w:left w:val="none" w:sz="0" w:space="0" w:color="000000"/>
-              <w:right w:val="none" w:sz="0" w:space="0" w:color="000000"/>
-            </w:tcBorders>
-            <w:shd w:val="clear" w:color="auto" w:fill="FFFFFF"/>
-            <w:tcMar>
-              <w:top w:w="0" w:type="dxa"/>
-              <w:bottom w:w="0" w:type="dxa"/>
-              <w:left w:w="0" w:type="dxa"/>
-              <w:right w:w="0" w:type="dxa"/>
-            </w:tcMar>
-            <w:vAlign w:val="top"/>
-          </w:tcPr>
-          <w:p>
-            <w:pPr>
-              <w:pStyle w:val="Normal"/>
-              <w:jc w:val="center"/>
-              <w:pBdr>
-                <w:bottom w:val="none" w:sz="0" w:space="0" w:color="000000"/>
-                <w:top w:val="none" w:sz="0" w:space="0" w:color="000000"/>
-                <w:left w:val="none" w:sz="0" w:space="0" w:color="000000"/>
-                <w:right w:val="none" w:sz="0" w:space="0" w:color="000000"/>
-              </w:pBdr>
-              <w:spacing w:after="100" w:before="100" w:line="240"/>
-              <w:ind w:left="100" w:right="100" w:firstLine="0" w:firstLineChars="0"/>
-              <w:rPr>
-                <w:rFonts w:ascii="Helvetica" w:hAnsi="Helvetica" w:eastAsia="Helvetica" w:cs="Helvetica"/>
-                <w:i w:val="false"/>
-                <w:b w:val="false"/>
-                <w:u w:val="none"/>
-                <w:sz w:val="22"/>
-                <w:szCs w:val="22"/>
-                <w:color w:val="000000"/>
-              </w:rPr>
-            </w:pPr>
-            <w:r>
-              <w:rPr>
-                <w:rFonts w:ascii="Helvetica" w:hAnsi="Helvetica" w:eastAsia="Helvetica" w:cs="Helvetica"/>
-                <w:i w:val="false"/>
-                <w:b w:val="false"/>
-                <w:u w:val="none"/>
-                <w:sz w:val="22"/>
-                <w:szCs w:val="22"/>
-                <w:color w:val="000000"/>
-              </w:rPr>
-              <w:t xml:space="preserve">0.01, 1.34</w:t>
-            </w:r>
-          </w:p>
-        </w:tc>
-        <w:tc>
-          <w:tcPr>
-            <w:tcBorders>
-              <w:bottom w:val="none" w:sz="0" w:space="0" w:color="000000"/>
-              <w:top w:val="none" w:sz="0" w:space="0" w:color="000000"/>
-              <w:left w:val="none" w:sz="0" w:space="0" w:color="000000"/>
-              <w:right w:val="none" w:sz="0" w:space="0" w:color="000000"/>
-            </w:tcBorders>
-            <w:shd w:val="clear" w:color="auto" w:fill="FFFFFF"/>
-            <w:tcMar>
-              <w:top w:w="0" w:type="dxa"/>
-              <w:bottom w:w="0" w:type="dxa"/>
-              <w:left w:w="0" w:type="dxa"/>
-              <w:right w:w="0" w:type="dxa"/>
-            </w:tcMar>
-            <w:vAlign w:val="top"/>
-          </w:tcPr>
-          <w:p>
-            <w:pPr>
-              <w:pStyle w:val="Normal"/>
-              <w:jc w:val="center"/>
-              <w:pBdr>
-                <w:bottom w:val="none" w:sz="0" w:space="0" w:color="000000"/>
-                <w:top w:val="none" w:sz="0" w:space="0" w:color="000000"/>
-                <w:left w:val="none" w:sz="0" w:space="0" w:color="000000"/>
-                <w:right w:val="none" w:sz="0" w:space="0" w:color="000000"/>
-              </w:pBdr>
-              <w:spacing w:after="100" w:before="100" w:line="240"/>
-              <w:ind w:left="100" w:right="100" w:firstLine="0" w:firstLineChars="0"/>
-              <w:rPr>
-                <w:rFonts w:ascii="Helvetica" w:hAnsi="Helvetica" w:eastAsia="Helvetica" w:cs="Helvetica"/>
-                <w:i w:val="false"/>
-                <w:b w:val="false"/>
-                <w:u w:val="none"/>
-                <w:sz w:val="22"/>
-                <w:szCs w:val="22"/>
-                <w:color w:val="000000"/>
-              </w:rPr>
-            </w:pPr>
-            <w:r>
-              <w:rPr>
-                <w:rFonts w:ascii="Helvetica" w:hAnsi="Helvetica" w:eastAsia="Helvetica" w:cs="Helvetica"/>
-                <w:i w:val="false"/>
-                <w:b w:val="false"/>
-                <w:u w:val="none"/>
-                <w:sz w:val="22"/>
-                <w:szCs w:val="22"/>
-                <w:color w:val="000000"/>
-              </w:rPr>
-              <w:t xml:space="preserve">0.086</w:t>
+              <w:t xml:space="preserve">0.21</w:t>
+            </w:r>
+          </w:p>
+        </w:tc>
+        <w:tc>
+          <w:tcPr>
+            <w:tcBorders>
+              <w:bottom w:val="none" w:sz="0" w:space="0" w:color="000000"/>
+              <w:top w:val="none" w:sz="0" w:space="0" w:color="000000"/>
+              <w:left w:val="none" w:sz="0" w:space="0" w:color="000000"/>
+              <w:right w:val="none" w:sz="0" w:space="0" w:color="000000"/>
+            </w:tcBorders>
+            <w:shd w:val="clear" w:color="auto" w:fill="FFFFFF"/>
+            <w:tcMar>
+              <w:top w:w="0" w:type="dxa"/>
+              <w:bottom w:w="0" w:type="dxa"/>
+              <w:left w:w="0" w:type="dxa"/>
+              <w:right w:w="0" w:type="dxa"/>
+            </w:tcMar>
+            <w:vAlign w:val="top"/>
+          </w:tcPr>
+          <w:p>
+            <w:pPr>
+              <w:pStyle w:val="Normal"/>
+              <w:jc w:val="center"/>
+              <w:pBdr>
+                <w:bottom w:val="none" w:sz="0" w:space="0" w:color="000000"/>
+                <w:top w:val="none" w:sz="0" w:space="0" w:color="000000"/>
+                <w:left w:val="none" w:sz="0" w:space="0" w:color="000000"/>
+                <w:right w:val="none" w:sz="0" w:space="0" w:color="000000"/>
+              </w:pBdr>
+              <w:spacing w:after="100" w:before="100" w:line="240"/>
+              <w:ind w:left="100" w:right="100" w:firstLine="0" w:firstLineChars="0"/>
+              <w:rPr>
+                <w:rFonts w:ascii="Helvetica" w:hAnsi="Helvetica" w:eastAsia="Helvetica" w:cs="Helvetica"/>
+                <w:i w:val="false"/>
+                <w:b w:val="false"/>
+                <w:u w:val="none"/>
+                <w:sz w:val="22"/>
+                <w:szCs w:val="22"/>
+                <w:color w:val="000000"/>
+              </w:rPr>
+            </w:pPr>
+            <w:r>
+              <w:rPr>
+                <w:rFonts w:ascii="Helvetica" w:hAnsi="Helvetica" w:eastAsia="Helvetica" w:cs="Helvetica"/>
+                <w:i w:val="false"/>
+                <w:b w:val="false"/>
+                <w:u w:val="none"/>
+                <w:sz w:val="22"/>
+                <w:szCs w:val="22"/>
+                <w:color w:val="000000"/>
+              </w:rPr>
+              <w:t xml:space="preserve">0.02, 2.28</w:t>
+            </w:r>
+          </w:p>
+        </w:tc>
+        <w:tc>
+          <w:tcPr>
+            <w:tcBorders>
+              <w:bottom w:val="none" w:sz="0" w:space="0" w:color="000000"/>
+              <w:top w:val="none" w:sz="0" w:space="0" w:color="000000"/>
+              <w:left w:val="none" w:sz="0" w:space="0" w:color="000000"/>
+              <w:right w:val="none" w:sz="0" w:space="0" w:color="000000"/>
+            </w:tcBorders>
+            <w:shd w:val="clear" w:color="auto" w:fill="FFFFFF"/>
+            <w:tcMar>
+              <w:top w:w="0" w:type="dxa"/>
+              <w:bottom w:w="0" w:type="dxa"/>
+              <w:left w:w="0" w:type="dxa"/>
+              <w:right w:w="0" w:type="dxa"/>
+            </w:tcMar>
+            <w:vAlign w:val="top"/>
+          </w:tcPr>
+          <w:p>
+            <w:pPr>
+              <w:pStyle w:val="Normal"/>
+              <w:jc w:val="center"/>
+              <w:pBdr>
+                <w:bottom w:val="none" w:sz="0" w:space="0" w:color="000000"/>
+                <w:top w:val="none" w:sz="0" w:space="0" w:color="000000"/>
+                <w:left w:val="none" w:sz="0" w:space="0" w:color="000000"/>
+                <w:right w:val="none" w:sz="0" w:space="0" w:color="000000"/>
+              </w:pBdr>
+              <w:spacing w:after="100" w:before="100" w:line="240"/>
+              <w:ind w:left="100" w:right="100" w:firstLine="0" w:firstLineChars="0"/>
+              <w:rPr>
+                <w:rFonts w:ascii="Helvetica" w:hAnsi="Helvetica" w:eastAsia="Helvetica" w:cs="Helvetica"/>
+                <w:i w:val="false"/>
+                <w:b w:val="false"/>
+                <w:u w:val="none"/>
+                <w:sz w:val="22"/>
+                <w:szCs w:val="22"/>
+                <w:color w:val="000000"/>
+              </w:rPr>
+            </w:pPr>
+            <w:r>
+              <w:rPr>
+                <w:rFonts w:ascii="Helvetica" w:hAnsi="Helvetica" w:eastAsia="Helvetica" w:cs="Helvetica"/>
+                <w:i w:val="false"/>
+                <w:b w:val="false"/>
+                <w:u w:val="none"/>
+                <w:sz w:val="22"/>
+                <w:szCs w:val="22"/>
+                <w:color w:val="000000"/>
+              </w:rPr>
+              <w:t xml:space="preserve">0.200</w:t>
             </w:r>
           </w:p>
         </w:tc>
@@ -9797,113 +9797,113 @@
                 <w:szCs w:val="22"/>
                 <w:color w:val="000000"/>
               </w:rPr>
-              <w:t xml:space="preserve">98.5</w:t>
-            </w:r>
-          </w:p>
-        </w:tc>
-        <w:tc>
-          <w:tcPr>
-            <w:tcBorders>
-              <w:bottom w:val="none" w:sz="0" w:space="0" w:color="000000"/>
-              <w:top w:val="none" w:sz="0" w:space="0" w:color="000000"/>
-              <w:left w:val="none" w:sz="0" w:space="0" w:color="000000"/>
-              <w:right w:val="none" w:sz="0" w:space="0" w:color="000000"/>
-            </w:tcBorders>
-            <w:shd w:val="clear" w:color="auto" w:fill="FFFFFF"/>
-            <w:tcMar>
-              <w:top w:w="0" w:type="dxa"/>
-              <w:bottom w:w="0" w:type="dxa"/>
-              <w:left w:w="0" w:type="dxa"/>
-              <w:right w:w="0" w:type="dxa"/>
-            </w:tcMar>
-            <w:vAlign w:val="top"/>
-          </w:tcPr>
-          <w:p>
-            <w:pPr>
-              <w:pStyle w:val="Normal"/>
-              <w:jc w:val="center"/>
-              <w:pBdr>
-                <w:bottom w:val="none" w:sz="0" w:space="0" w:color="000000"/>
-                <w:top w:val="none" w:sz="0" w:space="0" w:color="000000"/>
-                <w:left w:val="none" w:sz="0" w:space="0" w:color="000000"/>
-                <w:right w:val="none" w:sz="0" w:space="0" w:color="000000"/>
-              </w:pBdr>
-              <w:spacing w:after="100" w:before="100" w:line="240"/>
-              <w:ind w:left="100" w:right="100" w:firstLine="0" w:firstLineChars="0"/>
-              <w:rPr>
-                <w:rFonts w:ascii="Helvetica" w:hAnsi="Helvetica" w:eastAsia="Helvetica" w:cs="Helvetica"/>
-                <w:i w:val="false"/>
-                <w:b w:val="false"/>
-                <w:u w:val="none"/>
-                <w:sz w:val="22"/>
-                <w:szCs w:val="22"/>
-                <w:color w:val="000000"/>
-              </w:rPr>
-            </w:pPr>
-            <w:r>
-              <w:rPr>
-                <w:rFonts w:ascii="Helvetica" w:hAnsi="Helvetica" w:eastAsia="Helvetica" w:cs="Helvetica"/>
-                <w:i w:val="false"/>
-                <w:b w:val="false"/>
-                <w:u w:val="none"/>
-                <w:sz w:val="22"/>
-                <w:szCs w:val="22"/>
-                <w:color w:val="000000"/>
-              </w:rPr>
-              <w:t xml:space="preserve">4.54, 2,137</w:t>
-            </w:r>
-          </w:p>
-        </w:tc>
-        <w:tc>
-          <w:tcPr>
-            <w:tcBorders>
-              <w:bottom w:val="none" w:sz="0" w:space="0" w:color="000000"/>
-              <w:top w:val="none" w:sz="0" w:space="0" w:color="000000"/>
-              <w:left w:val="none" w:sz="0" w:space="0" w:color="000000"/>
-              <w:right w:val="none" w:sz="0" w:space="0" w:color="000000"/>
-            </w:tcBorders>
-            <w:shd w:val="clear" w:color="auto" w:fill="FFFFFF"/>
-            <w:tcMar>
-              <w:top w:w="0" w:type="dxa"/>
-              <w:bottom w:w="0" w:type="dxa"/>
-              <w:left w:w="0" w:type="dxa"/>
-              <w:right w:w="0" w:type="dxa"/>
-            </w:tcMar>
-            <w:vAlign w:val="top"/>
-          </w:tcPr>
-          <w:p>
-            <w:pPr>
-              <w:pStyle w:val="Normal"/>
-              <w:jc w:val="center"/>
-              <w:pBdr>
-                <w:bottom w:val="none" w:sz="0" w:space="0" w:color="000000"/>
-                <w:top w:val="none" w:sz="0" w:space="0" w:color="000000"/>
-                <w:left w:val="none" w:sz="0" w:space="0" w:color="000000"/>
-                <w:right w:val="none" w:sz="0" w:space="0" w:color="000000"/>
-              </w:pBdr>
-              <w:spacing w:after="100" w:before="100" w:line="240"/>
-              <w:ind w:left="100" w:right="100" w:firstLine="0" w:firstLineChars="0"/>
-              <w:rPr>
-                <w:rFonts w:ascii="Helvetica" w:hAnsi="Helvetica" w:eastAsia="Helvetica" w:cs="Helvetica"/>
-                <w:i w:val="false"/>
-                <w:b w:val="false"/>
-                <w:u w:val="none"/>
-                <w:sz w:val="22"/>
-                <w:szCs w:val="22"/>
-                <w:color w:val="000000"/>
-              </w:rPr>
-            </w:pPr>
-            <w:r>
-              <w:rPr>
-                <w:rFonts w:ascii="Helvetica" w:hAnsi="Helvetica" w:eastAsia="Helvetica" w:cs="Helvetica"/>
-                <w:i w:val="false"/>
-                <w:b w:val="false"/>
-                <w:u w:val="none"/>
-                <w:sz w:val="22"/>
-                <w:szCs w:val="22"/>
-                <w:color w:val="000000"/>
-              </w:rPr>
-              <w:t xml:space="preserve">0.004</w:t>
+              <w:t xml:space="preserve">128</w:t>
+            </w:r>
+          </w:p>
+        </w:tc>
+        <w:tc>
+          <w:tcPr>
+            <w:tcBorders>
+              <w:bottom w:val="none" w:sz="0" w:space="0" w:color="000000"/>
+              <w:top w:val="none" w:sz="0" w:space="0" w:color="000000"/>
+              <w:left w:val="none" w:sz="0" w:space="0" w:color="000000"/>
+              <w:right w:val="none" w:sz="0" w:space="0" w:color="000000"/>
+            </w:tcBorders>
+            <w:shd w:val="clear" w:color="auto" w:fill="FFFFFF"/>
+            <w:tcMar>
+              <w:top w:w="0" w:type="dxa"/>
+              <w:bottom w:w="0" w:type="dxa"/>
+              <w:left w:w="0" w:type="dxa"/>
+              <w:right w:w="0" w:type="dxa"/>
+            </w:tcMar>
+            <w:vAlign w:val="top"/>
+          </w:tcPr>
+          <w:p>
+            <w:pPr>
+              <w:pStyle w:val="Normal"/>
+              <w:jc w:val="center"/>
+              <w:pBdr>
+                <w:bottom w:val="none" w:sz="0" w:space="0" w:color="000000"/>
+                <w:top w:val="none" w:sz="0" w:space="0" w:color="000000"/>
+                <w:left w:val="none" w:sz="0" w:space="0" w:color="000000"/>
+                <w:right w:val="none" w:sz="0" w:space="0" w:color="000000"/>
+              </w:pBdr>
+              <w:spacing w:after="100" w:before="100" w:line="240"/>
+              <w:ind w:left="100" w:right="100" w:firstLine="0" w:firstLineChars="0"/>
+              <w:rPr>
+                <w:rFonts w:ascii="Helvetica" w:hAnsi="Helvetica" w:eastAsia="Helvetica" w:cs="Helvetica"/>
+                <w:i w:val="false"/>
+                <w:b w:val="false"/>
+                <w:u w:val="none"/>
+                <w:sz w:val="22"/>
+                <w:szCs w:val="22"/>
+                <w:color w:val="000000"/>
+              </w:rPr>
+            </w:pPr>
+            <w:r>
+              <w:rPr>
+                <w:rFonts w:ascii="Helvetica" w:hAnsi="Helvetica" w:eastAsia="Helvetica" w:cs="Helvetica"/>
+                <w:i w:val="false"/>
+                <w:b w:val="false"/>
+                <w:u w:val="none"/>
+                <w:sz w:val="22"/>
+                <w:szCs w:val="22"/>
+                <w:color w:val="000000"/>
+              </w:rPr>
+              <w:t xml:space="preserve">4.98, 3,317</w:t>
+            </w:r>
+          </w:p>
+        </w:tc>
+        <w:tc>
+          <w:tcPr>
+            <w:tcBorders>
+              <w:bottom w:val="none" w:sz="0" w:space="0" w:color="000000"/>
+              <w:top w:val="none" w:sz="0" w:space="0" w:color="000000"/>
+              <w:left w:val="none" w:sz="0" w:space="0" w:color="000000"/>
+              <w:right w:val="none" w:sz="0" w:space="0" w:color="000000"/>
+            </w:tcBorders>
+            <w:shd w:val="clear" w:color="auto" w:fill="FFFFFF"/>
+            <w:tcMar>
+              <w:top w:w="0" w:type="dxa"/>
+              <w:bottom w:w="0" w:type="dxa"/>
+              <w:left w:w="0" w:type="dxa"/>
+              <w:right w:w="0" w:type="dxa"/>
+            </w:tcMar>
+            <w:vAlign w:val="top"/>
+          </w:tcPr>
+          <w:p>
+            <w:pPr>
+              <w:pStyle w:val="Normal"/>
+              <w:jc w:val="center"/>
+              <w:pBdr>
+                <w:bottom w:val="none" w:sz="0" w:space="0" w:color="000000"/>
+                <w:top w:val="none" w:sz="0" w:space="0" w:color="000000"/>
+                <w:left w:val="none" w:sz="0" w:space="0" w:color="000000"/>
+                <w:right w:val="none" w:sz="0" w:space="0" w:color="000000"/>
+              </w:pBdr>
+              <w:spacing w:after="100" w:before="100" w:line="240"/>
+              <w:ind w:left="100" w:right="100" w:firstLine="0" w:firstLineChars="0"/>
+              <w:rPr>
+                <w:rFonts w:ascii="Helvetica" w:hAnsi="Helvetica" w:eastAsia="Helvetica" w:cs="Helvetica"/>
+                <w:i w:val="false"/>
+                <w:b w:val="false"/>
+                <w:u w:val="none"/>
+                <w:sz w:val="22"/>
+                <w:szCs w:val="22"/>
+                <w:color w:val="000000"/>
+              </w:rPr>
+            </w:pPr>
+            <w:r>
+              <w:rPr>
+                <w:rFonts w:ascii="Helvetica" w:hAnsi="Helvetica" w:eastAsia="Helvetica" w:cs="Helvetica"/>
+                <w:i w:val="false"/>
+                <w:b w:val="false"/>
+                <w:u w:val="none"/>
+                <w:sz w:val="22"/>
+                <w:szCs w:val="22"/>
+                <w:color w:val="000000"/>
+              </w:rPr>
+              <w:t xml:space="preserve">0.003</w:t>
             </w:r>
           </w:p>
         </w:tc>
@@ -11729,113 +11729,113 @@
                 <w:szCs w:val="22"/>
                 <w:color w:val="000000"/>
               </w:rPr>
-              <w:t xml:space="preserve">3.41</w:t>
-            </w:r>
-          </w:p>
-        </w:tc>
-        <w:tc>
-          <w:tcPr>
-            <w:tcBorders>
-              <w:bottom w:val="none" w:sz="0" w:space="0" w:color="000000"/>
-              <w:top w:val="none" w:sz="0" w:space="0" w:color="000000"/>
-              <w:left w:val="none" w:sz="0" w:space="0" w:color="000000"/>
-              <w:right w:val="none" w:sz="0" w:space="0" w:color="000000"/>
-            </w:tcBorders>
-            <w:shd w:val="clear" w:color="auto" w:fill="FFFFFF"/>
-            <w:tcMar>
-              <w:top w:w="0" w:type="dxa"/>
-              <w:bottom w:w="0" w:type="dxa"/>
-              <w:left w:w="0" w:type="dxa"/>
-              <w:right w:w="0" w:type="dxa"/>
-            </w:tcMar>
-            <w:vAlign w:val="top"/>
-          </w:tcPr>
-          <w:p>
-            <w:pPr>
-              <w:pStyle w:val="Normal"/>
-              <w:jc w:val="center"/>
-              <w:pBdr>
-                <w:bottom w:val="none" w:sz="0" w:space="0" w:color="000000"/>
-                <w:top w:val="none" w:sz="0" w:space="0" w:color="000000"/>
-                <w:left w:val="none" w:sz="0" w:space="0" w:color="000000"/>
-                <w:right w:val="none" w:sz="0" w:space="0" w:color="000000"/>
-              </w:pBdr>
-              <w:spacing w:after="100" w:before="100" w:line="240"/>
-              <w:ind w:left="100" w:right="100" w:firstLine="0" w:firstLineChars="0"/>
-              <w:rPr>
-                <w:rFonts w:ascii="Helvetica" w:hAnsi="Helvetica" w:eastAsia="Helvetica" w:cs="Helvetica"/>
-                <w:i w:val="false"/>
-                <w:b w:val="false"/>
-                <w:u w:val="none"/>
-                <w:sz w:val="22"/>
-                <w:szCs w:val="22"/>
-                <w:color w:val="000000"/>
-              </w:rPr>
-            </w:pPr>
-            <w:r>
-              <w:rPr>
-                <w:rFonts w:ascii="Helvetica" w:hAnsi="Helvetica" w:eastAsia="Helvetica" w:cs="Helvetica"/>
-                <w:i w:val="false"/>
-                <w:b w:val="false"/>
-                <w:u w:val="none"/>
-                <w:sz w:val="22"/>
-                <w:szCs w:val="22"/>
-                <w:color w:val="000000"/>
-              </w:rPr>
-              <w:t xml:space="preserve">0.52, 22.2</w:t>
-            </w:r>
-          </w:p>
-        </w:tc>
-        <w:tc>
-          <w:tcPr>
-            <w:tcBorders>
-              <w:bottom w:val="none" w:sz="0" w:space="0" w:color="000000"/>
-              <w:top w:val="none" w:sz="0" w:space="0" w:color="000000"/>
-              <w:left w:val="none" w:sz="0" w:space="0" w:color="000000"/>
-              <w:right w:val="none" w:sz="0" w:space="0" w:color="000000"/>
-            </w:tcBorders>
-            <w:shd w:val="clear" w:color="auto" w:fill="FFFFFF"/>
-            <w:tcMar>
-              <w:top w:w="0" w:type="dxa"/>
-              <w:bottom w:w="0" w:type="dxa"/>
-              <w:left w:w="0" w:type="dxa"/>
-              <w:right w:w="0" w:type="dxa"/>
-            </w:tcMar>
-            <w:vAlign w:val="top"/>
-          </w:tcPr>
-          <w:p>
-            <w:pPr>
-              <w:pStyle w:val="Normal"/>
-              <w:jc w:val="center"/>
-              <w:pBdr>
-                <w:bottom w:val="none" w:sz="0" w:space="0" w:color="000000"/>
-                <w:top w:val="none" w:sz="0" w:space="0" w:color="000000"/>
-                <w:left w:val="none" w:sz="0" w:space="0" w:color="000000"/>
-                <w:right w:val="none" w:sz="0" w:space="0" w:color="000000"/>
-              </w:pBdr>
-              <w:spacing w:after="100" w:before="100" w:line="240"/>
-              <w:ind w:left="100" w:right="100" w:firstLine="0" w:firstLineChars="0"/>
-              <w:rPr>
-                <w:rFonts w:ascii="Helvetica" w:hAnsi="Helvetica" w:eastAsia="Helvetica" w:cs="Helvetica"/>
-                <w:i w:val="false"/>
-                <w:b w:val="false"/>
-                <w:u w:val="none"/>
-                <w:sz w:val="22"/>
-                <w:szCs w:val="22"/>
-                <w:color w:val="000000"/>
-              </w:rPr>
-            </w:pPr>
-            <w:r>
-              <w:rPr>
-                <w:rFonts w:ascii="Helvetica" w:hAnsi="Helvetica" w:eastAsia="Helvetica" w:cs="Helvetica"/>
-                <w:i w:val="false"/>
-                <w:b w:val="false"/>
-                <w:u w:val="none"/>
-                <w:sz w:val="22"/>
-                <w:szCs w:val="22"/>
-                <w:color w:val="000000"/>
-              </w:rPr>
-              <w:t xml:space="preserve">0.200</w:t>
+              <w:t xml:space="preserve">2.18</w:t>
+            </w:r>
+          </w:p>
+        </w:tc>
+        <w:tc>
+          <w:tcPr>
+            <w:tcBorders>
+              <w:bottom w:val="none" w:sz="0" w:space="0" w:color="000000"/>
+              <w:top w:val="none" w:sz="0" w:space="0" w:color="000000"/>
+              <w:left w:val="none" w:sz="0" w:space="0" w:color="000000"/>
+              <w:right w:val="none" w:sz="0" w:space="0" w:color="000000"/>
+            </w:tcBorders>
+            <w:shd w:val="clear" w:color="auto" w:fill="FFFFFF"/>
+            <w:tcMar>
+              <w:top w:w="0" w:type="dxa"/>
+              <w:bottom w:w="0" w:type="dxa"/>
+              <w:left w:w="0" w:type="dxa"/>
+              <w:right w:w="0" w:type="dxa"/>
+            </w:tcMar>
+            <w:vAlign w:val="top"/>
+          </w:tcPr>
+          <w:p>
+            <w:pPr>
+              <w:pStyle w:val="Normal"/>
+              <w:jc w:val="center"/>
+              <w:pBdr>
+                <w:bottom w:val="none" w:sz="0" w:space="0" w:color="000000"/>
+                <w:top w:val="none" w:sz="0" w:space="0" w:color="000000"/>
+                <w:left w:val="none" w:sz="0" w:space="0" w:color="000000"/>
+                <w:right w:val="none" w:sz="0" w:space="0" w:color="000000"/>
+              </w:pBdr>
+              <w:spacing w:after="100" w:before="100" w:line="240"/>
+              <w:ind w:left="100" w:right="100" w:firstLine="0" w:firstLineChars="0"/>
+              <w:rPr>
+                <w:rFonts w:ascii="Helvetica" w:hAnsi="Helvetica" w:eastAsia="Helvetica" w:cs="Helvetica"/>
+                <w:i w:val="false"/>
+                <w:b w:val="false"/>
+                <w:u w:val="none"/>
+                <w:sz w:val="22"/>
+                <w:szCs w:val="22"/>
+                <w:color w:val="000000"/>
+              </w:rPr>
+            </w:pPr>
+            <w:r>
+              <w:rPr>
+                <w:rFonts w:ascii="Helvetica" w:hAnsi="Helvetica" w:eastAsia="Helvetica" w:cs="Helvetica"/>
+                <w:i w:val="false"/>
+                <w:b w:val="false"/>
+                <w:u w:val="none"/>
+                <w:sz w:val="22"/>
+                <w:szCs w:val="22"/>
+                <w:color w:val="000000"/>
+              </w:rPr>
+              <w:t xml:space="preserve">0.33, 14.3</w:t>
+            </w:r>
+          </w:p>
+        </w:tc>
+        <w:tc>
+          <w:tcPr>
+            <w:tcBorders>
+              <w:bottom w:val="none" w:sz="0" w:space="0" w:color="000000"/>
+              <w:top w:val="none" w:sz="0" w:space="0" w:color="000000"/>
+              <w:left w:val="none" w:sz="0" w:space="0" w:color="000000"/>
+              <w:right w:val="none" w:sz="0" w:space="0" w:color="000000"/>
+            </w:tcBorders>
+            <w:shd w:val="clear" w:color="auto" w:fill="FFFFFF"/>
+            <w:tcMar>
+              <w:top w:w="0" w:type="dxa"/>
+              <w:bottom w:w="0" w:type="dxa"/>
+              <w:left w:w="0" w:type="dxa"/>
+              <w:right w:w="0" w:type="dxa"/>
+            </w:tcMar>
+            <w:vAlign w:val="top"/>
+          </w:tcPr>
+          <w:p>
+            <w:pPr>
+              <w:pStyle w:val="Normal"/>
+              <w:jc w:val="center"/>
+              <w:pBdr>
+                <w:bottom w:val="none" w:sz="0" w:space="0" w:color="000000"/>
+                <w:top w:val="none" w:sz="0" w:space="0" w:color="000000"/>
+                <w:left w:val="none" w:sz="0" w:space="0" w:color="000000"/>
+                <w:right w:val="none" w:sz="0" w:space="0" w:color="000000"/>
+              </w:pBdr>
+              <w:spacing w:after="100" w:before="100" w:line="240"/>
+              <w:ind w:left="100" w:right="100" w:firstLine="0" w:firstLineChars="0"/>
+              <w:rPr>
+                <w:rFonts w:ascii="Helvetica" w:hAnsi="Helvetica" w:eastAsia="Helvetica" w:cs="Helvetica"/>
+                <w:i w:val="false"/>
+                <w:b w:val="false"/>
+                <w:u w:val="none"/>
+                <w:sz w:val="22"/>
+                <w:szCs w:val="22"/>
+                <w:color w:val="000000"/>
+              </w:rPr>
+            </w:pPr>
+            <w:r>
+              <w:rPr>
+                <w:rFonts w:ascii="Helvetica" w:hAnsi="Helvetica" w:eastAsia="Helvetica" w:cs="Helvetica"/>
+                <w:i w:val="false"/>
+                <w:b w:val="false"/>
+                <w:u w:val="none"/>
+                <w:sz w:val="22"/>
+                <w:szCs w:val="22"/>
+                <w:color w:val="000000"/>
+              </w:rPr>
+              <w:t xml:space="preserve">0.410</w:t>
             </w:r>
           </w:p>
         </w:tc>
@@ -12695,60 +12695,60 @@
                 <w:szCs w:val="22"/>
                 <w:color w:val="000000"/>
               </w:rPr>
-              <w:t xml:space="preserve">8,720</w:t>
-            </w:r>
-          </w:p>
-        </w:tc>
-        <w:tc>
-          <w:tcPr>
-            <w:tcBorders>
-              <w:bottom w:val="none" w:sz="0" w:space="0" w:color="000000"/>
-              <w:top w:val="none" w:sz="0" w:space="0" w:color="000000"/>
-              <w:left w:val="none" w:sz="0" w:space="0" w:color="000000"/>
-              <w:right w:val="none" w:sz="0" w:space="0" w:color="000000"/>
-            </w:tcBorders>
-            <w:shd w:val="clear" w:color="auto" w:fill="FFFFFF"/>
-            <w:tcMar>
-              <w:top w:w="0" w:type="dxa"/>
-              <w:bottom w:w="0" w:type="dxa"/>
-              <w:left w:w="0" w:type="dxa"/>
-              <w:right w:w="0" w:type="dxa"/>
-            </w:tcMar>
-            <w:vAlign w:val="top"/>
-          </w:tcPr>
-          <w:p>
-            <w:pPr>
-              <w:pStyle w:val="Normal"/>
-              <w:jc w:val="center"/>
-              <w:pBdr>
-                <w:bottom w:val="none" w:sz="0" w:space="0" w:color="000000"/>
-                <w:top w:val="none" w:sz="0" w:space="0" w:color="000000"/>
-                <w:left w:val="none" w:sz="0" w:space="0" w:color="000000"/>
-                <w:right w:val="none" w:sz="0" w:space="0" w:color="000000"/>
-              </w:pBdr>
-              <w:spacing w:after="100" w:before="100" w:line="240"/>
-              <w:ind w:left="100" w:right="100" w:firstLine="0" w:firstLineChars="0"/>
-              <w:rPr>
-                <w:rFonts w:ascii="Helvetica" w:hAnsi="Helvetica" w:eastAsia="Helvetica" w:cs="Helvetica"/>
-                <w:i w:val="false"/>
-                <w:b w:val="false"/>
-                <w:u w:val="none"/>
-                <w:sz w:val="22"/>
-                <w:szCs w:val="22"/>
-                <w:color w:val="000000"/>
-              </w:rPr>
-            </w:pPr>
-            <w:r>
-              <w:rPr>
-                <w:rFonts w:ascii="Helvetica" w:hAnsi="Helvetica" w:eastAsia="Helvetica" w:cs="Helvetica"/>
-                <w:i w:val="false"/>
-                <w:b w:val="false"/>
-                <w:u w:val="none"/>
-                <w:sz w:val="22"/>
-                <w:szCs w:val="22"/>
-                <w:color w:val="000000"/>
-              </w:rPr>
-              <w:t xml:space="preserve">257, 296,003</w:t>
+              <w:t xml:space="preserve">10,732</w:t>
+            </w:r>
+          </w:p>
+        </w:tc>
+        <w:tc>
+          <w:tcPr>
+            <w:tcBorders>
+              <w:bottom w:val="none" w:sz="0" w:space="0" w:color="000000"/>
+              <w:top w:val="none" w:sz="0" w:space="0" w:color="000000"/>
+              <w:left w:val="none" w:sz="0" w:space="0" w:color="000000"/>
+              <w:right w:val="none" w:sz="0" w:space="0" w:color="000000"/>
+            </w:tcBorders>
+            <w:shd w:val="clear" w:color="auto" w:fill="FFFFFF"/>
+            <w:tcMar>
+              <w:top w:w="0" w:type="dxa"/>
+              <w:bottom w:w="0" w:type="dxa"/>
+              <w:left w:w="0" w:type="dxa"/>
+              <w:right w:w="0" w:type="dxa"/>
+            </w:tcMar>
+            <w:vAlign w:val="top"/>
+          </w:tcPr>
+          <w:p>
+            <w:pPr>
+              <w:pStyle w:val="Normal"/>
+              <w:jc w:val="center"/>
+              <w:pBdr>
+                <w:bottom w:val="none" w:sz="0" w:space="0" w:color="000000"/>
+                <w:top w:val="none" w:sz="0" w:space="0" w:color="000000"/>
+                <w:left w:val="none" w:sz="0" w:space="0" w:color="000000"/>
+                <w:right w:val="none" w:sz="0" w:space="0" w:color="000000"/>
+              </w:pBdr>
+              <w:spacing w:after="100" w:before="100" w:line="240"/>
+              <w:ind w:left="100" w:right="100" w:firstLine="0" w:firstLineChars="0"/>
+              <w:rPr>
+                <w:rFonts w:ascii="Helvetica" w:hAnsi="Helvetica" w:eastAsia="Helvetica" w:cs="Helvetica"/>
+                <w:i w:val="false"/>
+                <w:b w:val="false"/>
+                <w:u w:val="none"/>
+                <w:sz w:val="22"/>
+                <w:szCs w:val="22"/>
+                <w:color w:val="000000"/>
+              </w:rPr>
+            </w:pPr>
+            <w:r>
+              <w:rPr>
+                <w:rFonts w:ascii="Helvetica" w:hAnsi="Helvetica" w:eastAsia="Helvetica" w:cs="Helvetica"/>
+                <w:i w:val="false"/>
+                <w:b w:val="false"/>
+                <w:u w:val="none"/>
+                <w:sz w:val="22"/>
+                <w:szCs w:val="22"/>
+                <w:color w:val="000000"/>
+              </w:rPr>
+              <w:t xml:space="preserve">402, 286,572</w:t>
             </w:r>
           </w:p>
         </w:tc>
@@ -13661,113 +13661,113 @@
                 <w:szCs w:val="22"/>
                 <w:color w:val="000000"/>
               </w:rPr>
-              <w:t xml:space="preserve">1.01</w:t>
-            </w:r>
-          </w:p>
-        </w:tc>
-        <w:tc>
-          <w:tcPr>
-            <w:tcBorders>
-              <w:bottom w:val="none" w:sz="0" w:space="0" w:color="000000"/>
-              <w:top w:val="none" w:sz="0" w:space="0" w:color="000000"/>
-              <w:left w:val="none" w:sz="0" w:space="0" w:color="000000"/>
-              <w:right w:val="none" w:sz="0" w:space="0" w:color="000000"/>
-            </w:tcBorders>
-            <w:shd w:val="clear" w:color="auto" w:fill="FFFFFF"/>
-            <w:tcMar>
-              <w:top w:w="0" w:type="dxa"/>
-              <w:bottom w:w="0" w:type="dxa"/>
-              <w:left w:w="0" w:type="dxa"/>
-              <w:right w:w="0" w:type="dxa"/>
-            </w:tcMar>
-            <w:vAlign w:val="top"/>
-          </w:tcPr>
-          <w:p>
-            <w:pPr>
-              <w:pStyle w:val="Normal"/>
-              <w:jc w:val="center"/>
-              <w:pBdr>
-                <w:bottom w:val="none" w:sz="0" w:space="0" w:color="000000"/>
-                <w:top w:val="none" w:sz="0" w:space="0" w:color="000000"/>
-                <w:left w:val="none" w:sz="0" w:space="0" w:color="000000"/>
-                <w:right w:val="none" w:sz="0" w:space="0" w:color="000000"/>
-              </w:pBdr>
-              <w:spacing w:after="100" w:before="100" w:line="240"/>
-              <w:ind w:left="100" w:right="100" w:firstLine="0" w:firstLineChars="0"/>
-              <w:rPr>
-                <w:rFonts w:ascii="Helvetica" w:hAnsi="Helvetica" w:eastAsia="Helvetica" w:cs="Helvetica"/>
-                <w:i w:val="false"/>
-                <w:b w:val="false"/>
-                <w:u w:val="none"/>
-                <w:sz w:val="22"/>
-                <w:szCs w:val="22"/>
-                <w:color w:val="000000"/>
-              </w:rPr>
-            </w:pPr>
-            <w:r>
-              <w:rPr>
-                <w:rFonts w:ascii="Helvetica" w:hAnsi="Helvetica" w:eastAsia="Helvetica" w:cs="Helvetica"/>
-                <w:i w:val="false"/>
-                <w:b w:val="false"/>
-                <w:u w:val="none"/>
-                <w:sz w:val="22"/>
-                <w:szCs w:val="22"/>
-                <w:color w:val="000000"/>
-              </w:rPr>
-              <w:t xml:space="preserve">0.93, 1.10</w:t>
-            </w:r>
-          </w:p>
-        </w:tc>
-        <w:tc>
-          <w:tcPr>
-            <w:tcBorders>
-              <w:bottom w:val="none" w:sz="0" w:space="0" w:color="000000"/>
-              <w:top w:val="none" w:sz="0" w:space="0" w:color="000000"/>
-              <w:left w:val="none" w:sz="0" w:space="0" w:color="000000"/>
-              <w:right w:val="none" w:sz="0" w:space="0" w:color="000000"/>
-            </w:tcBorders>
-            <w:shd w:val="clear" w:color="auto" w:fill="FFFFFF"/>
-            <w:tcMar>
-              <w:top w:w="0" w:type="dxa"/>
-              <w:bottom w:w="0" w:type="dxa"/>
-              <w:left w:w="0" w:type="dxa"/>
-              <w:right w:w="0" w:type="dxa"/>
-            </w:tcMar>
-            <w:vAlign w:val="top"/>
-          </w:tcPr>
-          <w:p>
-            <w:pPr>
-              <w:pStyle w:val="Normal"/>
-              <w:jc w:val="center"/>
-              <w:pBdr>
-                <w:bottom w:val="none" w:sz="0" w:space="0" w:color="000000"/>
-                <w:top w:val="none" w:sz="0" w:space="0" w:color="000000"/>
-                <w:left w:val="none" w:sz="0" w:space="0" w:color="000000"/>
-                <w:right w:val="none" w:sz="0" w:space="0" w:color="000000"/>
-              </w:pBdr>
-              <w:spacing w:after="100" w:before="100" w:line="240"/>
-              <w:ind w:left="100" w:right="100" w:firstLine="0" w:firstLineChars="0"/>
-              <w:rPr>
-                <w:rFonts w:ascii="Helvetica" w:hAnsi="Helvetica" w:eastAsia="Helvetica" w:cs="Helvetica"/>
-                <w:i w:val="false"/>
-                <w:b w:val="false"/>
-                <w:u w:val="none"/>
-                <w:sz w:val="22"/>
-                <w:szCs w:val="22"/>
-                <w:color w:val="000000"/>
-              </w:rPr>
-            </w:pPr>
-            <w:r>
-              <w:rPr>
-                <w:rFonts w:ascii="Helvetica" w:hAnsi="Helvetica" w:eastAsia="Helvetica" w:cs="Helvetica"/>
-                <w:i w:val="false"/>
-                <w:b w:val="false"/>
-                <w:u w:val="none"/>
-                <w:sz w:val="22"/>
-                <w:szCs w:val="22"/>
-                <w:color w:val="000000"/>
-              </w:rPr>
-              <w:t xml:space="preserve">0.790</w:t>
+              <w:t xml:space="preserve">1.02</w:t>
+            </w:r>
+          </w:p>
+        </w:tc>
+        <w:tc>
+          <w:tcPr>
+            <w:tcBorders>
+              <w:bottom w:val="none" w:sz="0" w:space="0" w:color="000000"/>
+              <w:top w:val="none" w:sz="0" w:space="0" w:color="000000"/>
+              <w:left w:val="none" w:sz="0" w:space="0" w:color="000000"/>
+              <w:right w:val="none" w:sz="0" w:space="0" w:color="000000"/>
+            </w:tcBorders>
+            <w:shd w:val="clear" w:color="auto" w:fill="FFFFFF"/>
+            <w:tcMar>
+              <w:top w:w="0" w:type="dxa"/>
+              <w:bottom w:w="0" w:type="dxa"/>
+              <w:left w:w="0" w:type="dxa"/>
+              <w:right w:w="0" w:type="dxa"/>
+            </w:tcMar>
+            <w:vAlign w:val="top"/>
+          </w:tcPr>
+          <w:p>
+            <w:pPr>
+              <w:pStyle w:val="Normal"/>
+              <w:jc w:val="center"/>
+              <w:pBdr>
+                <w:bottom w:val="none" w:sz="0" w:space="0" w:color="000000"/>
+                <w:top w:val="none" w:sz="0" w:space="0" w:color="000000"/>
+                <w:left w:val="none" w:sz="0" w:space="0" w:color="000000"/>
+                <w:right w:val="none" w:sz="0" w:space="0" w:color="000000"/>
+              </w:pBdr>
+              <w:spacing w:after="100" w:before="100" w:line="240"/>
+              <w:ind w:left="100" w:right="100" w:firstLine="0" w:firstLineChars="0"/>
+              <w:rPr>
+                <w:rFonts w:ascii="Helvetica" w:hAnsi="Helvetica" w:eastAsia="Helvetica" w:cs="Helvetica"/>
+                <w:i w:val="false"/>
+                <w:b w:val="false"/>
+                <w:u w:val="none"/>
+                <w:sz w:val="22"/>
+                <w:szCs w:val="22"/>
+                <w:color w:val="000000"/>
+              </w:rPr>
+            </w:pPr>
+            <w:r>
+              <w:rPr>
+                <w:rFonts w:ascii="Helvetica" w:hAnsi="Helvetica" w:eastAsia="Helvetica" w:cs="Helvetica"/>
+                <w:i w:val="false"/>
+                <w:b w:val="false"/>
+                <w:u w:val="none"/>
+                <w:sz w:val="22"/>
+                <w:szCs w:val="22"/>
+                <w:color w:val="000000"/>
+              </w:rPr>
+              <w:t xml:space="preserve">0.94, 1.11</w:t>
+            </w:r>
+          </w:p>
+        </w:tc>
+        <w:tc>
+          <w:tcPr>
+            <w:tcBorders>
+              <w:bottom w:val="none" w:sz="0" w:space="0" w:color="000000"/>
+              <w:top w:val="none" w:sz="0" w:space="0" w:color="000000"/>
+              <w:left w:val="none" w:sz="0" w:space="0" w:color="000000"/>
+              <w:right w:val="none" w:sz="0" w:space="0" w:color="000000"/>
+            </w:tcBorders>
+            <w:shd w:val="clear" w:color="auto" w:fill="FFFFFF"/>
+            <w:tcMar>
+              <w:top w:w="0" w:type="dxa"/>
+              <w:bottom w:w="0" w:type="dxa"/>
+              <w:left w:w="0" w:type="dxa"/>
+              <w:right w:w="0" w:type="dxa"/>
+            </w:tcMar>
+            <w:vAlign w:val="top"/>
+          </w:tcPr>
+          <w:p>
+            <w:pPr>
+              <w:pStyle w:val="Normal"/>
+              <w:jc w:val="center"/>
+              <w:pBdr>
+                <w:bottom w:val="none" w:sz="0" w:space="0" w:color="000000"/>
+                <w:top w:val="none" w:sz="0" w:space="0" w:color="000000"/>
+                <w:left w:val="none" w:sz="0" w:space="0" w:color="000000"/>
+                <w:right w:val="none" w:sz="0" w:space="0" w:color="000000"/>
+              </w:pBdr>
+              <w:spacing w:after="100" w:before="100" w:line="240"/>
+              <w:ind w:left="100" w:right="100" w:firstLine="0" w:firstLineChars="0"/>
+              <w:rPr>
+                <w:rFonts w:ascii="Helvetica" w:hAnsi="Helvetica" w:eastAsia="Helvetica" w:cs="Helvetica"/>
+                <w:i w:val="false"/>
+                <w:b w:val="false"/>
+                <w:u w:val="none"/>
+                <w:sz w:val="22"/>
+                <w:szCs w:val="22"/>
+                <w:color w:val="000000"/>
+              </w:rPr>
+            </w:pPr>
+            <w:r>
+              <w:rPr>
+                <w:rFonts w:ascii="Helvetica" w:hAnsi="Helvetica" w:eastAsia="Helvetica" w:cs="Helvetica"/>
+                <w:i w:val="false"/>
+                <w:b w:val="false"/>
+                <w:u w:val="none"/>
+                <w:sz w:val="22"/>
+                <w:szCs w:val="22"/>
+                <w:color w:val="000000"/>
+              </w:rPr>
+              <w:t xml:space="preserve">0.640</w:t>
             </w:r>
           </w:p>
         </w:tc>
@@ -14144,596 +14144,113 @@
                 <w:szCs w:val="22"/>
                 <w:color w:val="000000"/>
               </w:rPr>
-              <w:t xml:space="preserve">0.51</w:t>
-            </w:r>
-          </w:p>
-        </w:tc>
-        <w:tc>
-          <w:tcPr>
-            <w:tcBorders>
-              <w:bottom w:val="none" w:sz="0" w:space="0" w:color="000000"/>
-              <w:top w:val="none" w:sz="0" w:space="0" w:color="000000"/>
-              <w:left w:val="none" w:sz="0" w:space="0" w:color="000000"/>
-              <w:right w:val="none" w:sz="0" w:space="0" w:color="000000"/>
-            </w:tcBorders>
-            <w:shd w:val="clear" w:color="auto" w:fill="FFFFFF"/>
-            <w:tcMar>
-              <w:top w:w="0" w:type="dxa"/>
-              <w:bottom w:w="0" w:type="dxa"/>
-              <w:left w:w="0" w:type="dxa"/>
-              <w:right w:w="0" w:type="dxa"/>
-            </w:tcMar>
-            <w:vAlign w:val="top"/>
-          </w:tcPr>
-          <w:p>
-            <w:pPr>
-              <w:pStyle w:val="Normal"/>
-              <w:jc w:val="center"/>
-              <w:pBdr>
-                <w:bottom w:val="none" w:sz="0" w:space="0" w:color="000000"/>
-                <w:top w:val="none" w:sz="0" w:space="0" w:color="000000"/>
-                <w:left w:val="none" w:sz="0" w:space="0" w:color="000000"/>
-                <w:right w:val="none" w:sz="0" w:space="0" w:color="000000"/>
-              </w:pBdr>
-              <w:spacing w:after="100" w:before="100" w:line="240"/>
-              <w:ind w:left="100" w:right="100" w:firstLine="0" w:firstLineChars="0"/>
-              <w:rPr>
-                <w:rFonts w:ascii="Helvetica" w:hAnsi="Helvetica" w:eastAsia="Helvetica" w:cs="Helvetica"/>
-                <w:i w:val="false"/>
-                <w:b w:val="false"/>
-                <w:u w:val="none"/>
-                <w:sz w:val="22"/>
-                <w:szCs w:val="22"/>
-                <w:color w:val="000000"/>
-              </w:rPr>
-            </w:pPr>
-            <w:r>
-              <w:rPr>
-                <w:rFonts w:ascii="Helvetica" w:hAnsi="Helvetica" w:eastAsia="Helvetica" w:cs="Helvetica"/>
-                <w:i w:val="false"/>
-                <w:b w:val="false"/>
-                <w:u w:val="none"/>
-                <w:sz w:val="22"/>
-                <w:szCs w:val="22"/>
-                <w:color w:val="000000"/>
-              </w:rPr>
-              <w:t xml:space="preserve">0.09, 2.82</w:t>
-            </w:r>
-          </w:p>
-        </w:tc>
-        <w:tc>
-          <w:tcPr>
-            <w:tcBorders>
-              <w:bottom w:val="none" w:sz="0" w:space="0" w:color="000000"/>
-              <w:top w:val="none" w:sz="0" w:space="0" w:color="000000"/>
-              <w:left w:val="none" w:sz="0" w:space="0" w:color="000000"/>
-              <w:right w:val="none" w:sz="0" w:space="0" w:color="000000"/>
-            </w:tcBorders>
-            <w:shd w:val="clear" w:color="auto" w:fill="FFFFFF"/>
-            <w:tcMar>
-              <w:top w:w="0" w:type="dxa"/>
-              <w:bottom w:w="0" w:type="dxa"/>
-              <w:left w:w="0" w:type="dxa"/>
-              <w:right w:w="0" w:type="dxa"/>
-            </w:tcMar>
-            <w:vAlign w:val="top"/>
-          </w:tcPr>
-          <w:p>
-            <w:pPr>
-              <w:pStyle w:val="Normal"/>
-              <w:jc w:val="center"/>
-              <w:pBdr>
-                <w:bottom w:val="none" w:sz="0" w:space="0" w:color="000000"/>
-                <w:top w:val="none" w:sz="0" w:space="0" w:color="000000"/>
-                <w:left w:val="none" w:sz="0" w:space="0" w:color="000000"/>
-                <w:right w:val="none" w:sz="0" w:space="0" w:color="000000"/>
-              </w:pBdr>
-              <w:spacing w:after="100" w:before="100" w:line="240"/>
-              <w:ind w:left="100" w:right="100" w:firstLine="0" w:firstLineChars="0"/>
-              <w:rPr>
-                <w:rFonts w:ascii="Helvetica" w:hAnsi="Helvetica" w:eastAsia="Helvetica" w:cs="Helvetica"/>
-                <w:i w:val="false"/>
-                <w:b w:val="false"/>
-                <w:u w:val="none"/>
-                <w:sz w:val="22"/>
-                <w:szCs w:val="22"/>
-                <w:color w:val="000000"/>
-              </w:rPr>
-            </w:pPr>
-            <w:r>
-              <w:rPr>
-                <w:rFonts w:ascii="Helvetica" w:hAnsi="Helvetica" w:eastAsia="Helvetica" w:cs="Helvetica"/>
-                <w:i w:val="false"/>
-                <w:b w:val="false"/>
-                <w:u w:val="none"/>
-                <w:sz w:val="22"/>
-                <w:szCs w:val="22"/>
-                <w:color w:val="000000"/>
-              </w:rPr>
-              <w:t xml:space="preserve">0.440</w:t>
-            </w:r>
-          </w:p>
-        </w:tc>
-      </w:tr>
-      <w:tr>
-        <w:trPr>
-          <w:trHeight w:val="598" w:hRule="auto"/>
-        </w:trPr>
-        body29
-        <w:tc>
-          <w:tcPr>
-            <w:tcBorders>
-              <w:bottom w:val="none" w:sz="0" w:space="0" w:color="000000"/>
-              <w:top w:val="none" w:sz="0" w:space="0" w:color="000000"/>
-              <w:left w:val="none" w:sz="0" w:space="0" w:color="000000"/>
-              <w:right w:val="none" w:sz="0" w:space="0" w:color="000000"/>
-            </w:tcBorders>
-            <w:shd w:val="clear" w:color="auto" w:fill="FFFFFF"/>
-            <w:tcMar>
-              <w:top w:w="0" w:type="dxa"/>
-              <w:bottom w:w="0" w:type="dxa"/>
-              <w:left w:w="0" w:type="dxa"/>
-              <w:right w:w="0" w:type="dxa"/>
-            </w:tcMar>
-            <w:vAlign w:val="top"/>
-          </w:tcPr>
-          <w:p>
-            <w:pPr>
-              <w:pStyle w:val="Normal"/>
-              <w:jc w:val="left"/>
-              <w:pBdr>
-                <w:bottom w:val="none" w:sz="0" w:space="0" w:color="000000"/>
-                <w:top w:val="none" w:sz="0" w:space="0" w:color="000000"/>
-                <w:left w:val="none" w:sz="0" w:space="0" w:color="000000"/>
-                <w:right w:val="none" w:sz="0" w:space="0" w:color="000000"/>
-              </w:pBdr>
-              <w:spacing w:after="100" w:before="100" w:line="240"/>
-              <w:ind w:left="100" w:right="100" w:firstLine="0" w:firstLineChars="0"/>
-              <w:rPr>
-                <w:rFonts w:ascii="Helvetica" w:hAnsi="Helvetica" w:eastAsia="Helvetica" w:cs="Helvetica"/>
-                <w:i w:val="false"/>
-                <w:b w:val="false"/>
-                <w:u w:val="none"/>
-                <w:sz w:val="22"/>
-                <w:szCs w:val="22"/>
-                <w:color w:val="000000"/>
-              </w:rPr>
-            </w:pPr>
-            <w:r>
-              <w:rPr>
-                <w:rFonts w:ascii="Helvetica" w:hAnsi="Helvetica" w:eastAsia="Helvetica" w:cs="Helvetica"/>
-                <w:i w:val="false"/>
-                <w:b w:val="false"/>
-                <w:u w:val="none"/>
-                <w:sz w:val="22"/>
-                <w:szCs w:val="22"/>
-                <w:color w:val="000000"/>
-              </w:rPr>
-              <w:t xml:space="preserve">steroids</w:t>
-            </w:r>
-          </w:p>
-        </w:tc>
-        <w:tc>
-          <w:tcPr>
-            <w:tcBorders>
-              <w:bottom w:val="none" w:sz="0" w:space="0" w:color="000000"/>
-              <w:top w:val="none" w:sz="0" w:space="0" w:color="000000"/>
-              <w:left w:val="none" w:sz="0" w:space="0" w:color="000000"/>
-              <w:right w:val="none" w:sz="0" w:space="0" w:color="000000"/>
-            </w:tcBorders>
-            <w:shd w:val="clear" w:color="auto" w:fill="FFFFFF"/>
-            <w:tcMar>
-              <w:top w:w="0" w:type="dxa"/>
-              <w:bottom w:w="0" w:type="dxa"/>
-              <w:left w:w="0" w:type="dxa"/>
-              <w:right w:w="0" w:type="dxa"/>
-            </w:tcMar>
-            <w:vAlign w:val="top"/>
-          </w:tcPr>
-          <w:p>
-            <w:pPr>
-              <w:pStyle w:val="Normal"/>
-              <w:jc w:val="center"/>
-              <w:pBdr>
-                <w:bottom w:val="none" w:sz="0" w:space="0" w:color="000000"/>
-                <w:top w:val="none" w:sz="0" w:space="0" w:color="000000"/>
-                <w:left w:val="none" w:sz="0" w:space="0" w:color="000000"/>
-                <w:right w:val="none" w:sz="0" w:space="0" w:color="000000"/>
-              </w:pBdr>
-              <w:spacing w:after="100" w:before="100" w:line="240"/>
-              <w:ind w:left="100" w:right="100" w:firstLine="0" w:firstLineChars="0"/>
-              <w:rPr>
-                <w:rFonts w:ascii="Helvetica" w:hAnsi="Helvetica" w:eastAsia="Helvetica" w:cs="Helvetica"/>
-                <w:i w:val="false"/>
-                <w:b w:val="false"/>
-                <w:u w:val="none"/>
-                <w:sz w:val="22"/>
-                <w:szCs w:val="22"/>
-                <w:color w:val="000000"/>
-              </w:rPr>
-            </w:pPr>
-            <w:r>
-              <w:rPr>
-                <w:rFonts w:ascii="Helvetica" w:hAnsi="Helvetica" w:eastAsia="Helvetica" w:cs="Helvetica"/>
-                <w:i w:val="false"/>
-                <w:b w:val="false"/>
-                <w:u w:val="none"/>
-                <w:sz w:val="22"/>
-                <w:szCs w:val="22"/>
-                <w:color w:val="000000"/>
-              </w:rPr>
-              <w:t xml:space="preserve">157</w:t>
-            </w:r>
-          </w:p>
-        </w:tc>
-        <w:tc>
-          <w:tcPr>
-            <w:tcBorders>
-              <w:bottom w:val="none" w:sz="0" w:space="0" w:color="000000"/>
-              <w:top w:val="none" w:sz="0" w:space="0" w:color="000000"/>
-              <w:left w:val="none" w:sz="0" w:space="0" w:color="000000"/>
-              <w:right w:val="none" w:sz="0" w:space="0" w:color="000000"/>
-            </w:tcBorders>
-            <w:shd w:val="clear" w:color="auto" w:fill="FFFFFF"/>
-            <w:tcMar>
-              <w:top w:w="0" w:type="dxa"/>
-              <w:bottom w:w="0" w:type="dxa"/>
-              <w:left w:w="0" w:type="dxa"/>
-              <w:right w:w="0" w:type="dxa"/>
-            </w:tcMar>
-            <w:vAlign w:val="top"/>
-          </w:tcPr>
-          <w:p>
-            <w:pPr>
-              <w:pStyle w:val="Normal"/>
-              <w:jc w:val="center"/>
-              <w:pBdr>
-                <w:bottom w:val="none" w:sz="0" w:space="0" w:color="000000"/>
-                <w:top w:val="none" w:sz="0" w:space="0" w:color="000000"/>
-                <w:left w:val="none" w:sz="0" w:space="0" w:color="000000"/>
-                <w:right w:val="none" w:sz="0" w:space="0" w:color="000000"/>
-              </w:pBdr>
-              <w:spacing w:after="100" w:before="100" w:line="240"/>
-              <w:ind w:left="100" w:right="100" w:firstLine="0" w:firstLineChars="0"/>
-              <w:rPr>
-                <w:rFonts w:ascii="Helvetica" w:hAnsi="Helvetica" w:eastAsia="Helvetica" w:cs="Helvetica"/>
-                <w:i w:val="false"/>
-                <w:b w:val="false"/>
-                <w:u w:val="none"/>
-                <w:sz w:val="22"/>
-                <w:szCs w:val="22"/>
-                <w:color w:val="000000"/>
-              </w:rPr>
-            </w:pPr>
-            <w:r>
-              <w:rPr>
-                <w:rFonts w:ascii="Helvetica" w:hAnsi="Helvetica" w:eastAsia="Helvetica" w:cs="Helvetica"/>
-                <w:i w:val="false"/>
-                <w:b w:val="false"/>
-                <w:u w:val="none"/>
-                <w:sz w:val="22"/>
-                <w:szCs w:val="22"/>
-                <w:color w:val="000000"/>
-              </w:rPr>
-              <w:t xml:space="preserve">22,275</w:t>
-            </w:r>
-          </w:p>
-        </w:tc>
-        <w:tc>
-          <w:tcPr>
-            <w:tcBorders>
-              <w:bottom w:val="none" w:sz="0" w:space="0" w:color="000000"/>
-              <w:top w:val="none" w:sz="0" w:space="0" w:color="000000"/>
-              <w:left w:val="none" w:sz="0" w:space="0" w:color="000000"/>
-              <w:right w:val="none" w:sz="0" w:space="0" w:color="000000"/>
-            </w:tcBorders>
-            <w:shd w:val="clear" w:color="auto" w:fill="FFFFFF"/>
-            <w:tcMar>
-              <w:top w:w="0" w:type="dxa"/>
-              <w:bottom w:w="0" w:type="dxa"/>
-              <w:left w:w="0" w:type="dxa"/>
-              <w:right w:w="0" w:type="dxa"/>
-            </w:tcMar>
-            <w:vAlign w:val="top"/>
-          </w:tcPr>
-          <w:p>
-            <w:pPr>
-              <w:pStyle w:val="Normal"/>
-              <w:jc w:val="center"/>
-              <w:pBdr>
-                <w:bottom w:val="none" w:sz="0" w:space="0" w:color="000000"/>
-                <w:top w:val="none" w:sz="0" w:space="0" w:color="000000"/>
-                <w:left w:val="none" w:sz="0" w:space="0" w:color="000000"/>
-                <w:right w:val="none" w:sz="0" w:space="0" w:color="000000"/>
-              </w:pBdr>
-              <w:spacing w:after="100" w:before="100" w:line="240"/>
-              <w:ind w:left="100" w:right="100" w:firstLine="0" w:firstLineChars="0"/>
-              <w:rPr>
-                <w:rFonts w:ascii="Helvetica" w:hAnsi="Helvetica" w:eastAsia="Helvetica" w:cs="Helvetica"/>
-                <w:i w:val="false"/>
-                <w:b w:val="false"/>
-                <w:u w:val="none"/>
-                <w:sz w:val="22"/>
-                <w:szCs w:val="22"/>
-                <w:color w:val="000000"/>
-              </w:rPr>
-            </w:pPr>
-            <w:r>
-              <w:rPr>
-                <w:rFonts w:ascii="Helvetica" w:hAnsi="Helvetica" w:eastAsia="Helvetica" w:cs="Helvetica"/>
-                <w:i w:val="false"/>
-                <w:b w:val="false"/>
-                <w:u w:val="none"/>
-                <w:sz w:val="22"/>
-                <w:szCs w:val="22"/>
-                <w:color w:val="000000"/>
-              </w:rPr>
-              <w:t xml:space="preserve">2,982, 166,375</w:t>
-            </w:r>
-          </w:p>
-        </w:tc>
-        <w:tc>
-          <w:tcPr>
-            <w:tcBorders>
-              <w:bottom w:val="none" w:sz="0" w:space="0" w:color="000000"/>
-              <w:top w:val="none" w:sz="0" w:space="0" w:color="000000"/>
-              <w:left w:val="none" w:sz="0" w:space="0" w:color="000000"/>
-              <w:right w:val="none" w:sz="0" w:space="0" w:color="000000"/>
-            </w:tcBorders>
-            <w:shd w:val="clear" w:color="auto" w:fill="FFFFFF"/>
-            <w:tcMar>
-              <w:top w:w="0" w:type="dxa"/>
-              <w:bottom w:w="0" w:type="dxa"/>
-              <w:left w:w="0" w:type="dxa"/>
-              <w:right w:w="0" w:type="dxa"/>
-            </w:tcMar>
-            <w:vAlign w:val="top"/>
-          </w:tcPr>
-          <w:p>
-            <w:pPr>
-              <w:pStyle w:val="Normal"/>
-              <w:jc w:val="center"/>
-              <w:pBdr>
-                <w:bottom w:val="none" w:sz="0" w:space="0" w:color="000000"/>
-                <w:top w:val="none" w:sz="0" w:space="0" w:color="000000"/>
-                <w:left w:val="none" w:sz="0" w:space="0" w:color="000000"/>
-                <w:right w:val="none" w:sz="0" w:space="0" w:color="000000"/>
-              </w:pBdr>
-              <w:spacing w:after="100" w:before="100" w:line="240"/>
-              <w:ind w:left="100" w:right="100" w:firstLine="0" w:firstLineChars="0"/>
-              <w:rPr>
-                <w:rFonts w:ascii="Helvetica" w:hAnsi="Helvetica" w:eastAsia="Helvetica" w:cs="Helvetica"/>
-                <w:i w:val="false"/>
-                <w:b w:val="false"/>
-                <w:u w:val="none"/>
-                <w:sz w:val="22"/>
-                <w:szCs w:val="22"/>
-                <w:color w:val="000000"/>
-              </w:rPr>
-            </w:pPr>
-            <w:r>
-              <w:rPr>
-                <w:rFonts w:ascii="Helvetica" w:hAnsi="Helvetica" w:eastAsia="Helvetica" w:cs="Helvetica"/>
-                <w:i w:val="false"/>
-                <w:b w:val="false"/>
-                <w:u w:val="none"/>
-                <w:sz w:val="22"/>
-                <w:szCs w:val="22"/>
-                <w:color w:val="000000"/>
-              </w:rPr>
-              <w:t xml:space="preserve">&lt;0.001</w:t>
-            </w:r>
-          </w:p>
-        </w:tc>
-        <w:tc>
-          <w:tcPr>
-            <w:tcBorders>
-              <w:bottom w:val="none" w:sz="0" w:space="0" w:color="000000"/>
-              <w:top w:val="none" w:sz="0" w:space="0" w:color="000000"/>
-              <w:left w:val="none" w:sz="0" w:space="0" w:color="000000"/>
-              <w:right w:val="none" w:sz="0" w:space="0" w:color="000000"/>
-            </w:tcBorders>
-            <w:shd w:val="clear" w:color="auto" w:fill="FFFFFF"/>
-            <w:tcMar>
-              <w:top w:w="0" w:type="dxa"/>
-              <w:bottom w:w="0" w:type="dxa"/>
-              <w:left w:w="0" w:type="dxa"/>
-              <w:right w:w="0" w:type="dxa"/>
-            </w:tcMar>
-            <w:vAlign w:val="top"/>
-          </w:tcPr>
-          <w:p>
-            <w:pPr>
-              <w:pStyle w:val="Normal"/>
-              <w:jc w:val="center"/>
-              <w:pBdr>
-                <w:bottom w:val="none" w:sz="0" w:space="0" w:color="000000"/>
-                <w:top w:val="none" w:sz="0" w:space="0" w:color="000000"/>
-                <w:left w:val="none" w:sz="0" w:space="0" w:color="000000"/>
-                <w:right w:val="none" w:sz="0" w:space="0" w:color="000000"/>
-              </w:pBdr>
-              <w:spacing w:after="100" w:before="100" w:line="240"/>
-              <w:ind w:left="100" w:right="100" w:firstLine="0" w:firstLineChars="0"/>
-              <w:rPr>
-                <w:rFonts w:ascii="Helvetica" w:hAnsi="Helvetica" w:eastAsia="Helvetica" w:cs="Helvetica"/>
-                <w:i w:val="false"/>
-                <w:b w:val="false"/>
-                <w:u w:val="none"/>
-                <w:sz w:val="22"/>
-                <w:szCs w:val="22"/>
-                <w:color w:val="000000"/>
-              </w:rPr>
-            </w:pPr>
-            <w:r>
-              <w:rPr>
-                <w:rFonts w:ascii="Helvetica" w:hAnsi="Helvetica" w:eastAsia="Helvetica" w:cs="Helvetica"/>
-                <w:i w:val="false"/>
-                <w:b w:val="false"/>
-                <w:u w:val="none"/>
-                <w:sz w:val="22"/>
-                <w:szCs w:val="22"/>
-                <w:color w:val="000000"/>
-              </w:rPr>
-              <w:t xml:space="preserve">157</w:t>
-            </w:r>
-          </w:p>
-        </w:tc>
-        <w:tc>
-          <w:tcPr>
-            <w:tcBorders>
-              <w:bottom w:val="none" w:sz="0" w:space="0" w:color="000000"/>
-              <w:top w:val="none" w:sz="0" w:space="0" w:color="000000"/>
-              <w:left w:val="none" w:sz="0" w:space="0" w:color="000000"/>
-              <w:right w:val="none" w:sz="0" w:space="0" w:color="000000"/>
-            </w:tcBorders>
-            <w:shd w:val="clear" w:color="auto" w:fill="FFFFFF"/>
-            <w:tcMar>
-              <w:top w:w="0" w:type="dxa"/>
-              <w:bottom w:w="0" w:type="dxa"/>
-              <w:left w:w="0" w:type="dxa"/>
-              <w:right w:w="0" w:type="dxa"/>
-            </w:tcMar>
-            <w:vAlign w:val="top"/>
-          </w:tcPr>
-          <w:p>
-            <w:pPr>
-              <w:pStyle w:val="Normal"/>
-              <w:jc w:val="center"/>
-              <w:pBdr>
-                <w:bottom w:val="none" w:sz="0" w:space="0" w:color="000000"/>
-                <w:top w:val="none" w:sz="0" w:space="0" w:color="000000"/>
-                <w:left w:val="none" w:sz="0" w:space="0" w:color="000000"/>
-                <w:right w:val="none" w:sz="0" w:space="0" w:color="000000"/>
-              </w:pBdr>
-              <w:spacing w:after="100" w:before="100" w:line="240"/>
-              <w:ind w:left="100" w:right="100" w:firstLine="0" w:firstLineChars="0"/>
-              <w:rPr>
-                <w:rFonts w:ascii="Helvetica" w:hAnsi="Helvetica" w:eastAsia="Helvetica" w:cs="Helvetica"/>
-                <w:i w:val="false"/>
-                <w:b w:val="false"/>
-                <w:u w:val="none"/>
-                <w:sz w:val="22"/>
-                <w:szCs w:val="22"/>
-                <w:color w:val="000000"/>
-              </w:rPr>
-            </w:pPr>
-            <w:r>
-              <w:rPr>
-                <w:rFonts w:ascii="Helvetica" w:hAnsi="Helvetica" w:eastAsia="Helvetica" w:cs="Helvetica"/>
-                <w:i w:val="false"/>
-                <w:b w:val="false"/>
-                <w:u w:val="none"/>
-                <w:sz w:val="22"/>
-                <w:szCs w:val="22"/>
-                <w:color w:val="000000"/>
-              </w:rPr>
-              <w:t xml:space="preserve">3,137,389</w:t>
-            </w:r>
-          </w:p>
-        </w:tc>
-        <w:tc>
-          <w:tcPr>
-            <w:tcBorders>
-              <w:bottom w:val="none" w:sz="0" w:space="0" w:color="000000"/>
-              <w:top w:val="none" w:sz="0" w:space="0" w:color="000000"/>
-              <w:left w:val="none" w:sz="0" w:space="0" w:color="000000"/>
-              <w:right w:val="none" w:sz="0" w:space="0" w:color="000000"/>
-            </w:tcBorders>
-            <w:shd w:val="clear" w:color="auto" w:fill="FFFFFF"/>
-            <w:tcMar>
-              <w:top w:w="0" w:type="dxa"/>
-              <w:bottom w:w="0" w:type="dxa"/>
-              <w:left w:w="0" w:type="dxa"/>
-              <w:right w:w="0" w:type="dxa"/>
-            </w:tcMar>
-            <w:vAlign w:val="top"/>
-          </w:tcPr>
-          <w:p>
-            <w:pPr>
-              <w:pStyle w:val="Normal"/>
-              <w:jc w:val="center"/>
-              <w:pBdr>
-                <w:bottom w:val="none" w:sz="0" w:space="0" w:color="000000"/>
-                <w:top w:val="none" w:sz="0" w:space="0" w:color="000000"/>
-                <w:left w:val="none" w:sz="0" w:space="0" w:color="000000"/>
-                <w:right w:val="none" w:sz="0" w:space="0" w:color="000000"/>
-              </w:pBdr>
-              <w:spacing w:after="100" w:before="100" w:line="240"/>
-              <w:ind w:left="100" w:right="100" w:firstLine="0" w:firstLineChars="0"/>
-              <w:rPr>
-                <w:rFonts w:ascii="Helvetica" w:hAnsi="Helvetica" w:eastAsia="Helvetica" w:cs="Helvetica"/>
-                <w:i w:val="false"/>
-                <w:b w:val="false"/>
-                <w:u w:val="none"/>
-                <w:sz w:val="22"/>
-                <w:szCs w:val="22"/>
-                <w:color w:val="000000"/>
-              </w:rPr>
-            </w:pPr>
-            <w:r>
-              <w:rPr>
-                <w:rFonts w:ascii="Helvetica" w:hAnsi="Helvetica" w:eastAsia="Helvetica" w:cs="Helvetica"/>
-                <w:i w:val="false"/>
-                <w:b w:val="false"/>
-                <w:u w:val="none"/>
-                <w:sz w:val="22"/>
-                <w:szCs w:val="22"/>
-                <w:color w:val="000000"/>
-              </w:rPr>
-              <w:t xml:space="preserve">153,932, 63,945,224</w:t>
-            </w:r>
-          </w:p>
-        </w:tc>
-        <w:tc>
-          <w:tcPr>
-            <w:tcBorders>
-              <w:bottom w:val="none" w:sz="0" w:space="0" w:color="000000"/>
-              <w:top w:val="none" w:sz="0" w:space="0" w:color="000000"/>
-              <w:left w:val="none" w:sz="0" w:space="0" w:color="000000"/>
-              <w:right w:val="none" w:sz="0" w:space="0" w:color="000000"/>
-            </w:tcBorders>
-            <w:shd w:val="clear" w:color="auto" w:fill="FFFFFF"/>
-            <w:tcMar>
-              <w:top w:w="0" w:type="dxa"/>
-              <w:bottom w:w="0" w:type="dxa"/>
-              <w:left w:w="0" w:type="dxa"/>
-              <w:right w:w="0" w:type="dxa"/>
-            </w:tcMar>
-            <w:vAlign w:val="top"/>
-          </w:tcPr>
-          <w:p>
-            <w:pPr>
-              <w:pStyle w:val="Normal"/>
-              <w:jc w:val="center"/>
-              <w:pBdr>
-                <w:bottom w:val="none" w:sz="0" w:space="0" w:color="000000"/>
-                <w:top w:val="none" w:sz="0" w:space="0" w:color="000000"/>
-                <w:left w:val="none" w:sz="0" w:space="0" w:color="000000"/>
-                <w:right w:val="none" w:sz="0" w:space="0" w:color="000000"/>
-              </w:pBdr>
-              <w:spacing w:after="100" w:before="100" w:line="240"/>
-              <w:ind w:left="100" w:right="100" w:firstLine="0" w:firstLineChars="0"/>
-              <w:rPr>
-                <w:rFonts w:ascii="Helvetica" w:hAnsi="Helvetica" w:eastAsia="Helvetica" w:cs="Helvetica"/>
-                <w:i w:val="false"/>
-                <w:b w:val="false"/>
-                <w:u w:val="none"/>
-                <w:sz w:val="22"/>
-                <w:szCs w:val="22"/>
-                <w:color w:val="000000"/>
-              </w:rPr>
-            </w:pPr>
-            <w:r>
-              <w:rPr>
-                <w:rFonts w:ascii="Helvetica" w:hAnsi="Helvetica" w:eastAsia="Helvetica" w:cs="Helvetica"/>
-                <w:i w:val="false"/>
-                <w:b w:val="false"/>
-                <w:u w:val="none"/>
-                <w:sz w:val="22"/>
-                <w:szCs w:val="22"/>
-                <w:color w:val="000000"/>
-              </w:rPr>
-              <w:t xml:space="preserve">&lt;0.001</w:t>
+              <w:t xml:space="preserve">0.49</w:t>
+            </w:r>
+          </w:p>
+        </w:tc>
+        <w:tc>
+          <w:tcPr>
+            <w:tcBorders>
+              <w:bottom w:val="none" w:sz="0" w:space="0" w:color="000000"/>
+              <w:top w:val="none" w:sz="0" w:space="0" w:color="000000"/>
+              <w:left w:val="none" w:sz="0" w:space="0" w:color="000000"/>
+              <w:right w:val="none" w:sz="0" w:space="0" w:color="000000"/>
+            </w:tcBorders>
+            <w:shd w:val="clear" w:color="auto" w:fill="FFFFFF"/>
+            <w:tcMar>
+              <w:top w:w="0" w:type="dxa"/>
+              <w:bottom w:w="0" w:type="dxa"/>
+              <w:left w:w="0" w:type="dxa"/>
+              <w:right w:w="0" w:type="dxa"/>
+            </w:tcMar>
+            <w:vAlign w:val="top"/>
+          </w:tcPr>
+          <w:p>
+            <w:pPr>
+              <w:pStyle w:val="Normal"/>
+              <w:jc w:val="center"/>
+              <w:pBdr>
+                <w:bottom w:val="none" w:sz="0" w:space="0" w:color="000000"/>
+                <w:top w:val="none" w:sz="0" w:space="0" w:color="000000"/>
+                <w:left w:val="none" w:sz="0" w:space="0" w:color="000000"/>
+                <w:right w:val="none" w:sz="0" w:space="0" w:color="000000"/>
+              </w:pBdr>
+              <w:spacing w:after="100" w:before="100" w:line="240"/>
+              <w:ind w:left="100" w:right="100" w:firstLine="0" w:firstLineChars="0"/>
+              <w:rPr>
+                <w:rFonts w:ascii="Helvetica" w:hAnsi="Helvetica" w:eastAsia="Helvetica" w:cs="Helvetica"/>
+                <w:i w:val="false"/>
+                <w:b w:val="false"/>
+                <w:u w:val="none"/>
+                <w:sz w:val="22"/>
+                <w:szCs w:val="22"/>
+                <w:color w:val="000000"/>
+              </w:rPr>
+            </w:pPr>
+            <w:r>
+              <w:rPr>
+                <w:rFonts w:ascii="Helvetica" w:hAnsi="Helvetica" w:eastAsia="Helvetica" w:cs="Helvetica"/>
+                <w:i w:val="false"/>
+                <w:b w:val="false"/>
+                <w:u w:val="none"/>
+                <w:sz w:val="22"/>
+                <w:szCs w:val="22"/>
+                <w:color w:val="000000"/>
+              </w:rPr>
+              <w:t xml:space="preserve">0.09, 2.61</w:t>
+            </w:r>
+          </w:p>
+        </w:tc>
+        <w:tc>
+          <w:tcPr>
+            <w:tcBorders>
+              <w:bottom w:val="none" w:sz="0" w:space="0" w:color="000000"/>
+              <w:top w:val="none" w:sz="0" w:space="0" w:color="000000"/>
+              <w:left w:val="none" w:sz="0" w:space="0" w:color="000000"/>
+              <w:right w:val="none" w:sz="0" w:space="0" w:color="000000"/>
+            </w:tcBorders>
+            <w:shd w:val="clear" w:color="auto" w:fill="FFFFFF"/>
+            <w:tcMar>
+              <w:top w:w="0" w:type="dxa"/>
+              <w:bottom w:w="0" w:type="dxa"/>
+              <w:left w:w="0" w:type="dxa"/>
+              <w:right w:w="0" w:type="dxa"/>
+            </w:tcMar>
+            <w:vAlign w:val="top"/>
+          </w:tcPr>
+          <w:p>
+            <w:pPr>
+              <w:pStyle w:val="Normal"/>
+              <w:jc w:val="center"/>
+              <w:pBdr>
+                <w:bottom w:val="none" w:sz="0" w:space="0" w:color="000000"/>
+                <w:top w:val="none" w:sz="0" w:space="0" w:color="000000"/>
+                <w:left w:val="none" w:sz="0" w:space="0" w:color="000000"/>
+                <w:right w:val="none" w:sz="0" w:space="0" w:color="000000"/>
+              </w:pBdr>
+              <w:spacing w:after="100" w:before="100" w:line="240"/>
+              <w:ind w:left="100" w:right="100" w:firstLine="0" w:firstLineChars="0"/>
+              <w:rPr>
+                <w:rFonts w:ascii="Helvetica" w:hAnsi="Helvetica" w:eastAsia="Helvetica" w:cs="Helvetica"/>
+                <w:i w:val="false"/>
+                <w:b w:val="false"/>
+                <w:u w:val="none"/>
+                <w:sz w:val="22"/>
+                <w:szCs w:val="22"/>
+                <w:color w:val="000000"/>
+              </w:rPr>
+            </w:pPr>
+            <w:r>
+              <w:rPr>
+                <w:rFonts w:ascii="Helvetica" w:hAnsi="Helvetica" w:eastAsia="Helvetica" w:cs="Helvetica"/>
+                <w:i w:val="false"/>
+                <w:b w:val="false"/>
+                <w:u w:val="none"/>
+                <w:sz w:val="22"/>
+                <w:szCs w:val="22"/>
+                <w:color w:val="000000"/>
+              </w:rPr>
+              <w:t xml:space="preserve">0.400</w:t>
             </w:r>
           </w:p>
         </w:tc>
@@ -14742,7 +14259,7 @@
         <w:trPr>
           <w:trHeight w:val="616" w:hRule="auto"/>
         </w:trPr>
-        body30
+        body29
         <w:tc>
           <w:tcPr>
             <w:tcBorders>
@@ -15110,113 +14627,113 @@
                 <w:szCs w:val="22"/>
                 <w:color w:val="000000"/>
               </w:rPr>
-              <w:t xml:space="preserve">0.55</w:t>
-            </w:r>
-          </w:p>
-        </w:tc>
-        <w:tc>
-          <w:tcPr>
-            <w:tcBorders>
-              <w:bottom w:val="none" w:sz="0" w:space="0" w:color="000000"/>
-              <w:top w:val="none" w:sz="0" w:space="0" w:color="000000"/>
-              <w:left w:val="none" w:sz="0" w:space="0" w:color="000000"/>
-              <w:right w:val="none" w:sz="0" w:space="0" w:color="000000"/>
-            </w:tcBorders>
-            <w:shd w:val="clear" w:color="auto" w:fill="FFFFFF"/>
-            <w:tcMar>
-              <w:top w:w="0" w:type="dxa"/>
-              <w:bottom w:w="0" w:type="dxa"/>
-              <w:left w:w="0" w:type="dxa"/>
-              <w:right w:w="0" w:type="dxa"/>
-            </w:tcMar>
-            <w:vAlign w:val="top"/>
-          </w:tcPr>
-          <w:p>
-            <w:pPr>
-              <w:pStyle w:val="Normal"/>
-              <w:jc w:val="center"/>
-              <w:pBdr>
-                <w:bottom w:val="none" w:sz="0" w:space="0" w:color="000000"/>
-                <w:top w:val="none" w:sz="0" w:space="0" w:color="000000"/>
-                <w:left w:val="none" w:sz="0" w:space="0" w:color="000000"/>
-                <w:right w:val="none" w:sz="0" w:space="0" w:color="000000"/>
-              </w:pBdr>
-              <w:spacing w:after="100" w:before="100" w:line="240"/>
-              <w:ind w:left="100" w:right="100" w:firstLine="0" w:firstLineChars="0"/>
-              <w:rPr>
-                <w:rFonts w:ascii="Helvetica" w:hAnsi="Helvetica" w:eastAsia="Helvetica" w:cs="Helvetica"/>
-                <w:i w:val="false"/>
-                <w:b w:val="false"/>
-                <w:u w:val="none"/>
-                <w:sz w:val="22"/>
-                <w:szCs w:val="22"/>
-                <w:color w:val="000000"/>
-              </w:rPr>
-            </w:pPr>
-            <w:r>
-              <w:rPr>
-                <w:rFonts w:ascii="Helvetica" w:hAnsi="Helvetica" w:eastAsia="Helvetica" w:cs="Helvetica"/>
-                <w:i w:val="false"/>
-                <w:b w:val="false"/>
-                <w:u w:val="none"/>
-                <w:sz w:val="22"/>
-                <w:szCs w:val="22"/>
-                <w:color w:val="000000"/>
-              </w:rPr>
-              <w:t xml:space="preserve">0.15, 2.04</w:t>
-            </w:r>
-          </w:p>
-        </w:tc>
-        <w:tc>
-          <w:tcPr>
-            <w:tcBorders>
-              <w:bottom w:val="none" w:sz="0" w:space="0" w:color="000000"/>
-              <w:top w:val="none" w:sz="0" w:space="0" w:color="000000"/>
-              <w:left w:val="none" w:sz="0" w:space="0" w:color="000000"/>
-              <w:right w:val="none" w:sz="0" w:space="0" w:color="000000"/>
-            </w:tcBorders>
-            <w:shd w:val="clear" w:color="auto" w:fill="FFFFFF"/>
-            <w:tcMar>
-              <w:top w:w="0" w:type="dxa"/>
-              <w:bottom w:w="0" w:type="dxa"/>
-              <w:left w:w="0" w:type="dxa"/>
-              <w:right w:w="0" w:type="dxa"/>
-            </w:tcMar>
-            <w:vAlign w:val="top"/>
-          </w:tcPr>
-          <w:p>
-            <w:pPr>
-              <w:pStyle w:val="Normal"/>
-              <w:jc w:val="center"/>
-              <w:pBdr>
-                <w:bottom w:val="none" w:sz="0" w:space="0" w:color="000000"/>
-                <w:top w:val="none" w:sz="0" w:space="0" w:color="000000"/>
-                <w:left w:val="none" w:sz="0" w:space="0" w:color="000000"/>
-                <w:right w:val="none" w:sz="0" w:space="0" w:color="000000"/>
-              </w:pBdr>
-              <w:spacing w:after="100" w:before="100" w:line="240"/>
-              <w:ind w:left="100" w:right="100" w:firstLine="0" w:firstLineChars="0"/>
-              <w:rPr>
-                <w:rFonts w:ascii="Helvetica" w:hAnsi="Helvetica" w:eastAsia="Helvetica" w:cs="Helvetica"/>
-                <w:i w:val="false"/>
-                <w:b w:val="false"/>
-                <w:u w:val="none"/>
-                <w:sz w:val="22"/>
-                <w:szCs w:val="22"/>
-                <w:color w:val="000000"/>
-              </w:rPr>
-            </w:pPr>
-            <w:r>
-              <w:rPr>
-                <w:rFonts w:ascii="Helvetica" w:hAnsi="Helvetica" w:eastAsia="Helvetica" w:cs="Helvetica"/>
-                <w:i w:val="false"/>
-                <w:b w:val="false"/>
-                <w:u w:val="none"/>
-                <w:sz w:val="22"/>
-                <w:szCs w:val="22"/>
-                <w:color w:val="000000"/>
-              </w:rPr>
-              <w:t xml:space="preserve">0.370</w:t>
+              <w:t xml:space="preserve">0.69</w:t>
+            </w:r>
+          </w:p>
+        </w:tc>
+        <w:tc>
+          <w:tcPr>
+            <w:tcBorders>
+              <w:bottom w:val="none" w:sz="0" w:space="0" w:color="000000"/>
+              <w:top w:val="none" w:sz="0" w:space="0" w:color="000000"/>
+              <w:left w:val="none" w:sz="0" w:space="0" w:color="000000"/>
+              <w:right w:val="none" w:sz="0" w:space="0" w:color="000000"/>
+            </w:tcBorders>
+            <w:shd w:val="clear" w:color="auto" w:fill="FFFFFF"/>
+            <w:tcMar>
+              <w:top w:w="0" w:type="dxa"/>
+              <w:bottom w:w="0" w:type="dxa"/>
+              <w:left w:w="0" w:type="dxa"/>
+              <w:right w:w="0" w:type="dxa"/>
+            </w:tcMar>
+            <w:vAlign w:val="top"/>
+          </w:tcPr>
+          <w:p>
+            <w:pPr>
+              <w:pStyle w:val="Normal"/>
+              <w:jc w:val="center"/>
+              <w:pBdr>
+                <w:bottom w:val="none" w:sz="0" w:space="0" w:color="000000"/>
+                <w:top w:val="none" w:sz="0" w:space="0" w:color="000000"/>
+                <w:left w:val="none" w:sz="0" w:space="0" w:color="000000"/>
+                <w:right w:val="none" w:sz="0" w:space="0" w:color="000000"/>
+              </w:pBdr>
+              <w:spacing w:after="100" w:before="100" w:line="240"/>
+              <w:ind w:left="100" w:right="100" w:firstLine="0" w:firstLineChars="0"/>
+              <w:rPr>
+                <w:rFonts w:ascii="Helvetica" w:hAnsi="Helvetica" w:eastAsia="Helvetica" w:cs="Helvetica"/>
+                <w:i w:val="false"/>
+                <w:b w:val="false"/>
+                <w:u w:val="none"/>
+                <w:sz w:val="22"/>
+                <w:szCs w:val="22"/>
+                <w:color w:val="000000"/>
+              </w:rPr>
+            </w:pPr>
+            <w:r>
+              <w:rPr>
+                <w:rFonts w:ascii="Helvetica" w:hAnsi="Helvetica" w:eastAsia="Helvetica" w:cs="Helvetica"/>
+                <w:i w:val="false"/>
+                <w:b w:val="false"/>
+                <w:u w:val="none"/>
+                <w:sz w:val="22"/>
+                <w:szCs w:val="22"/>
+                <w:color w:val="000000"/>
+              </w:rPr>
+              <w:t xml:space="preserve">0.17, 2.87</w:t>
+            </w:r>
+          </w:p>
+        </w:tc>
+        <w:tc>
+          <w:tcPr>
+            <w:tcBorders>
+              <w:bottom w:val="none" w:sz="0" w:space="0" w:color="000000"/>
+              <w:top w:val="none" w:sz="0" w:space="0" w:color="000000"/>
+              <w:left w:val="none" w:sz="0" w:space="0" w:color="000000"/>
+              <w:right w:val="none" w:sz="0" w:space="0" w:color="000000"/>
+            </w:tcBorders>
+            <w:shd w:val="clear" w:color="auto" w:fill="FFFFFF"/>
+            <w:tcMar>
+              <w:top w:w="0" w:type="dxa"/>
+              <w:bottom w:w="0" w:type="dxa"/>
+              <w:left w:w="0" w:type="dxa"/>
+              <w:right w:w="0" w:type="dxa"/>
+            </w:tcMar>
+            <w:vAlign w:val="top"/>
+          </w:tcPr>
+          <w:p>
+            <w:pPr>
+              <w:pStyle w:val="Normal"/>
+              <w:jc w:val="center"/>
+              <w:pBdr>
+                <w:bottom w:val="none" w:sz="0" w:space="0" w:color="000000"/>
+                <w:top w:val="none" w:sz="0" w:space="0" w:color="000000"/>
+                <w:left w:val="none" w:sz="0" w:space="0" w:color="000000"/>
+                <w:right w:val="none" w:sz="0" w:space="0" w:color="000000"/>
+              </w:pBdr>
+              <w:spacing w:after="100" w:before="100" w:line="240"/>
+              <w:ind w:left="100" w:right="100" w:firstLine="0" w:firstLineChars="0"/>
+              <w:rPr>
+                <w:rFonts w:ascii="Helvetica" w:hAnsi="Helvetica" w:eastAsia="Helvetica" w:cs="Helvetica"/>
+                <w:i w:val="false"/>
+                <w:b w:val="false"/>
+                <w:u w:val="none"/>
+                <w:sz w:val="22"/>
+                <w:szCs w:val="22"/>
+                <w:color w:val="000000"/>
+              </w:rPr>
+            </w:pPr>
+            <w:r>
+              <w:rPr>
+                <w:rFonts w:ascii="Helvetica" w:hAnsi="Helvetica" w:eastAsia="Helvetica" w:cs="Helvetica"/>
+                <w:i w:val="false"/>
+                <w:b w:val="false"/>
+                <w:u w:val="none"/>
+                <w:sz w:val="22"/>
+                <w:szCs w:val="22"/>
+                <w:color w:val="000000"/>
+              </w:rPr>
+              <w:t xml:space="preserve">0.610</w:t>
             </w:r>
           </w:p>
         </w:tc>
@@ -15225,7 +14742,7 @@
         <w:trPr>
           <w:trHeight w:val="619" w:hRule="auto"/>
         </w:trPr>
-        body31
+        body30
         <w:tc>
           <w:tcPr>
             <w:tcBorders>
@@ -15699,7 +15216,7 @@
                 <w:szCs w:val="22"/>
                 <w:color w:val="000000"/>
               </w:rPr>
-              <w:t xml:space="preserve">0.700</w:t>
+              <w:t xml:space="preserve">0.680</w:t>
             </w:r>
           </w:p>
         </w:tc>

--- a/docs/tables/carbo/sec8_aki_c10_surv.docx
+++ b/docs/tables/carbo/sec8_aki_c10_surv.docx
@@ -2069,113 +2069,113 @@
                 <w:szCs w:val="22"/>
                 <w:color w:val="000000"/>
               </w:rPr>
-              <w:t xml:space="preserve">0.79</w:t>
-            </w:r>
-          </w:p>
-        </w:tc>
-        <w:tc>
-          <w:tcPr>
-            <w:tcBorders>
-              <w:bottom w:val="none" w:sz="0" w:space="0" w:color="000000"/>
-              <w:top w:val="none" w:sz="0" w:space="0" w:color="000000"/>
-              <w:left w:val="none" w:sz="0" w:space="0" w:color="000000"/>
-              <w:right w:val="none" w:sz="0" w:space="0" w:color="000000"/>
-            </w:tcBorders>
-            <w:shd w:val="clear" w:color="auto" w:fill="FFFFFF"/>
-            <w:tcMar>
-              <w:top w:w="0" w:type="dxa"/>
-              <w:bottom w:w="0" w:type="dxa"/>
-              <w:left w:w="0" w:type="dxa"/>
-              <w:right w:w="0" w:type="dxa"/>
-            </w:tcMar>
-            <w:vAlign w:val="top"/>
-          </w:tcPr>
-          <w:p>
-            <w:pPr>
-              <w:pStyle w:val="Normal"/>
-              <w:jc w:val="center"/>
-              <w:pBdr>
-                <w:bottom w:val="none" w:sz="0" w:space="0" w:color="000000"/>
-                <w:top w:val="none" w:sz="0" w:space="0" w:color="000000"/>
-                <w:left w:val="none" w:sz="0" w:space="0" w:color="000000"/>
-                <w:right w:val="none" w:sz="0" w:space="0" w:color="000000"/>
-              </w:pBdr>
-              <w:spacing w:after="100" w:before="100" w:line="240"/>
-              <w:ind w:left="100" w:right="100" w:firstLine="0" w:firstLineChars="0"/>
-              <w:rPr>
-                <w:rFonts w:ascii="Helvetica" w:hAnsi="Helvetica" w:eastAsia="Helvetica" w:cs="Helvetica"/>
-                <w:i w:val="false"/>
-                <w:b w:val="false"/>
-                <w:u w:val="none"/>
-                <w:sz w:val="22"/>
-                <w:szCs w:val="22"/>
-                <w:color w:val="000000"/>
-              </w:rPr>
-            </w:pPr>
-            <w:r>
-              <w:rPr>
-                <w:rFonts w:ascii="Helvetica" w:hAnsi="Helvetica" w:eastAsia="Helvetica" w:cs="Helvetica"/>
-                <w:i w:val="false"/>
-                <w:b w:val="false"/>
-                <w:u w:val="none"/>
-                <w:sz w:val="22"/>
-                <w:szCs w:val="22"/>
-                <w:color w:val="000000"/>
-              </w:rPr>
-              <w:t xml:space="preserve">0.13, 4.99</w:t>
-            </w:r>
-          </w:p>
-        </w:tc>
-        <w:tc>
-          <w:tcPr>
-            <w:tcBorders>
-              <w:bottom w:val="none" w:sz="0" w:space="0" w:color="000000"/>
-              <w:top w:val="none" w:sz="0" w:space="0" w:color="000000"/>
-              <w:left w:val="none" w:sz="0" w:space="0" w:color="000000"/>
-              <w:right w:val="none" w:sz="0" w:space="0" w:color="000000"/>
-            </w:tcBorders>
-            <w:shd w:val="clear" w:color="auto" w:fill="FFFFFF"/>
-            <w:tcMar>
-              <w:top w:w="0" w:type="dxa"/>
-              <w:bottom w:w="0" w:type="dxa"/>
-              <w:left w:w="0" w:type="dxa"/>
-              <w:right w:w="0" w:type="dxa"/>
-            </w:tcMar>
-            <w:vAlign w:val="top"/>
-          </w:tcPr>
-          <w:p>
-            <w:pPr>
-              <w:pStyle w:val="Normal"/>
-              <w:jc w:val="center"/>
-              <w:pBdr>
-                <w:bottom w:val="none" w:sz="0" w:space="0" w:color="000000"/>
-                <w:top w:val="none" w:sz="0" w:space="0" w:color="000000"/>
-                <w:left w:val="none" w:sz="0" w:space="0" w:color="000000"/>
-                <w:right w:val="none" w:sz="0" w:space="0" w:color="000000"/>
-              </w:pBdr>
-              <w:spacing w:after="100" w:before="100" w:line="240"/>
-              <w:ind w:left="100" w:right="100" w:firstLine="0" w:firstLineChars="0"/>
-              <w:rPr>
-                <w:rFonts w:ascii="Helvetica" w:hAnsi="Helvetica" w:eastAsia="Helvetica" w:cs="Helvetica"/>
-                <w:i w:val="false"/>
-                <w:b w:val="false"/>
-                <w:u w:val="none"/>
-                <w:sz w:val="22"/>
-                <w:szCs w:val="22"/>
-                <w:color w:val="000000"/>
-              </w:rPr>
-            </w:pPr>
-            <w:r>
-              <w:rPr>
-                <w:rFonts w:ascii="Helvetica" w:hAnsi="Helvetica" w:eastAsia="Helvetica" w:cs="Helvetica"/>
-                <w:i w:val="false"/>
-                <w:b w:val="false"/>
-                <w:u w:val="none"/>
-                <w:sz w:val="22"/>
-                <w:szCs w:val="22"/>
-                <w:color w:val="000000"/>
-              </w:rPr>
-              <w:t xml:space="preserve">0.800</w:t>
+              <w:t xml:space="preserve">0.94</w:t>
+            </w:r>
+          </w:p>
+        </w:tc>
+        <w:tc>
+          <w:tcPr>
+            <w:tcBorders>
+              <w:bottom w:val="none" w:sz="0" w:space="0" w:color="000000"/>
+              <w:top w:val="none" w:sz="0" w:space="0" w:color="000000"/>
+              <w:left w:val="none" w:sz="0" w:space="0" w:color="000000"/>
+              <w:right w:val="none" w:sz="0" w:space="0" w:color="000000"/>
+            </w:tcBorders>
+            <w:shd w:val="clear" w:color="auto" w:fill="FFFFFF"/>
+            <w:tcMar>
+              <w:top w:w="0" w:type="dxa"/>
+              <w:bottom w:w="0" w:type="dxa"/>
+              <w:left w:w="0" w:type="dxa"/>
+              <w:right w:w="0" w:type="dxa"/>
+            </w:tcMar>
+            <w:vAlign w:val="top"/>
+          </w:tcPr>
+          <w:p>
+            <w:pPr>
+              <w:pStyle w:val="Normal"/>
+              <w:jc w:val="center"/>
+              <w:pBdr>
+                <w:bottom w:val="none" w:sz="0" w:space="0" w:color="000000"/>
+                <w:top w:val="none" w:sz="0" w:space="0" w:color="000000"/>
+                <w:left w:val="none" w:sz="0" w:space="0" w:color="000000"/>
+                <w:right w:val="none" w:sz="0" w:space="0" w:color="000000"/>
+              </w:pBdr>
+              <w:spacing w:after="100" w:before="100" w:line="240"/>
+              <w:ind w:left="100" w:right="100" w:firstLine="0" w:firstLineChars="0"/>
+              <w:rPr>
+                <w:rFonts w:ascii="Helvetica" w:hAnsi="Helvetica" w:eastAsia="Helvetica" w:cs="Helvetica"/>
+                <w:i w:val="false"/>
+                <w:b w:val="false"/>
+                <w:u w:val="none"/>
+                <w:sz w:val="22"/>
+                <w:szCs w:val="22"/>
+                <w:color w:val="000000"/>
+              </w:rPr>
+            </w:pPr>
+            <w:r>
+              <w:rPr>
+                <w:rFonts w:ascii="Helvetica" w:hAnsi="Helvetica" w:eastAsia="Helvetica" w:cs="Helvetica"/>
+                <w:i w:val="false"/>
+                <w:b w:val="false"/>
+                <w:u w:val="none"/>
+                <w:sz w:val="22"/>
+                <w:szCs w:val="22"/>
+                <w:color w:val="000000"/>
+              </w:rPr>
+              <w:t xml:space="preserve">0.27, 3.28</w:t>
+            </w:r>
+          </w:p>
+        </w:tc>
+        <w:tc>
+          <w:tcPr>
+            <w:tcBorders>
+              <w:bottom w:val="none" w:sz="0" w:space="0" w:color="000000"/>
+              <w:top w:val="none" w:sz="0" w:space="0" w:color="000000"/>
+              <w:left w:val="none" w:sz="0" w:space="0" w:color="000000"/>
+              <w:right w:val="none" w:sz="0" w:space="0" w:color="000000"/>
+            </w:tcBorders>
+            <w:shd w:val="clear" w:color="auto" w:fill="FFFFFF"/>
+            <w:tcMar>
+              <w:top w:w="0" w:type="dxa"/>
+              <w:bottom w:w="0" w:type="dxa"/>
+              <w:left w:w="0" w:type="dxa"/>
+              <w:right w:w="0" w:type="dxa"/>
+            </w:tcMar>
+            <w:vAlign w:val="top"/>
+          </w:tcPr>
+          <w:p>
+            <w:pPr>
+              <w:pStyle w:val="Normal"/>
+              <w:jc w:val="center"/>
+              <w:pBdr>
+                <w:bottom w:val="none" w:sz="0" w:space="0" w:color="000000"/>
+                <w:top w:val="none" w:sz="0" w:space="0" w:color="000000"/>
+                <w:left w:val="none" w:sz="0" w:space="0" w:color="000000"/>
+                <w:right w:val="none" w:sz="0" w:space="0" w:color="000000"/>
+              </w:pBdr>
+              <w:spacing w:after="100" w:before="100" w:line="240"/>
+              <w:ind w:left="100" w:right="100" w:firstLine="0" w:firstLineChars="0"/>
+              <w:rPr>
+                <w:rFonts w:ascii="Helvetica" w:hAnsi="Helvetica" w:eastAsia="Helvetica" w:cs="Helvetica"/>
+                <w:i w:val="false"/>
+                <w:b w:val="false"/>
+                <w:u w:val="none"/>
+                <w:sz w:val="22"/>
+                <w:szCs w:val="22"/>
+                <w:color w:val="000000"/>
+              </w:rPr>
+            </w:pPr>
+            <w:r>
+              <w:rPr>
+                <w:rFonts w:ascii="Helvetica" w:hAnsi="Helvetica" w:eastAsia="Helvetica" w:cs="Helvetica"/>
+                <w:i w:val="false"/>
+                <w:b w:val="false"/>
+                <w:u w:val="none"/>
+                <w:sz w:val="22"/>
+                <w:szCs w:val="22"/>
+                <w:color w:val="000000"/>
+              </w:rPr>
+              <w:t xml:space="preserve">0.920</w:t>
             </w:r>
           </w:p>
         </w:tc>
@@ -2552,113 +2552,113 @@
                 <w:szCs w:val="22"/>
                 <w:color w:val="000000"/>
               </w:rPr>
-              <w:t xml:space="preserve">0.98</w:t>
-            </w:r>
-          </w:p>
-        </w:tc>
-        <w:tc>
-          <w:tcPr>
-            <w:tcBorders>
-              <w:bottom w:val="none" w:sz="0" w:space="0" w:color="000000"/>
-              <w:top w:val="none" w:sz="0" w:space="0" w:color="000000"/>
-              <w:left w:val="none" w:sz="0" w:space="0" w:color="000000"/>
-              <w:right w:val="none" w:sz="0" w:space="0" w:color="000000"/>
-            </w:tcBorders>
-            <w:shd w:val="clear" w:color="auto" w:fill="FFFFFF"/>
-            <w:tcMar>
-              <w:top w:w="0" w:type="dxa"/>
-              <w:bottom w:w="0" w:type="dxa"/>
-              <w:left w:w="0" w:type="dxa"/>
-              <w:right w:w="0" w:type="dxa"/>
-            </w:tcMar>
-            <w:vAlign w:val="top"/>
-          </w:tcPr>
-          <w:p>
-            <w:pPr>
-              <w:pStyle w:val="Normal"/>
-              <w:jc w:val="center"/>
-              <w:pBdr>
-                <w:bottom w:val="none" w:sz="0" w:space="0" w:color="000000"/>
-                <w:top w:val="none" w:sz="0" w:space="0" w:color="000000"/>
-                <w:left w:val="none" w:sz="0" w:space="0" w:color="000000"/>
-                <w:right w:val="none" w:sz="0" w:space="0" w:color="000000"/>
-              </w:pBdr>
-              <w:spacing w:after="100" w:before="100" w:line="240"/>
-              <w:ind w:left="100" w:right="100" w:firstLine="0" w:firstLineChars="0"/>
-              <w:rPr>
-                <w:rFonts w:ascii="Helvetica" w:hAnsi="Helvetica" w:eastAsia="Helvetica" w:cs="Helvetica"/>
-                <w:i w:val="false"/>
-                <w:b w:val="false"/>
-                <w:u w:val="none"/>
-                <w:sz w:val="22"/>
-                <w:szCs w:val="22"/>
-                <w:color w:val="000000"/>
-              </w:rPr>
-            </w:pPr>
-            <w:r>
-              <w:rPr>
-                <w:rFonts w:ascii="Helvetica" w:hAnsi="Helvetica" w:eastAsia="Helvetica" w:cs="Helvetica"/>
-                <w:i w:val="false"/>
-                <w:b w:val="false"/>
-                <w:u w:val="none"/>
-                <w:sz w:val="22"/>
-                <w:szCs w:val="22"/>
-                <w:color w:val="000000"/>
-              </w:rPr>
-              <w:t xml:space="preserve">0.92, 1.03</w:t>
-            </w:r>
-          </w:p>
-        </w:tc>
-        <w:tc>
-          <w:tcPr>
-            <w:tcBorders>
-              <w:bottom w:val="none" w:sz="0" w:space="0" w:color="000000"/>
-              <w:top w:val="none" w:sz="0" w:space="0" w:color="000000"/>
-              <w:left w:val="none" w:sz="0" w:space="0" w:color="000000"/>
-              <w:right w:val="none" w:sz="0" w:space="0" w:color="000000"/>
-            </w:tcBorders>
-            <w:shd w:val="clear" w:color="auto" w:fill="FFFFFF"/>
-            <w:tcMar>
-              <w:top w:w="0" w:type="dxa"/>
-              <w:bottom w:w="0" w:type="dxa"/>
-              <w:left w:w="0" w:type="dxa"/>
-              <w:right w:w="0" w:type="dxa"/>
-            </w:tcMar>
-            <w:vAlign w:val="top"/>
-          </w:tcPr>
-          <w:p>
-            <w:pPr>
-              <w:pStyle w:val="Normal"/>
-              <w:jc w:val="center"/>
-              <w:pBdr>
-                <w:bottom w:val="none" w:sz="0" w:space="0" w:color="000000"/>
-                <w:top w:val="none" w:sz="0" w:space="0" w:color="000000"/>
-                <w:left w:val="none" w:sz="0" w:space="0" w:color="000000"/>
-                <w:right w:val="none" w:sz="0" w:space="0" w:color="000000"/>
-              </w:pBdr>
-              <w:spacing w:after="100" w:before="100" w:line="240"/>
-              <w:ind w:left="100" w:right="100" w:firstLine="0" w:firstLineChars="0"/>
-              <w:rPr>
-                <w:rFonts w:ascii="Helvetica" w:hAnsi="Helvetica" w:eastAsia="Helvetica" w:cs="Helvetica"/>
-                <w:i w:val="false"/>
-                <w:b w:val="false"/>
-                <w:u w:val="none"/>
-                <w:sz w:val="22"/>
-                <w:szCs w:val="22"/>
-                <w:color w:val="000000"/>
-              </w:rPr>
-            </w:pPr>
-            <w:r>
-              <w:rPr>
-                <w:rFonts w:ascii="Helvetica" w:hAnsi="Helvetica" w:eastAsia="Helvetica" w:cs="Helvetica"/>
-                <w:i w:val="false"/>
-                <w:b w:val="false"/>
-                <w:u w:val="none"/>
-                <w:sz w:val="22"/>
-                <w:szCs w:val="22"/>
-                <w:color w:val="000000"/>
-              </w:rPr>
-              <w:t xml:space="preserve">0.380</w:t>
+              <w:t xml:space="preserve">0.97</w:t>
+            </w:r>
+          </w:p>
+        </w:tc>
+        <w:tc>
+          <w:tcPr>
+            <w:tcBorders>
+              <w:bottom w:val="none" w:sz="0" w:space="0" w:color="000000"/>
+              <w:top w:val="none" w:sz="0" w:space="0" w:color="000000"/>
+              <w:left w:val="none" w:sz="0" w:space="0" w:color="000000"/>
+              <w:right w:val="none" w:sz="0" w:space="0" w:color="000000"/>
+            </w:tcBorders>
+            <w:shd w:val="clear" w:color="auto" w:fill="FFFFFF"/>
+            <w:tcMar>
+              <w:top w:w="0" w:type="dxa"/>
+              <w:bottom w:w="0" w:type="dxa"/>
+              <w:left w:w="0" w:type="dxa"/>
+              <w:right w:w="0" w:type="dxa"/>
+            </w:tcMar>
+            <w:vAlign w:val="top"/>
+          </w:tcPr>
+          <w:p>
+            <w:pPr>
+              <w:pStyle w:val="Normal"/>
+              <w:jc w:val="center"/>
+              <w:pBdr>
+                <w:bottom w:val="none" w:sz="0" w:space="0" w:color="000000"/>
+                <w:top w:val="none" w:sz="0" w:space="0" w:color="000000"/>
+                <w:left w:val="none" w:sz="0" w:space="0" w:color="000000"/>
+                <w:right w:val="none" w:sz="0" w:space="0" w:color="000000"/>
+              </w:pBdr>
+              <w:spacing w:after="100" w:before="100" w:line="240"/>
+              <w:ind w:left="100" w:right="100" w:firstLine="0" w:firstLineChars="0"/>
+              <w:rPr>
+                <w:rFonts w:ascii="Helvetica" w:hAnsi="Helvetica" w:eastAsia="Helvetica" w:cs="Helvetica"/>
+                <w:i w:val="false"/>
+                <w:b w:val="false"/>
+                <w:u w:val="none"/>
+                <w:sz w:val="22"/>
+                <w:szCs w:val="22"/>
+                <w:color w:val="000000"/>
+              </w:rPr>
+            </w:pPr>
+            <w:r>
+              <w:rPr>
+                <w:rFonts w:ascii="Helvetica" w:hAnsi="Helvetica" w:eastAsia="Helvetica" w:cs="Helvetica"/>
+                <w:i w:val="false"/>
+                <w:b w:val="false"/>
+                <w:u w:val="none"/>
+                <w:sz w:val="22"/>
+                <w:szCs w:val="22"/>
+                <w:color w:val="000000"/>
+              </w:rPr>
+              <w:t xml:space="preserve">0.93, 1.02</w:t>
+            </w:r>
+          </w:p>
+        </w:tc>
+        <w:tc>
+          <w:tcPr>
+            <w:tcBorders>
+              <w:bottom w:val="none" w:sz="0" w:space="0" w:color="000000"/>
+              <w:top w:val="none" w:sz="0" w:space="0" w:color="000000"/>
+              <w:left w:val="none" w:sz="0" w:space="0" w:color="000000"/>
+              <w:right w:val="none" w:sz="0" w:space="0" w:color="000000"/>
+            </w:tcBorders>
+            <w:shd w:val="clear" w:color="auto" w:fill="FFFFFF"/>
+            <w:tcMar>
+              <w:top w:w="0" w:type="dxa"/>
+              <w:bottom w:w="0" w:type="dxa"/>
+              <w:left w:w="0" w:type="dxa"/>
+              <w:right w:w="0" w:type="dxa"/>
+            </w:tcMar>
+            <w:vAlign w:val="top"/>
+          </w:tcPr>
+          <w:p>
+            <w:pPr>
+              <w:pStyle w:val="Normal"/>
+              <w:jc w:val="center"/>
+              <w:pBdr>
+                <w:bottom w:val="none" w:sz="0" w:space="0" w:color="000000"/>
+                <w:top w:val="none" w:sz="0" w:space="0" w:color="000000"/>
+                <w:left w:val="none" w:sz="0" w:space="0" w:color="000000"/>
+                <w:right w:val="none" w:sz="0" w:space="0" w:color="000000"/>
+              </w:pBdr>
+              <w:spacing w:after="100" w:before="100" w:line="240"/>
+              <w:ind w:left="100" w:right="100" w:firstLine="0" w:firstLineChars="0"/>
+              <w:rPr>
+                <w:rFonts w:ascii="Helvetica" w:hAnsi="Helvetica" w:eastAsia="Helvetica" w:cs="Helvetica"/>
+                <w:i w:val="false"/>
+                <w:b w:val="false"/>
+                <w:u w:val="none"/>
+                <w:sz w:val="22"/>
+                <w:szCs w:val="22"/>
+                <w:color w:val="000000"/>
+              </w:rPr>
+            </w:pPr>
+            <w:r>
+              <w:rPr>
+                <w:rFonts w:ascii="Helvetica" w:hAnsi="Helvetica" w:eastAsia="Helvetica" w:cs="Helvetica"/>
+                <w:i w:val="false"/>
+                <w:b w:val="false"/>
+                <w:u w:val="none"/>
+                <w:sz w:val="22"/>
+                <w:szCs w:val="22"/>
+                <w:color w:val="000000"/>
+              </w:rPr>
+              <w:t xml:space="preserve">0.290</w:t>
             </w:r>
           </w:p>
         </w:tc>
@@ -4001,113 +4001,113 @@
                 <w:szCs w:val="22"/>
                 <w:color w:val="000000"/>
               </w:rPr>
-              <w:t xml:space="preserve">1.96</w:t>
-            </w:r>
-          </w:p>
-        </w:tc>
-        <w:tc>
-          <w:tcPr>
-            <w:tcBorders>
-              <w:bottom w:val="none" w:sz="0" w:space="0" w:color="000000"/>
-              <w:top w:val="none" w:sz="0" w:space="0" w:color="000000"/>
-              <w:left w:val="none" w:sz="0" w:space="0" w:color="000000"/>
-              <w:right w:val="none" w:sz="0" w:space="0" w:color="000000"/>
-            </w:tcBorders>
-            <w:shd w:val="clear" w:color="auto" w:fill="FFFFFF"/>
-            <w:tcMar>
-              <w:top w:w="0" w:type="dxa"/>
-              <w:bottom w:w="0" w:type="dxa"/>
-              <w:left w:w="0" w:type="dxa"/>
-              <w:right w:w="0" w:type="dxa"/>
-            </w:tcMar>
-            <w:vAlign w:val="top"/>
-          </w:tcPr>
-          <w:p>
-            <w:pPr>
-              <w:pStyle w:val="Normal"/>
-              <w:jc w:val="center"/>
-              <w:pBdr>
-                <w:bottom w:val="none" w:sz="0" w:space="0" w:color="000000"/>
-                <w:top w:val="none" w:sz="0" w:space="0" w:color="000000"/>
-                <w:left w:val="none" w:sz="0" w:space="0" w:color="000000"/>
-                <w:right w:val="none" w:sz="0" w:space="0" w:color="000000"/>
-              </w:pBdr>
-              <w:spacing w:after="100" w:before="100" w:line="240"/>
-              <w:ind w:left="100" w:right="100" w:firstLine="0" w:firstLineChars="0"/>
-              <w:rPr>
-                <w:rFonts w:ascii="Helvetica" w:hAnsi="Helvetica" w:eastAsia="Helvetica" w:cs="Helvetica"/>
-                <w:i w:val="false"/>
-                <w:b w:val="false"/>
-                <w:u w:val="none"/>
-                <w:sz w:val="22"/>
-                <w:szCs w:val="22"/>
-                <w:color w:val="000000"/>
-              </w:rPr>
-            </w:pPr>
-            <w:r>
-              <w:rPr>
-                <w:rFonts w:ascii="Helvetica" w:hAnsi="Helvetica" w:eastAsia="Helvetica" w:cs="Helvetica"/>
-                <w:i w:val="false"/>
-                <w:b w:val="false"/>
-                <w:u w:val="none"/>
-                <w:sz w:val="22"/>
-                <w:szCs w:val="22"/>
-                <w:color w:val="000000"/>
-              </w:rPr>
-              <w:t xml:space="preserve">0.36, 10.6</w:t>
-            </w:r>
-          </w:p>
-        </w:tc>
-        <w:tc>
-          <w:tcPr>
-            <w:tcBorders>
-              <w:bottom w:val="none" w:sz="0" w:space="0" w:color="000000"/>
-              <w:top w:val="none" w:sz="0" w:space="0" w:color="000000"/>
-              <w:left w:val="none" w:sz="0" w:space="0" w:color="000000"/>
-              <w:right w:val="none" w:sz="0" w:space="0" w:color="000000"/>
-            </w:tcBorders>
-            <w:shd w:val="clear" w:color="auto" w:fill="FFFFFF"/>
-            <w:tcMar>
-              <w:top w:w="0" w:type="dxa"/>
-              <w:bottom w:w="0" w:type="dxa"/>
-              <w:left w:w="0" w:type="dxa"/>
-              <w:right w:w="0" w:type="dxa"/>
-            </w:tcMar>
-            <w:vAlign w:val="top"/>
-          </w:tcPr>
-          <w:p>
-            <w:pPr>
-              <w:pStyle w:val="Normal"/>
-              <w:jc w:val="center"/>
-              <w:pBdr>
-                <w:bottom w:val="none" w:sz="0" w:space="0" w:color="000000"/>
-                <w:top w:val="none" w:sz="0" w:space="0" w:color="000000"/>
-                <w:left w:val="none" w:sz="0" w:space="0" w:color="000000"/>
-                <w:right w:val="none" w:sz="0" w:space="0" w:color="000000"/>
-              </w:pBdr>
-              <w:spacing w:after="100" w:before="100" w:line="240"/>
-              <w:ind w:left="100" w:right="100" w:firstLine="0" w:firstLineChars="0"/>
-              <w:rPr>
-                <w:rFonts w:ascii="Helvetica" w:hAnsi="Helvetica" w:eastAsia="Helvetica" w:cs="Helvetica"/>
-                <w:i w:val="false"/>
-                <w:b w:val="false"/>
-                <w:u w:val="none"/>
-                <w:sz w:val="22"/>
-                <w:szCs w:val="22"/>
-                <w:color w:val="000000"/>
-              </w:rPr>
-            </w:pPr>
-            <w:r>
-              <w:rPr>
-                <w:rFonts w:ascii="Helvetica" w:hAnsi="Helvetica" w:eastAsia="Helvetica" w:cs="Helvetica"/>
-                <w:i w:val="false"/>
-                <w:b w:val="false"/>
-                <w:u w:val="none"/>
-                <w:sz w:val="22"/>
-                <w:szCs w:val="22"/>
-                <w:color w:val="000000"/>
-              </w:rPr>
-              <w:t xml:space="preserve">0.430</w:t>
+              <w:t xml:space="preserve">2.12</w:t>
+            </w:r>
+          </w:p>
+        </w:tc>
+        <w:tc>
+          <w:tcPr>
+            <w:tcBorders>
+              <w:bottom w:val="none" w:sz="0" w:space="0" w:color="000000"/>
+              <w:top w:val="none" w:sz="0" w:space="0" w:color="000000"/>
+              <w:left w:val="none" w:sz="0" w:space="0" w:color="000000"/>
+              <w:right w:val="none" w:sz="0" w:space="0" w:color="000000"/>
+            </w:tcBorders>
+            <w:shd w:val="clear" w:color="auto" w:fill="FFFFFF"/>
+            <w:tcMar>
+              <w:top w:w="0" w:type="dxa"/>
+              <w:bottom w:w="0" w:type="dxa"/>
+              <w:left w:w="0" w:type="dxa"/>
+              <w:right w:w="0" w:type="dxa"/>
+            </w:tcMar>
+            <w:vAlign w:val="top"/>
+          </w:tcPr>
+          <w:p>
+            <w:pPr>
+              <w:pStyle w:val="Normal"/>
+              <w:jc w:val="center"/>
+              <w:pBdr>
+                <w:bottom w:val="none" w:sz="0" w:space="0" w:color="000000"/>
+                <w:top w:val="none" w:sz="0" w:space="0" w:color="000000"/>
+                <w:left w:val="none" w:sz="0" w:space="0" w:color="000000"/>
+                <w:right w:val="none" w:sz="0" w:space="0" w:color="000000"/>
+              </w:pBdr>
+              <w:spacing w:after="100" w:before="100" w:line="240"/>
+              <w:ind w:left="100" w:right="100" w:firstLine="0" w:firstLineChars="0"/>
+              <w:rPr>
+                <w:rFonts w:ascii="Helvetica" w:hAnsi="Helvetica" w:eastAsia="Helvetica" w:cs="Helvetica"/>
+                <w:i w:val="false"/>
+                <w:b w:val="false"/>
+                <w:u w:val="none"/>
+                <w:sz w:val="22"/>
+                <w:szCs w:val="22"/>
+                <w:color w:val="000000"/>
+              </w:rPr>
+            </w:pPr>
+            <w:r>
+              <w:rPr>
+                <w:rFonts w:ascii="Helvetica" w:hAnsi="Helvetica" w:eastAsia="Helvetica" w:cs="Helvetica"/>
+                <w:i w:val="false"/>
+                <w:b w:val="false"/>
+                <w:u w:val="none"/>
+                <w:sz w:val="22"/>
+                <w:szCs w:val="22"/>
+                <w:color w:val="000000"/>
+              </w:rPr>
+              <w:t xml:space="preserve">0.39, 11.6</w:t>
+            </w:r>
+          </w:p>
+        </w:tc>
+        <w:tc>
+          <w:tcPr>
+            <w:tcBorders>
+              <w:bottom w:val="none" w:sz="0" w:space="0" w:color="000000"/>
+              <w:top w:val="none" w:sz="0" w:space="0" w:color="000000"/>
+              <w:left w:val="none" w:sz="0" w:space="0" w:color="000000"/>
+              <w:right w:val="none" w:sz="0" w:space="0" w:color="000000"/>
+            </w:tcBorders>
+            <w:shd w:val="clear" w:color="auto" w:fill="FFFFFF"/>
+            <w:tcMar>
+              <w:top w:w="0" w:type="dxa"/>
+              <w:bottom w:w="0" w:type="dxa"/>
+              <w:left w:w="0" w:type="dxa"/>
+              <w:right w:w="0" w:type="dxa"/>
+            </w:tcMar>
+            <w:vAlign w:val="top"/>
+          </w:tcPr>
+          <w:p>
+            <w:pPr>
+              <w:pStyle w:val="Normal"/>
+              <w:jc w:val="center"/>
+              <w:pBdr>
+                <w:bottom w:val="none" w:sz="0" w:space="0" w:color="000000"/>
+                <w:top w:val="none" w:sz="0" w:space="0" w:color="000000"/>
+                <w:left w:val="none" w:sz="0" w:space="0" w:color="000000"/>
+                <w:right w:val="none" w:sz="0" w:space="0" w:color="000000"/>
+              </w:pBdr>
+              <w:spacing w:after="100" w:before="100" w:line="240"/>
+              <w:ind w:left="100" w:right="100" w:firstLine="0" w:firstLineChars="0"/>
+              <w:rPr>
+                <w:rFonts w:ascii="Helvetica" w:hAnsi="Helvetica" w:eastAsia="Helvetica" w:cs="Helvetica"/>
+                <w:i w:val="false"/>
+                <w:b w:val="false"/>
+                <w:u w:val="none"/>
+                <w:sz w:val="22"/>
+                <w:szCs w:val="22"/>
+                <w:color w:val="000000"/>
+              </w:rPr>
+            </w:pPr>
+            <w:r>
+              <w:rPr>
+                <w:rFonts w:ascii="Helvetica" w:hAnsi="Helvetica" w:eastAsia="Helvetica" w:cs="Helvetica"/>
+                <w:i w:val="false"/>
+                <w:b w:val="false"/>
+                <w:u w:val="none"/>
+                <w:sz w:val="22"/>
+                <w:szCs w:val="22"/>
+                <w:color w:val="000000"/>
+              </w:rPr>
+              <w:t xml:space="preserve">0.390</w:t>
             </w:r>
           </w:p>
         </w:tc>
@@ -4484,113 +4484,113 @@
                 <w:szCs w:val="22"/>
                 <w:color w:val="000000"/>
               </w:rPr>
-              <w:t xml:space="preserve">1.07</w:t>
-            </w:r>
-          </w:p>
-        </w:tc>
-        <w:tc>
-          <w:tcPr>
-            <w:tcBorders>
-              <w:bottom w:val="none" w:sz="0" w:space="0" w:color="000000"/>
-              <w:top w:val="none" w:sz="0" w:space="0" w:color="000000"/>
-              <w:left w:val="none" w:sz="0" w:space="0" w:color="000000"/>
-              <w:right w:val="none" w:sz="0" w:space="0" w:color="000000"/>
-            </w:tcBorders>
-            <w:shd w:val="clear" w:color="auto" w:fill="FFFFFF"/>
-            <w:tcMar>
-              <w:top w:w="0" w:type="dxa"/>
-              <w:bottom w:w="0" w:type="dxa"/>
-              <w:left w:w="0" w:type="dxa"/>
-              <w:right w:w="0" w:type="dxa"/>
-            </w:tcMar>
-            <w:vAlign w:val="top"/>
-          </w:tcPr>
-          <w:p>
-            <w:pPr>
-              <w:pStyle w:val="Normal"/>
-              <w:jc w:val="center"/>
-              <w:pBdr>
-                <w:bottom w:val="none" w:sz="0" w:space="0" w:color="000000"/>
-                <w:top w:val="none" w:sz="0" w:space="0" w:color="000000"/>
-                <w:left w:val="none" w:sz="0" w:space="0" w:color="000000"/>
-                <w:right w:val="none" w:sz="0" w:space="0" w:color="000000"/>
-              </w:pBdr>
-              <w:spacing w:after="100" w:before="100" w:line="240"/>
-              <w:ind w:left="100" w:right="100" w:firstLine="0" w:firstLineChars="0"/>
-              <w:rPr>
-                <w:rFonts w:ascii="Helvetica" w:hAnsi="Helvetica" w:eastAsia="Helvetica" w:cs="Helvetica"/>
-                <w:i w:val="false"/>
-                <w:b w:val="false"/>
-                <w:u w:val="none"/>
-                <w:sz w:val="22"/>
-                <w:szCs w:val="22"/>
-                <w:color w:val="000000"/>
-              </w:rPr>
-            </w:pPr>
-            <w:r>
-              <w:rPr>
-                <w:rFonts w:ascii="Helvetica" w:hAnsi="Helvetica" w:eastAsia="Helvetica" w:cs="Helvetica"/>
-                <w:i w:val="false"/>
-                <w:b w:val="false"/>
-                <w:u w:val="none"/>
-                <w:sz w:val="22"/>
-                <w:szCs w:val="22"/>
-                <w:color w:val="000000"/>
-              </w:rPr>
-              <w:t xml:space="preserve">0.84, 1.36</w:t>
-            </w:r>
-          </w:p>
-        </w:tc>
-        <w:tc>
-          <w:tcPr>
-            <w:tcBorders>
-              <w:bottom w:val="none" w:sz="0" w:space="0" w:color="000000"/>
-              <w:top w:val="none" w:sz="0" w:space="0" w:color="000000"/>
-              <w:left w:val="none" w:sz="0" w:space="0" w:color="000000"/>
-              <w:right w:val="none" w:sz="0" w:space="0" w:color="000000"/>
-            </w:tcBorders>
-            <w:shd w:val="clear" w:color="auto" w:fill="FFFFFF"/>
-            <w:tcMar>
-              <w:top w:w="0" w:type="dxa"/>
-              <w:bottom w:w="0" w:type="dxa"/>
-              <w:left w:w="0" w:type="dxa"/>
-              <w:right w:w="0" w:type="dxa"/>
-            </w:tcMar>
-            <w:vAlign w:val="top"/>
-          </w:tcPr>
-          <w:p>
-            <w:pPr>
-              <w:pStyle w:val="Normal"/>
-              <w:jc w:val="center"/>
-              <w:pBdr>
-                <w:bottom w:val="none" w:sz="0" w:space="0" w:color="000000"/>
-                <w:top w:val="none" w:sz="0" w:space="0" w:color="000000"/>
-                <w:left w:val="none" w:sz="0" w:space="0" w:color="000000"/>
-                <w:right w:val="none" w:sz="0" w:space="0" w:color="000000"/>
-              </w:pBdr>
-              <w:spacing w:after="100" w:before="100" w:line="240"/>
-              <w:ind w:left="100" w:right="100" w:firstLine="0" w:firstLineChars="0"/>
-              <w:rPr>
-                <w:rFonts w:ascii="Helvetica" w:hAnsi="Helvetica" w:eastAsia="Helvetica" w:cs="Helvetica"/>
-                <w:i w:val="false"/>
-                <w:b w:val="false"/>
-                <w:u w:val="none"/>
-                <w:sz w:val="22"/>
-                <w:szCs w:val="22"/>
-                <w:color w:val="000000"/>
-              </w:rPr>
-            </w:pPr>
-            <w:r>
-              <w:rPr>
-                <w:rFonts w:ascii="Helvetica" w:hAnsi="Helvetica" w:eastAsia="Helvetica" w:cs="Helvetica"/>
-                <w:i w:val="false"/>
-                <w:b w:val="false"/>
-                <w:u w:val="none"/>
-                <w:sz w:val="22"/>
-                <w:szCs w:val="22"/>
-                <w:color w:val="000000"/>
-              </w:rPr>
-              <w:t xml:space="preserve">0.590</w:t>
+              <w:t xml:space="preserve">1.05</w:t>
+            </w:r>
+          </w:p>
+        </w:tc>
+        <w:tc>
+          <w:tcPr>
+            <w:tcBorders>
+              <w:bottom w:val="none" w:sz="0" w:space="0" w:color="000000"/>
+              <w:top w:val="none" w:sz="0" w:space="0" w:color="000000"/>
+              <w:left w:val="none" w:sz="0" w:space="0" w:color="000000"/>
+              <w:right w:val="none" w:sz="0" w:space="0" w:color="000000"/>
+            </w:tcBorders>
+            <w:shd w:val="clear" w:color="auto" w:fill="FFFFFF"/>
+            <w:tcMar>
+              <w:top w:w="0" w:type="dxa"/>
+              <w:bottom w:w="0" w:type="dxa"/>
+              <w:left w:w="0" w:type="dxa"/>
+              <w:right w:w="0" w:type="dxa"/>
+            </w:tcMar>
+            <w:vAlign w:val="top"/>
+          </w:tcPr>
+          <w:p>
+            <w:pPr>
+              <w:pStyle w:val="Normal"/>
+              <w:jc w:val="center"/>
+              <w:pBdr>
+                <w:bottom w:val="none" w:sz="0" w:space="0" w:color="000000"/>
+                <w:top w:val="none" w:sz="0" w:space="0" w:color="000000"/>
+                <w:left w:val="none" w:sz="0" w:space="0" w:color="000000"/>
+                <w:right w:val="none" w:sz="0" w:space="0" w:color="000000"/>
+              </w:pBdr>
+              <w:spacing w:after="100" w:before="100" w:line="240"/>
+              <w:ind w:left="100" w:right="100" w:firstLine="0" w:firstLineChars="0"/>
+              <w:rPr>
+                <w:rFonts w:ascii="Helvetica" w:hAnsi="Helvetica" w:eastAsia="Helvetica" w:cs="Helvetica"/>
+                <w:i w:val="false"/>
+                <w:b w:val="false"/>
+                <w:u w:val="none"/>
+                <w:sz w:val="22"/>
+                <w:szCs w:val="22"/>
+                <w:color w:val="000000"/>
+              </w:rPr>
+            </w:pPr>
+            <w:r>
+              <w:rPr>
+                <w:rFonts w:ascii="Helvetica" w:hAnsi="Helvetica" w:eastAsia="Helvetica" w:cs="Helvetica"/>
+                <w:i w:val="false"/>
+                <w:b w:val="false"/>
+                <w:u w:val="none"/>
+                <w:sz w:val="22"/>
+                <w:szCs w:val="22"/>
+                <w:color w:val="000000"/>
+              </w:rPr>
+              <w:t xml:space="preserve">0.82, 1.34</w:t>
+            </w:r>
+          </w:p>
+        </w:tc>
+        <w:tc>
+          <w:tcPr>
+            <w:tcBorders>
+              <w:bottom w:val="none" w:sz="0" w:space="0" w:color="000000"/>
+              <w:top w:val="none" w:sz="0" w:space="0" w:color="000000"/>
+              <w:left w:val="none" w:sz="0" w:space="0" w:color="000000"/>
+              <w:right w:val="none" w:sz="0" w:space="0" w:color="000000"/>
+            </w:tcBorders>
+            <w:shd w:val="clear" w:color="auto" w:fill="FFFFFF"/>
+            <w:tcMar>
+              <w:top w:w="0" w:type="dxa"/>
+              <w:bottom w:w="0" w:type="dxa"/>
+              <w:left w:w="0" w:type="dxa"/>
+              <w:right w:w="0" w:type="dxa"/>
+            </w:tcMar>
+            <w:vAlign w:val="top"/>
+          </w:tcPr>
+          <w:p>
+            <w:pPr>
+              <w:pStyle w:val="Normal"/>
+              <w:jc w:val="center"/>
+              <w:pBdr>
+                <w:bottom w:val="none" w:sz="0" w:space="0" w:color="000000"/>
+                <w:top w:val="none" w:sz="0" w:space="0" w:color="000000"/>
+                <w:left w:val="none" w:sz="0" w:space="0" w:color="000000"/>
+                <w:right w:val="none" w:sz="0" w:space="0" w:color="000000"/>
+              </w:pBdr>
+              <w:spacing w:after="100" w:before="100" w:line="240"/>
+              <w:ind w:left="100" w:right="100" w:firstLine="0" w:firstLineChars="0"/>
+              <w:rPr>
+                <w:rFonts w:ascii="Helvetica" w:hAnsi="Helvetica" w:eastAsia="Helvetica" w:cs="Helvetica"/>
+                <w:i w:val="false"/>
+                <w:b w:val="false"/>
+                <w:u w:val="none"/>
+                <w:sz w:val="22"/>
+                <w:szCs w:val="22"/>
+                <w:color w:val="000000"/>
+              </w:rPr>
+            </w:pPr>
+            <w:r>
+              <w:rPr>
+                <w:rFonts w:ascii="Helvetica" w:hAnsi="Helvetica" w:eastAsia="Helvetica" w:cs="Helvetica"/>
+                <w:i w:val="false"/>
+                <w:b w:val="false"/>
+                <w:u w:val="none"/>
+                <w:sz w:val="22"/>
+                <w:szCs w:val="22"/>
+                <w:color w:val="000000"/>
+              </w:rPr>
+              <w:t xml:space="preserve">0.710</w:t>
             </w:r>
           </w:p>
         </w:tc>
@@ -5933,60 +5933,60 @@
                 <w:szCs w:val="22"/>
                 <w:color w:val="000000"/>
               </w:rPr>
-              <w:t xml:space="preserve">1.87</w:t>
-            </w:r>
-          </w:p>
-        </w:tc>
-        <w:tc>
-          <w:tcPr>
-            <w:tcBorders>
-              <w:bottom w:val="none" w:sz="0" w:space="0" w:color="000000"/>
-              <w:top w:val="none" w:sz="0" w:space="0" w:color="000000"/>
-              <w:left w:val="none" w:sz="0" w:space="0" w:color="000000"/>
-              <w:right w:val="none" w:sz="0" w:space="0" w:color="000000"/>
-            </w:tcBorders>
-            <w:shd w:val="clear" w:color="auto" w:fill="FFFFFF"/>
-            <w:tcMar>
-              <w:top w:w="0" w:type="dxa"/>
-              <w:bottom w:w="0" w:type="dxa"/>
-              <w:left w:w="0" w:type="dxa"/>
-              <w:right w:w="0" w:type="dxa"/>
-            </w:tcMar>
-            <w:vAlign w:val="top"/>
-          </w:tcPr>
-          <w:p>
-            <w:pPr>
-              <w:pStyle w:val="Normal"/>
-              <w:jc w:val="center"/>
-              <w:pBdr>
-                <w:bottom w:val="none" w:sz="0" w:space="0" w:color="000000"/>
-                <w:top w:val="none" w:sz="0" w:space="0" w:color="000000"/>
-                <w:left w:val="none" w:sz="0" w:space="0" w:color="000000"/>
-                <w:right w:val="none" w:sz="0" w:space="0" w:color="000000"/>
-              </w:pBdr>
-              <w:spacing w:after="100" w:before="100" w:line="240"/>
-              <w:ind w:left="100" w:right="100" w:firstLine="0" w:firstLineChars="0"/>
-              <w:rPr>
-                <w:rFonts w:ascii="Helvetica" w:hAnsi="Helvetica" w:eastAsia="Helvetica" w:cs="Helvetica"/>
-                <w:i w:val="false"/>
-                <w:b w:val="false"/>
-                <w:u w:val="none"/>
-                <w:sz w:val="22"/>
-                <w:szCs w:val="22"/>
-                <w:color w:val="000000"/>
-              </w:rPr>
-            </w:pPr>
-            <w:r>
-              <w:rPr>
-                <w:rFonts w:ascii="Helvetica" w:hAnsi="Helvetica" w:eastAsia="Helvetica" w:cs="Helvetica"/>
-                <w:i w:val="false"/>
-                <w:b w:val="false"/>
-                <w:u w:val="none"/>
-                <w:sz w:val="22"/>
-                <w:szCs w:val="22"/>
-                <w:color w:val="000000"/>
-              </w:rPr>
-              <w:t xml:space="preserve">0.54, 6.40</w:t>
+              <w:t xml:space="preserve">1.81</w:t>
+            </w:r>
+          </w:p>
+        </w:tc>
+        <w:tc>
+          <w:tcPr>
+            <w:tcBorders>
+              <w:bottom w:val="none" w:sz="0" w:space="0" w:color="000000"/>
+              <w:top w:val="none" w:sz="0" w:space="0" w:color="000000"/>
+              <w:left w:val="none" w:sz="0" w:space="0" w:color="000000"/>
+              <w:right w:val="none" w:sz="0" w:space="0" w:color="000000"/>
+            </w:tcBorders>
+            <w:shd w:val="clear" w:color="auto" w:fill="FFFFFF"/>
+            <w:tcMar>
+              <w:top w:w="0" w:type="dxa"/>
+              <w:bottom w:w="0" w:type="dxa"/>
+              <w:left w:w="0" w:type="dxa"/>
+              <w:right w:w="0" w:type="dxa"/>
+            </w:tcMar>
+            <w:vAlign w:val="top"/>
+          </w:tcPr>
+          <w:p>
+            <w:pPr>
+              <w:pStyle w:val="Normal"/>
+              <w:jc w:val="center"/>
+              <w:pBdr>
+                <w:bottom w:val="none" w:sz="0" w:space="0" w:color="000000"/>
+                <w:top w:val="none" w:sz="0" w:space="0" w:color="000000"/>
+                <w:left w:val="none" w:sz="0" w:space="0" w:color="000000"/>
+                <w:right w:val="none" w:sz="0" w:space="0" w:color="000000"/>
+              </w:pBdr>
+              <w:spacing w:after="100" w:before="100" w:line="240"/>
+              <w:ind w:left="100" w:right="100" w:firstLine="0" w:firstLineChars="0"/>
+              <w:rPr>
+                <w:rFonts w:ascii="Helvetica" w:hAnsi="Helvetica" w:eastAsia="Helvetica" w:cs="Helvetica"/>
+                <w:i w:val="false"/>
+                <w:b w:val="false"/>
+                <w:u w:val="none"/>
+                <w:sz w:val="22"/>
+                <w:szCs w:val="22"/>
+                <w:color w:val="000000"/>
+              </w:rPr>
+            </w:pPr>
+            <w:r>
+              <w:rPr>
+                <w:rFonts w:ascii="Helvetica" w:hAnsi="Helvetica" w:eastAsia="Helvetica" w:cs="Helvetica"/>
+                <w:i w:val="false"/>
+                <w:b w:val="false"/>
+                <w:u w:val="none"/>
+                <w:sz w:val="22"/>
+                <w:szCs w:val="22"/>
+                <w:color w:val="000000"/>
+              </w:rPr>
+              <w:t xml:space="preserve">0.56, 5.81</w:t>
             </w:r>
           </w:p>
         </w:tc>
@@ -7382,113 +7382,113 @@
                 <w:szCs w:val="22"/>
                 <w:color w:val="000000"/>
               </w:rPr>
-              <w:t xml:space="preserve">16.5</w:t>
-            </w:r>
-          </w:p>
-        </w:tc>
-        <w:tc>
-          <w:tcPr>
-            <w:tcBorders>
-              <w:bottom w:val="none" w:sz="0" w:space="0" w:color="000000"/>
-              <w:top w:val="none" w:sz="0" w:space="0" w:color="000000"/>
-              <w:left w:val="none" w:sz="0" w:space="0" w:color="000000"/>
-              <w:right w:val="none" w:sz="0" w:space="0" w:color="000000"/>
-            </w:tcBorders>
-            <w:shd w:val="clear" w:color="auto" w:fill="FFFFFF"/>
-            <w:tcMar>
-              <w:top w:w="0" w:type="dxa"/>
-              <w:bottom w:w="0" w:type="dxa"/>
-              <w:left w:w="0" w:type="dxa"/>
-              <w:right w:w="0" w:type="dxa"/>
-            </w:tcMar>
-            <w:vAlign w:val="top"/>
-          </w:tcPr>
-          <w:p>
-            <w:pPr>
-              <w:pStyle w:val="Normal"/>
-              <w:jc w:val="center"/>
-              <w:pBdr>
-                <w:bottom w:val="none" w:sz="0" w:space="0" w:color="000000"/>
-                <w:top w:val="none" w:sz="0" w:space="0" w:color="000000"/>
-                <w:left w:val="none" w:sz="0" w:space="0" w:color="000000"/>
-                <w:right w:val="none" w:sz="0" w:space="0" w:color="000000"/>
-              </w:pBdr>
-              <w:spacing w:after="100" w:before="100" w:line="240"/>
-              <w:ind w:left="100" w:right="100" w:firstLine="0" w:firstLineChars="0"/>
-              <w:rPr>
-                <w:rFonts w:ascii="Helvetica" w:hAnsi="Helvetica" w:eastAsia="Helvetica" w:cs="Helvetica"/>
-                <w:i w:val="false"/>
-                <w:b w:val="false"/>
-                <w:u w:val="none"/>
-                <w:sz w:val="22"/>
-                <w:szCs w:val="22"/>
-                <w:color w:val="000000"/>
-              </w:rPr>
-            </w:pPr>
-            <w:r>
-              <w:rPr>
-                <w:rFonts w:ascii="Helvetica" w:hAnsi="Helvetica" w:eastAsia="Helvetica" w:cs="Helvetica"/>
-                <w:i w:val="false"/>
-                <w:b w:val="false"/>
-                <w:u w:val="none"/>
-                <w:sz w:val="22"/>
-                <w:szCs w:val="22"/>
-                <w:color w:val="000000"/>
-              </w:rPr>
-              <w:t xml:space="preserve">2.18, 125</w:t>
-            </w:r>
-          </w:p>
-        </w:tc>
-        <w:tc>
-          <w:tcPr>
-            <w:tcBorders>
-              <w:bottom w:val="none" w:sz="0" w:space="0" w:color="000000"/>
-              <w:top w:val="none" w:sz="0" w:space="0" w:color="000000"/>
-              <w:left w:val="none" w:sz="0" w:space="0" w:color="000000"/>
-              <w:right w:val="none" w:sz="0" w:space="0" w:color="000000"/>
-            </w:tcBorders>
-            <w:shd w:val="clear" w:color="auto" w:fill="FFFFFF"/>
-            <w:tcMar>
-              <w:top w:w="0" w:type="dxa"/>
-              <w:bottom w:w="0" w:type="dxa"/>
-              <w:left w:w="0" w:type="dxa"/>
-              <w:right w:w="0" w:type="dxa"/>
-            </w:tcMar>
-            <w:vAlign w:val="top"/>
-          </w:tcPr>
-          <w:p>
-            <w:pPr>
-              <w:pStyle w:val="Normal"/>
-              <w:jc w:val="center"/>
-              <w:pBdr>
-                <w:bottom w:val="none" w:sz="0" w:space="0" w:color="000000"/>
-                <w:top w:val="none" w:sz="0" w:space="0" w:color="000000"/>
-                <w:left w:val="none" w:sz="0" w:space="0" w:color="000000"/>
-                <w:right w:val="none" w:sz="0" w:space="0" w:color="000000"/>
-              </w:pBdr>
-              <w:spacing w:after="100" w:before="100" w:line="240"/>
-              <w:ind w:left="100" w:right="100" w:firstLine="0" w:firstLineChars="0"/>
-              <w:rPr>
-                <w:rFonts w:ascii="Helvetica" w:hAnsi="Helvetica" w:eastAsia="Helvetica" w:cs="Helvetica"/>
-                <w:i w:val="false"/>
-                <w:b w:val="false"/>
-                <w:u w:val="none"/>
-                <w:sz w:val="22"/>
-                <w:szCs w:val="22"/>
-                <w:color w:val="000000"/>
-              </w:rPr>
-            </w:pPr>
-            <w:r>
-              <w:rPr>
-                <w:rFonts w:ascii="Helvetica" w:hAnsi="Helvetica" w:eastAsia="Helvetica" w:cs="Helvetica"/>
-                <w:i w:val="false"/>
-                <w:b w:val="false"/>
-                <w:u w:val="none"/>
-                <w:sz w:val="22"/>
-                <w:szCs w:val="22"/>
-                <w:color w:val="000000"/>
-              </w:rPr>
-              <w:t xml:space="preserve">0.007</w:t>
+              <w:t xml:space="preserve">21.7</w:t>
+            </w:r>
+          </w:p>
+        </w:tc>
+        <w:tc>
+          <w:tcPr>
+            <w:tcBorders>
+              <w:bottom w:val="none" w:sz="0" w:space="0" w:color="000000"/>
+              <w:top w:val="none" w:sz="0" w:space="0" w:color="000000"/>
+              <w:left w:val="none" w:sz="0" w:space="0" w:color="000000"/>
+              <w:right w:val="none" w:sz="0" w:space="0" w:color="000000"/>
+            </w:tcBorders>
+            <w:shd w:val="clear" w:color="auto" w:fill="FFFFFF"/>
+            <w:tcMar>
+              <w:top w:w="0" w:type="dxa"/>
+              <w:bottom w:w="0" w:type="dxa"/>
+              <w:left w:w="0" w:type="dxa"/>
+              <w:right w:w="0" w:type="dxa"/>
+            </w:tcMar>
+            <w:vAlign w:val="top"/>
+          </w:tcPr>
+          <w:p>
+            <w:pPr>
+              <w:pStyle w:val="Normal"/>
+              <w:jc w:val="center"/>
+              <w:pBdr>
+                <w:bottom w:val="none" w:sz="0" w:space="0" w:color="000000"/>
+                <w:top w:val="none" w:sz="0" w:space="0" w:color="000000"/>
+                <w:left w:val="none" w:sz="0" w:space="0" w:color="000000"/>
+                <w:right w:val="none" w:sz="0" w:space="0" w:color="000000"/>
+              </w:pBdr>
+              <w:spacing w:after="100" w:before="100" w:line="240"/>
+              <w:ind w:left="100" w:right="100" w:firstLine="0" w:firstLineChars="0"/>
+              <w:rPr>
+                <w:rFonts w:ascii="Helvetica" w:hAnsi="Helvetica" w:eastAsia="Helvetica" w:cs="Helvetica"/>
+                <w:i w:val="false"/>
+                <w:b w:val="false"/>
+                <w:u w:val="none"/>
+                <w:sz w:val="22"/>
+                <w:szCs w:val="22"/>
+                <w:color w:val="000000"/>
+              </w:rPr>
+            </w:pPr>
+            <w:r>
+              <w:rPr>
+                <w:rFonts w:ascii="Helvetica" w:hAnsi="Helvetica" w:eastAsia="Helvetica" w:cs="Helvetica"/>
+                <w:i w:val="false"/>
+                <w:b w:val="false"/>
+                <w:u w:val="none"/>
+                <w:sz w:val="22"/>
+                <w:szCs w:val="22"/>
+                <w:color w:val="000000"/>
+              </w:rPr>
+              <w:t xml:space="preserve">2.63, 179</w:t>
+            </w:r>
+          </w:p>
+        </w:tc>
+        <w:tc>
+          <w:tcPr>
+            <w:tcBorders>
+              <w:bottom w:val="none" w:sz="0" w:space="0" w:color="000000"/>
+              <w:top w:val="none" w:sz="0" w:space="0" w:color="000000"/>
+              <w:left w:val="none" w:sz="0" w:space="0" w:color="000000"/>
+              <w:right w:val="none" w:sz="0" w:space="0" w:color="000000"/>
+            </w:tcBorders>
+            <w:shd w:val="clear" w:color="auto" w:fill="FFFFFF"/>
+            <w:tcMar>
+              <w:top w:w="0" w:type="dxa"/>
+              <w:bottom w:w="0" w:type="dxa"/>
+              <w:left w:w="0" w:type="dxa"/>
+              <w:right w:w="0" w:type="dxa"/>
+            </w:tcMar>
+            <w:vAlign w:val="top"/>
+          </w:tcPr>
+          <w:p>
+            <w:pPr>
+              <w:pStyle w:val="Normal"/>
+              <w:jc w:val="center"/>
+              <w:pBdr>
+                <w:bottom w:val="none" w:sz="0" w:space="0" w:color="000000"/>
+                <w:top w:val="none" w:sz="0" w:space="0" w:color="000000"/>
+                <w:left w:val="none" w:sz="0" w:space="0" w:color="000000"/>
+                <w:right w:val="none" w:sz="0" w:space="0" w:color="000000"/>
+              </w:pBdr>
+              <w:spacing w:after="100" w:before="100" w:line="240"/>
+              <w:ind w:left="100" w:right="100" w:firstLine="0" w:firstLineChars="0"/>
+              <w:rPr>
+                <w:rFonts w:ascii="Helvetica" w:hAnsi="Helvetica" w:eastAsia="Helvetica" w:cs="Helvetica"/>
+                <w:i w:val="false"/>
+                <w:b w:val="false"/>
+                <w:u w:val="none"/>
+                <w:sz w:val="22"/>
+                <w:szCs w:val="22"/>
+                <w:color w:val="000000"/>
+              </w:rPr>
+            </w:pPr>
+            <w:r>
+              <w:rPr>
+                <w:rFonts w:ascii="Helvetica" w:hAnsi="Helvetica" w:eastAsia="Helvetica" w:cs="Helvetica"/>
+                <w:i w:val="false"/>
+                <w:b w:val="false"/>
+                <w:u w:val="none"/>
+                <w:sz w:val="22"/>
+                <w:szCs w:val="22"/>
+                <w:color w:val="000000"/>
+              </w:rPr>
+              <w:t xml:space="preserve">0.004</w:t>
             </w:r>
           </w:p>
         </w:tc>
@@ -7865,113 +7865,113 @@
                 <w:szCs w:val="22"/>
                 <w:color w:val="000000"/>
               </w:rPr>
-              <w:t xml:space="preserve">0.36</w:t>
-            </w:r>
-          </w:p>
-        </w:tc>
-        <w:tc>
-          <w:tcPr>
-            <w:tcBorders>
-              <w:bottom w:val="none" w:sz="0" w:space="0" w:color="000000"/>
-              <w:top w:val="none" w:sz="0" w:space="0" w:color="000000"/>
-              <w:left w:val="none" w:sz="0" w:space="0" w:color="000000"/>
-              <w:right w:val="none" w:sz="0" w:space="0" w:color="000000"/>
-            </w:tcBorders>
-            <w:shd w:val="clear" w:color="auto" w:fill="FFFFFF"/>
-            <w:tcMar>
-              <w:top w:w="0" w:type="dxa"/>
-              <w:bottom w:w="0" w:type="dxa"/>
-              <w:left w:w="0" w:type="dxa"/>
-              <w:right w:w="0" w:type="dxa"/>
-            </w:tcMar>
-            <w:vAlign w:val="top"/>
-          </w:tcPr>
-          <w:p>
-            <w:pPr>
-              <w:pStyle w:val="Normal"/>
-              <w:jc w:val="center"/>
-              <w:pBdr>
-                <w:bottom w:val="none" w:sz="0" w:space="0" w:color="000000"/>
-                <w:top w:val="none" w:sz="0" w:space="0" w:color="000000"/>
-                <w:left w:val="none" w:sz="0" w:space="0" w:color="000000"/>
-                <w:right w:val="none" w:sz="0" w:space="0" w:color="000000"/>
-              </w:pBdr>
-              <w:spacing w:after="100" w:before="100" w:line="240"/>
-              <w:ind w:left="100" w:right="100" w:firstLine="0" w:firstLineChars="0"/>
-              <w:rPr>
-                <w:rFonts w:ascii="Helvetica" w:hAnsi="Helvetica" w:eastAsia="Helvetica" w:cs="Helvetica"/>
-                <w:i w:val="false"/>
-                <w:b w:val="false"/>
-                <w:u w:val="none"/>
-                <w:sz w:val="22"/>
-                <w:szCs w:val="22"/>
-                <w:color w:val="000000"/>
-              </w:rPr>
-            </w:pPr>
-            <w:r>
-              <w:rPr>
-                <w:rFonts w:ascii="Helvetica" w:hAnsi="Helvetica" w:eastAsia="Helvetica" w:cs="Helvetica"/>
-                <w:i w:val="false"/>
-                <w:b w:val="false"/>
-                <w:u w:val="none"/>
-                <w:sz w:val="22"/>
-                <w:szCs w:val="22"/>
-                <w:color w:val="000000"/>
-              </w:rPr>
-              <w:t xml:space="preserve">0.04, 3.14</w:t>
-            </w:r>
-          </w:p>
-        </w:tc>
-        <w:tc>
-          <w:tcPr>
-            <w:tcBorders>
-              <w:bottom w:val="none" w:sz="0" w:space="0" w:color="000000"/>
-              <w:top w:val="none" w:sz="0" w:space="0" w:color="000000"/>
-              <w:left w:val="none" w:sz="0" w:space="0" w:color="000000"/>
-              <w:right w:val="none" w:sz="0" w:space="0" w:color="000000"/>
-            </w:tcBorders>
-            <w:shd w:val="clear" w:color="auto" w:fill="FFFFFF"/>
-            <w:tcMar>
-              <w:top w:w="0" w:type="dxa"/>
-              <w:bottom w:w="0" w:type="dxa"/>
-              <w:left w:w="0" w:type="dxa"/>
-              <w:right w:w="0" w:type="dxa"/>
-            </w:tcMar>
-            <w:vAlign w:val="top"/>
-          </w:tcPr>
-          <w:p>
-            <w:pPr>
-              <w:pStyle w:val="Normal"/>
-              <w:jc w:val="center"/>
-              <w:pBdr>
-                <w:bottom w:val="none" w:sz="0" w:space="0" w:color="000000"/>
-                <w:top w:val="none" w:sz="0" w:space="0" w:color="000000"/>
-                <w:left w:val="none" w:sz="0" w:space="0" w:color="000000"/>
-                <w:right w:val="none" w:sz="0" w:space="0" w:color="000000"/>
-              </w:pBdr>
-              <w:spacing w:after="100" w:before="100" w:line="240"/>
-              <w:ind w:left="100" w:right="100" w:firstLine="0" w:firstLineChars="0"/>
-              <w:rPr>
-                <w:rFonts w:ascii="Helvetica" w:hAnsi="Helvetica" w:eastAsia="Helvetica" w:cs="Helvetica"/>
-                <w:i w:val="false"/>
-                <w:b w:val="false"/>
-                <w:u w:val="none"/>
-                <w:sz w:val="22"/>
-                <w:szCs w:val="22"/>
-                <w:color w:val="000000"/>
-              </w:rPr>
-            </w:pPr>
-            <w:r>
-              <w:rPr>
-                <w:rFonts w:ascii="Helvetica" w:hAnsi="Helvetica" w:eastAsia="Helvetica" w:cs="Helvetica"/>
-                <w:i w:val="false"/>
-                <w:b w:val="false"/>
-                <w:u w:val="none"/>
-                <w:sz w:val="22"/>
-                <w:szCs w:val="22"/>
-                <w:color w:val="000000"/>
-              </w:rPr>
-              <w:t xml:space="preserve">0.360</w:t>
+              <w:t xml:space="preserve">0.32</w:t>
+            </w:r>
+          </w:p>
+        </w:tc>
+        <w:tc>
+          <w:tcPr>
+            <w:tcBorders>
+              <w:bottom w:val="none" w:sz="0" w:space="0" w:color="000000"/>
+              <w:top w:val="none" w:sz="0" w:space="0" w:color="000000"/>
+              <w:left w:val="none" w:sz="0" w:space="0" w:color="000000"/>
+              <w:right w:val="none" w:sz="0" w:space="0" w:color="000000"/>
+            </w:tcBorders>
+            <w:shd w:val="clear" w:color="auto" w:fill="FFFFFF"/>
+            <w:tcMar>
+              <w:top w:w="0" w:type="dxa"/>
+              <w:bottom w:w="0" w:type="dxa"/>
+              <w:left w:w="0" w:type="dxa"/>
+              <w:right w:w="0" w:type="dxa"/>
+            </w:tcMar>
+            <w:vAlign w:val="top"/>
+          </w:tcPr>
+          <w:p>
+            <w:pPr>
+              <w:pStyle w:val="Normal"/>
+              <w:jc w:val="center"/>
+              <w:pBdr>
+                <w:bottom w:val="none" w:sz="0" w:space="0" w:color="000000"/>
+                <w:top w:val="none" w:sz="0" w:space="0" w:color="000000"/>
+                <w:left w:val="none" w:sz="0" w:space="0" w:color="000000"/>
+                <w:right w:val="none" w:sz="0" w:space="0" w:color="000000"/>
+              </w:pBdr>
+              <w:spacing w:after="100" w:before="100" w:line="240"/>
+              <w:ind w:left="100" w:right="100" w:firstLine="0" w:firstLineChars="0"/>
+              <w:rPr>
+                <w:rFonts w:ascii="Helvetica" w:hAnsi="Helvetica" w:eastAsia="Helvetica" w:cs="Helvetica"/>
+                <w:i w:val="false"/>
+                <w:b w:val="false"/>
+                <w:u w:val="none"/>
+                <w:sz w:val="22"/>
+                <w:szCs w:val="22"/>
+                <w:color w:val="000000"/>
+              </w:rPr>
+            </w:pPr>
+            <w:r>
+              <w:rPr>
+                <w:rFonts w:ascii="Helvetica" w:hAnsi="Helvetica" w:eastAsia="Helvetica" w:cs="Helvetica"/>
+                <w:i w:val="false"/>
+                <w:b w:val="false"/>
+                <w:u w:val="none"/>
+                <w:sz w:val="22"/>
+                <w:szCs w:val="22"/>
+                <w:color w:val="000000"/>
+              </w:rPr>
+              <w:t xml:space="preserve">0.04, 2.78</w:t>
+            </w:r>
+          </w:p>
+        </w:tc>
+        <w:tc>
+          <w:tcPr>
+            <w:tcBorders>
+              <w:bottom w:val="none" w:sz="0" w:space="0" w:color="000000"/>
+              <w:top w:val="none" w:sz="0" w:space="0" w:color="000000"/>
+              <w:left w:val="none" w:sz="0" w:space="0" w:color="000000"/>
+              <w:right w:val="none" w:sz="0" w:space="0" w:color="000000"/>
+            </w:tcBorders>
+            <w:shd w:val="clear" w:color="auto" w:fill="FFFFFF"/>
+            <w:tcMar>
+              <w:top w:w="0" w:type="dxa"/>
+              <w:bottom w:w="0" w:type="dxa"/>
+              <w:left w:w="0" w:type="dxa"/>
+              <w:right w:w="0" w:type="dxa"/>
+            </w:tcMar>
+            <w:vAlign w:val="top"/>
+          </w:tcPr>
+          <w:p>
+            <w:pPr>
+              <w:pStyle w:val="Normal"/>
+              <w:jc w:val="center"/>
+              <w:pBdr>
+                <w:bottom w:val="none" w:sz="0" w:space="0" w:color="000000"/>
+                <w:top w:val="none" w:sz="0" w:space="0" w:color="000000"/>
+                <w:left w:val="none" w:sz="0" w:space="0" w:color="000000"/>
+                <w:right w:val="none" w:sz="0" w:space="0" w:color="000000"/>
+              </w:pBdr>
+              <w:spacing w:after="100" w:before="100" w:line="240"/>
+              <w:ind w:left="100" w:right="100" w:firstLine="0" w:firstLineChars="0"/>
+              <w:rPr>
+                <w:rFonts w:ascii="Helvetica" w:hAnsi="Helvetica" w:eastAsia="Helvetica" w:cs="Helvetica"/>
+                <w:i w:val="false"/>
+                <w:b w:val="false"/>
+                <w:u w:val="none"/>
+                <w:sz w:val="22"/>
+                <w:szCs w:val="22"/>
+                <w:color w:val="000000"/>
+              </w:rPr>
+            </w:pPr>
+            <w:r>
+              <w:rPr>
+                <w:rFonts w:ascii="Helvetica" w:hAnsi="Helvetica" w:eastAsia="Helvetica" w:cs="Helvetica"/>
+                <w:i w:val="false"/>
+                <w:b w:val="false"/>
+                <w:u w:val="none"/>
+                <w:sz w:val="22"/>
+                <w:szCs w:val="22"/>
+                <w:color w:val="000000"/>
+              </w:rPr>
+              <w:t xml:space="preserve">0.300</w:t>
             </w:r>
           </w:p>
         </w:tc>
@@ -8831,113 +8831,113 @@
                 <w:szCs w:val="22"/>
                 <w:color w:val="000000"/>
               </w:rPr>
-              <w:t xml:space="preserve">3.63</w:t>
-            </w:r>
-          </w:p>
-        </w:tc>
-        <w:tc>
-          <w:tcPr>
-            <w:tcBorders>
-              <w:bottom w:val="none" w:sz="0" w:space="0" w:color="000000"/>
-              <w:top w:val="none" w:sz="0" w:space="0" w:color="000000"/>
-              <w:left w:val="none" w:sz="0" w:space="0" w:color="000000"/>
-              <w:right w:val="none" w:sz="0" w:space="0" w:color="000000"/>
-            </w:tcBorders>
-            <w:shd w:val="clear" w:color="auto" w:fill="FFFFFF"/>
-            <w:tcMar>
-              <w:top w:w="0" w:type="dxa"/>
-              <w:bottom w:w="0" w:type="dxa"/>
-              <w:left w:w="0" w:type="dxa"/>
-              <w:right w:w="0" w:type="dxa"/>
-            </w:tcMar>
-            <w:vAlign w:val="top"/>
-          </w:tcPr>
-          <w:p>
-            <w:pPr>
-              <w:pStyle w:val="Normal"/>
-              <w:jc w:val="center"/>
-              <w:pBdr>
-                <w:bottom w:val="none" w:sz="0" w:space="0" w:color="000000"/>
-                <w:top w:val="none" w:sz="0" w:space="0" w:color="000000"/>
-                <w:left w:val="none" w:sz="0" w:space="0" w:color="000000"/>
-                <w:right w:val="none" w:sz="0" w:space="0" w:color="000000"/>
-              </w:pBdr>
-              <w:spacing w:after="100" w:before="100" w:line="240"/>
-              <w:ind w:left="100" w:right="100" w:firstLine="0" w:firstLineChars="0"/>
-              <w:rPr>
-                <w:rFonts w:ascii="Helvetica" w:hAnsi="Helvetica" w:eastAsia="Helvetica" w:cs="Helvetica"/>
-                <w:i w:val="false"/>
-                <w:b w:val="false"/>
-                <w:u w:val="none"/>
-                <w:sz w:val="22"/>
-                <w:szCs w:val="22"/>
-                <w:color w:val="000000"/>
-              </w:rPr>
-            </w:pPr>
-            <w:r>
-              <w:rPr>
-                <w:rFonts w:ascii="Helvetica" w:hAnsi="Helvetica" w:eastAsia="Helvetica" w:cs="Helvetica"/>
-                <w:i w:val="false"/>
-                <w:b w:val="false"/>
-                <w:u w:val="none"/>
-                <w:sz w:val="22"/>
-                <w:szCs w:val="22"/>
-                <w:color w:val="000000"/>
-              </w:rPr>
-              <w:t xml:space="preserve">0.19, 68.9</w:t>
-            </w:r>
-          </w:p>
-        </w:tc>
-        <w:tc>
-          <w:tcPr>
-            <w:tcBorders>
-              <w:bottom w:val="none" w:sz="0" w:space="0" w:color="000000"/>
-              <w:top w:val="none" w:sz="0" w:space="0" w:color="000000"/>
-              <w:left w:val="none" w:sz="0" w:space="0" w:color="000000"/>
-              <w:right w:val="none" w:sz="0" w:space="0" w:color="000000"/>
-            </w:tcBorders>
-            <w:shd w:val="clear" w:color="auto" w:fill="FFFFFF"/>
-            <w:tcMar>
-              <w:top w:w="0" w:type="dxa"/>
-              <w:bottom w:w="0" w:type="dxa"/>
-              <w:left w:w="0" w:type="dxa"/>
-              <w:right w:w="0" w:type="dxa"/>
-            </w:tcMar>
-            <w:vAlign w:val="top"/>
-          </w:tcPr>
-          <w:p>
-            <w:pPr>
-              <w:pStyle w:val="Normal"/>
-              <w:jc w:val="center"/>
-              <w:pBdr>
-                <w:bottom w:val="none" w:sz="0" w:space="0" w:color="000000"/>
-                <w:top w:val="none" w:sz="0" w:space="0" w:color="000000"/>
-                <w:left w:val="none" w:sz="0" w:space="0" w:color="000000"/>
-                <w:right w:val="none" w:sz="0" w:space="0" w:color="000000"/>
-              </w:pBdr>
-              <w:spacing w:after="100" w:before="100" w:line="240"/>
-              <w:ind w:left="100" w:right="100" w:firstLine="0" w:firstLineChars="0"/>
-              <w:rPr>
-                <w:rFonts w:ascii="Helvetica" w:hAnsi="Helvetica" w:eastAsia="Helvetica" w:cs="Helvetica"/>
-                <w:i w:val="false"/>
-                <w:b w:val="false"/>
-                <w:u w:val="none"/>
-                <w:sz w:val="22"/>
-                <w:szCs w:val="22"/>
-                <w:color w:val="000000"/>
-              </w:rPr>
-            </w:pPr>
-            <w:r>
-              <w:rPr>
-                <w:rFonts w:ascii="Helvetica" w:hAnsi="Helvetica" w:eastAsia="Helvetica" w:cs="Helvetica"/>
-                <w:i w:val="false"/>
-                <w:b w:val="false"/>
-                <w:u w:val="none"/>
-                <w:sz w:val="22"/>
-                <w:szCs w:val="22"/>
-                <w:color w:val="000000"/>
-              </w:rPr>
-              <w:t xml:space="preserve">0.390</w:t>
+              <w:t xml:space="preserve">3.89</w:t>
+            </w:r>
+          </w:p>
+        </w:tc>
+        <w:tc>
+          <w:tcPr>
+            <w:tcBorders>
+              <w:bottom w:val="none" w:sz="0" w:space="0" w:color="000000"/>
+              <w:top w:val="none" w:sz="0" w:space="0" w:color="000000"/>
+              <w:left w:val="none" w:sz="0" w:space="0" w:color="000000"/>
+              <w:right w:val="none" w:sz="0" w:space="0" w:color="000000"/>
+            </w:tcBorders>
+            <w:shd w:val="clear" w:color="auto" w:fill="FFFFFF"/>
+            <w:tcMar>
+              <w:top w:w="0" w:type="dxa"/>
+              <w:bottom w:w="0" w:type="dxa"/>
+              <w:left w:w="0" w:type="dxa"/>
+              <w:right w:w="0" w:type="dxa"/>
+            </w:tcMar>
+            <w:vAlign w:val="top"/>
+          </w:tcPr>
+          <w:p>
+            <w:pPr>
+              <w:pStyle w:val="Normal"/>
+              <w:jc w:val="center"/>
+              <w:pBdr>
+                <w:bottom w:val="none" w:sz="0" w:space="0" w:color="000000"/>
+                <w:top w:val="none" w:sz="0" w:space="0" w:color="000000"/>
+                <w:left w:val="none" w:sz="0" w:space="0" w:color="000000"/>
+                <w:right w:val="none" w:sz="0" w:space="0" w:color="000000"/>
+              </w:pBdr>
+              <w:spacing w:after="100" w:before="100" w:line="240"/>
+              <w:ind w:left="100" w:right="100" w:firstLine="0" w:firstLineChars="0"/>
+              <w:rPr>
+                <w:rFonts w:ascii="Helvetica" w:hAnsi="Helvetica" w:eastAsia="Helvetica" w:cs="Helvetica"/>
+                <w:i w:val="false"/>
+                <w:b w:val="false"/>
+                <w:u w:val="none"/>
+                <w:sz w:val="22"/>
+                <w:szCs w:val="22"/>
+                <w:color w:val="000000"/>
+              </w:rPr>
+            </w:pPr>
+            <w:r>
+              <w:rPr>
+                <w:rFonts w:ascii="Helvetica" w:hAnsi="Helvetica" w:eastAsia="Helvetica" w:cs="Helvetica"/>
+                <w:i w:val="false"/>
+                <w:b w:val="false"/>
+                <w:u w:val="none"/>
+                <w:sz w:val="22"/>
+                <w:szCs w:val="22"/>
+                <w:color w:val="000000"/>
+              </w:rPr>
+              <w:t xml:space="preserve">0.21, 72.2</w:t>
+            </w:r>
+          </w:p>
+        </w:tc>
+        <w:tc>
+          <w:tcPr>
+            <w:tcBorders>
+              <w:bottom w:val="none" w:sz="0" w:space="0" w:color="000000"/>
+              <w:top w:val="none" w:sz="0" w:space="0" w:color="000000"/>
+              <w:left w:val="none" w:sz="0" w:space="0" w:color="000000"/>
+              <w:right w:val="none" w:sz="0" w:space="0" w:color="000000"/>
+            </w:tcBorders>
+            <w:shd w:val="clear" w:color="auto" w:fill="FFFFFF"/>
+            <w:tcMar>
+              <w:top w:w="0" w:type="dxa"/>
+              <w:bottom w:w="0" w:type="dxa"/>
+              <w:left w:w="0" w:type="dxa"/>
+              <w:right w:w="0" w:type="dxa"/>
+            </w:tcMar>
+            <w:vAlign w:val="top"/>
+          </w:tcPr>
+          <w:p>
+            <w:pPr>
+              <w:pStyle w:val="Normal"/>
+              <w:jc w:val="center"/>
+              <w:pBdr>
+                <w:bottom w:val="none" w:sz="0" w:space="0" w:color="000000"/>
+                <w:top w:val="none" w:sz="0" w:space="0" w:color="000000"/>
+                <w:left w:val="none" w:sz="0" w:space="0" w:color="000000"/>
+                <w:right w:val="none" w:sz="0" w:space="0" w:color="000000"/>
+              </w:pBdr>
+              <w:spacing w:after="100" w:before="100" w:line="240"/>
+              <w:ind w:left="100" w:right="100" w:firstLine="0" w:firstLineChars="0"/>
+              <w:rPr>
+                <w:rFonts w:ascii="Helvetica" w:hAnsi="Helvetica" w:eastAsia="Helvetica" w:cs="Helvetica"/>
+                <w:i w:val="false"/>
+                <w:b w:val="false"/>
+                <w:u w:val="none"/>
+                <w:sz w:val="22"/>
+                <w:szCs w:val="22"/>
+                <w:color w:val="000000"/>
+              </w:rPr>
+            </w:pPr>
+            <w:r>
+              <w:rPr>
+                <w:rFonts w:ascii="Helvetica" w:hAnsi="Helvetica" w:eastAsia="Helvetica" w:cs="Helvetica"/>
+                <w:i w:val="false"/>
+                <w:b w:val="false"/>
+                <w:u w:val="none"/>
+                <w:sz w:val="22"/>
+                <w:szCs w:val="22"/>
+                <w:color w:val="000000"/>
+              </w:rPr>
+              <w:t xml:space="preserve">0.360</w:t>
             </w:r>
           </w:p>
         </w:tc>
@@ -9314,113 +9314,113 @@
                 <w:szCs w:val="22"/>
                 <w:color w:val="000000"/>
               </w:rPr>
-              <w:t xml:space="preserve">0.21</w:t>
-            </w:r>
-          </w:p>
-        </w:tc>
-        <w:tc>
-          <w:tcPr>
-            <w:tcBorders>
-              <w:bottom w:val="none" w:sz="0" w:space="0" w:color="000000"/>
-              <w:top w:val="none" w:sz="0" w:space="0" w:color="000000"/>
-              <w:left w:val="none" w:sz="0" w:space="0" w:color="000000"/>
-              <w:right w:val="none" w:sz="0" w:space="0" w:color="000000"/>
-            </w:tcBorders>
-            <w:shd w:val="clear" w:color="auto" w:fill="FFFFFF"/>
-            <w:tcMar>
-              <w:top w:w="0" w:type="dxa"/>
-              <w:bottom w:w="0" w:type="dxa"/>
-              <w:left w:w="0" w:type="dxa"/>
-              <w:right w:w="0" w:type="dxa"/>
-            </w:tcMar>
-            <w:vAlign w:val="top"/>
-          </w:tcPr>
-          <w:p>
-            <w:pPr>
-              <w:pStyle w:val="Normal"/>
-              <w:jc w:val="center"/>
-              <w:pBdr>
-                <w:bottom w:val="none" w:sz="0" w:space="0" w:color="000000"/>
-                <w:top w:val="none" w:sz="0" w:space="0" w:color="000000"/>
-                <w:left w:val="none" w:sz="0" w:space="0" w:color="000000"/>
-                <w:right w:val="none" w:sz="0" w:space="0" w:color="000000"/>
-              </w:pBdr>
-              <w:spacing w:after="100" w:before="100" w:line="240"/>
-              <w:ind w:left="100" w:right="100" w:firstLine="0" w:firstLineChars="0"/>
-              <w:rPr>
-                <w:rFonts w:ascii="Helvetica" w:hAnsi="Helvetica" w:eastAsia="Helvetica" w:cs="Helvetica"/>
-                <w:i w:val="false"/>
-                <w:b w:val="false"/>
-                <w:u w:val="none"/>
-                <w:sz w:val="22"/>
-                <w:szCs w:val="22"/>
-                <w:color w:val="000000"/>
-              </w:rPr>
-            </w:pPr>
-            <w:r>
-              <w:rPr>
-                <w:rFonts w:ascii="Helvetica" w:hAnsi="Helvetica" w:eastAsia="Helvetica" w:cs="Helvetica"/>
-                <w:i w:val="false"/>
-                <w:b w:val="false"/>
-                <w:u w:val="none"/>
-                <w:sz w:val="22"/>
-                <w:szCs w:val="22"/>
-                <w:color w:val="000000"/>
-              </w:rPr>
-              <w:t xml:space="preserve">0.02, 2.28</w:t>
-            </w:r>
-          </w:p>
-        </w:tc>
-        <w:tc>
-          <w:tcPr>
-            <w:tcBorders>
-              <w:bottom w:val="none" w:sz="0" w:space="0" w:color="000000"/>
-              <w:top w:val="none" w:sz="0" w:space="0" w:color="000000"/>
-              <w:left w:val="none" w:sz="0" w:space="0" w:color="000000"/>
-              <w:right w:val="none" w:sz="0" w:space="0" w:color="000000"/>
-            </w:tcBorders>
-            <w:shd w:val="clear" w:color="auto" w:fill="FFFFFF"/>
-            <w:tcMar>
-              <w:top w:w="0" w:type="dxa"/>
-              <w:bottom w:w="0" w:type="dxa"/>
-              <w:left w:w="0" w:type="dxa"/>
-              <w:right w:w="0" w:type="dxa"/>
-            </w:tcMar>
-            <w:vAlign w:val="top"/>
-          </w:tcPr>
-          <w:p>
-            <w:pPr>
-              <w:pStyle w:val="Normal"/>
-              <w:jc w:val="center"/>
-              <w:pBdr>
-                <w:bottom w:val="none" w:sz="0" w:space="0" w:color="000000"/>
-                <w:top w:val="none" w:sz="0" w:space="0" w:color="000000"/>
-                <w:left w:val="none" w:sz="0" w:space="0" w:color="000000"/>
-                <w:right w:val="none" w:sz="0" w:space="0" w:color="000000"/>
-              </w:pBdr>
-              <w:spacing w:after="100" w:before="100" w:line="240"/>
-              <w:ind w:left="100" w:right="100" w:firstLine="0" w:firstLineChars="0"/>
-              <w:rPr>
-                <w:rFonts w:ascii="Helvetica" w:hAnsi="Helvetica" w:eastAsia="Helvetica" w:cs="Helvetica"/>
-                <w:i w:val="false"/>
-                <w:b w:val="false"/>
-                <w:u w:val="none"/>
-                <w:sz w:val="22"/>
-                <w:szCs w:val="22"/>
-                <w:color w:val="000000"/>
-              </w:rPr>
-            </w:pPr>
-            <w:r>
-              <w:rPr>
-                <w:rFonts w:ascii="Helvetica" w:hAnsi="Helvetica" w:eastAsia="Helvetica" w:cs="Helvetica"/>
-                <w:i w:val="false"/>
-                <w:b w:val="false"/>
-                <w:u w:val="none"/>
-                <w:sz w:val="22"/>
-                <w:szCs w:val="22"/>
-                <w:color w:val="000000"/>
-              </w:rPr>
-              <w:t xml:space="preserve">0.200</w:t>
+              <w:t xml:space="preserve">0.19</w:t>
+            </w:r>
+          </w:p>
+        </w:tc>
+        <w:tc>
+          <w:tcPr>
+            <w:tcBorders>
+              <w:bottom w:val="none" w:sz="0" w:space="0" w:color="000000"/>
+              <w:top w:val="none" w:sz="0" w:space="0" w:color="000000"/>
+              <w:left w:val="none" w:sz="0" w:space="0" w:color="000000"/>
+              <w:right w:val="none" w:sz="0" w:space="0" w:color="000000"/>
+            </w:tcBorders>
+            <w:shd w:val="clear" w:color="auto" w:fill="FFFFFF"/>
+            <w:tcMar>
+              <w:top w:w="0" w:type="dxa"/>
+              <w:bottom w:w="0" w:type="dxa"/>
+              <w:left w:w="0" w:type="dxa"/>
+              <w:right w:w="0" w:type="dxa"/>
+            </w:tcMar>
+            <w:vAlign w:val="top"/>
+          </w:tcPr>
+          <w:p>
+            <w:pPr>
+              <w:pStyle w:val="Normal"/>
+              <w:jc w:val="center"/>
+              <w:pBdr>
+                <w:bottom w:val="none" w:sz="0" w:space="0" w:color="000000"/>
+                <w:top w:val="none" w:sz="0" w:space="0" w:color="000000"/>
+                <w:left w:val="none" w:sz="0" w:space="0" w:color="000000"/>
+                <w:right w:val="none" w:sz="0" w:space="0" w:color="000000"/>
+              </w:pBdr>
+              <w:spacing w:after="100" w:before="100" w:line="240"/>
+              <w:ind w:left="100" w:right="100" w:firstLine="0" w:firstLineChars="0"/>
+              <w:rPr>
+                <w:rFonts w:ascii="Helvetica" w:hAnsi="Helvetica" w:eastAsia="Helvetica" w:cs="Helvetica"/>
+                <w:i w:val="false"/>
+                <w:b w:val="false"/>
+                <w:u w:val="none"/>
+                <w:sz w:val="22"/>
+                <w:szCs w:val="22"/>
+                <w:color w:val="000000"/>
+              </w:rPr>
+            </w:pPr>
+            <w:r>
+              <w:rPr>
+                <w:rFonts w:ascii="Helvetica" w:hAnsi="Helvetica" w:eastAsia="Helvetica" w:cs="Helvetica"/>
+                <w:i w:val="false"/>
+                <w:b w:val="false"/>
+                <w:u w:val="none"/>
+                <w:sz w:val="22"/>
+                <w:szCs w:val="22"/>
+                <w:color w:val="000000"/>
+              </w:rPr>
+              <w:t xml:space="preserve">0.02, 2.08</w:t>
+            </w:r>
+          </w:p>
+        </w:tc>
+        <w:tc>
+          <w:tcPr>
+            <w:tcBorders>
+              <w:bottom w:val="none" w:sz="0" w:space="0" w:color="000000"/>
+              <w:top w:val="none" w:sz="0" w:space="0" w:color="000000"/>
+              <w:left w:val="none" w:sz="0" w:space="0" w:color="000000"/>
+              <w:right w:val="none" w:sz="0" w:space="0" w:color="000000"/>
+            </w:tcBorders>
+            <w:shd w:val="clear" w:color="auto" w:fill="FFFFFF"/>
+            <w:tcMar>
+              <w:top w:w="0" w:type="dxa"/>
+              <w:bottom w:w="0" w:type="dxa"/>
+              <w:left w:w="0" w:type="dxa"/>
+              <w:right w:w="0" w:type="dxa"/>
+            </w:tcMar>
+            <w:vAlign w:val="top"/>
+          </w:tcPr>
+          <w:p>
+            <w:pPr>
+              <w:pStyle w:val="Normal"/>
+              <w:jc w:val="center"/>
+              <w:pBdr>
+                <w:bottom w:val="none" w:sz="0" w:space="0" w:color="000000"/>
+                <w:top w:val="none" w:sz="0" w:space="0" w:color="000000"/>
+                <w:left w:val="none" w:sz="0" w:space="0" w:color="000000"/>
+                <w:right w:val="none" w:sz="0" w:space="0" w:color="000000"/>
+              </w:pBdr>
+              <w:spacing w:after="100" w:before="100" w:line="240"/>
+              <w:ind w:left="100" w:right="100" w:firstLine="0" w:firstLineChars="0"/>
+              <w:rPr>
+                <w:rFonts w:ascii="Helvetica" w:hAnsi="Helvetica" w:eastAsia="Helvetica" w:cs="Helvetica"/>
+                <w:i w:val="false"/>
+                <w:b w:val="false"/>
+                <w:u w:val="none"/>
+                <w:sz w:val="22"/>
+                <w:szCs w:val="22"/>
+                <w:color w:val="000000"/>
+              </w:rPr>
+            </w:pPr>
+            <w:r>
+              <w:rPr>
+                <w:rFonts w:ascii="Helvetica" w:hAnsi="Helvetica" w:eastAsia="Helvetica" w:cs="Helvetica"/>
+                <w:i w:val="false"/>
+                <w:b w:val="false"/>
+                <w:u w:val="none"/>
+                <w:sz w:val="22"/>
+                <w:szCs w:val="22"/>
+                <w:color w:val="000000"/>
+              </w:rPr>
+              <w:t xml:space="preserve">0.170</w:t>
             </w:r>
           </w:p>
         </w:tc>
@@ -9797,113 +9797,113 @@
                 <w:szCs w:val="22"/>
                 <w:color w:val="000000"/>
               </w:rPr>
-              <w:t xml:space="preserve">128</w:t>
-            </w:r>
-          </w:p>
-        </w:tc>
-        <w:tc>
-          <w:tcPr>
-            <w:tcBorders>
-              <w:bottom w:val="none" w:sz="0" w:space="0" w:color="000000"/>
-              <w:top w:val="none" w:sz="0" w:space="0" w:color="000000"/>
-              <w:left w:val="none" w:sz="0" w:space="0" w:color="000000"/>
-              <w:right w:val="none" w:sz="0" w:space="0" w:color="000000"/>
-            </w:tcBorders>
-            <w:shd w:val="clear" w:color="auto" w:fill="FFFFFF"/>
-            <w:tcMar>
-              <w:top w:w="0" w:type="dxa"/>
-              <w:bottom w:w="0" w:type="dxa"/>
-              <w:left w:w="0" w:type="dxa"/>
-              <w:right w:w="0" w:type="dxa"/>
-            </w:tcMar>
-            <w:vAlign w:val="top"/>
-          </w:tcPr>
-          <w:p>
-            <w:pPr>
-              <w:pStyle w:val="Normal"/>
-              <w:jc w:val="center"/>
-              <w:pBdr>
-                <w:bottom w:val="none" w:sz="0" w:space="0" w:color="000000"/>
-                <w:top w:val="none" w:sz="0" w:space="0" w:color="000000"/>
-                <w:left w:val="none" w:sz="0" w:space="0" w:color="000000"/>
-                <w:right w:val="none" w:sz="0" w:space="0" w:color="000000"/>
-              </w:pBdr>
-              <w:spacing w:after="100" w:before="100" w:line="240"/>
-              <w:ind w:left="100" w:right="100" w:firstLine="0" w:firstLineChars="0"/>
-              <w:rPr>
-                <w:rFonts w:ascii="Helvetica" w:hAnsi="Helvetica" w:eastAsia="Helvetica" w:cs="Helvetica"/>
-                <w:i w:val="false"/>
-                <w:b w:val="false"/>
-                <w:u w:val="none"/>
-                <w:sz w:val="22"/>
-                <w:szCs w:val="22"/>
-                <w:color w:val="000000"/>
-              </w:rPr>
-            </w:pPr>
-            <w:r>
-              <w:rPr>
-                <w:rFonts w:ascii="Helvetica" w:hAnsi="Helvetica" w:eastAsia="Helvetica" w:cs="Helvetica"/>
-                <w:i w:val="false"/>
-                <w:b w:val="false"/>
-                <w:u w:val="none"/>
-                <w:sz w:val="22"/>
-                <w:szCs w:val="22"/>
-                <w:color w:val="000000"/>
-              </w:rPr>
-              <w:t xml:space="preserve">4.98, 3,317</w:t>
-            </w:r>
-          </w:p>
-        </w:tc>
-        <w:tc>
-          <w:tcPr>
-            <w:tcBorders>
-              <w:bottom w:val="none" w:sz="0" w:space="0" w:color="000000"/>
-              <w:top w:val="none" w:sz="0" w:space="0" w:color="000000"/>
-              <w:left w:val="none" w:sz="0" w:space="0" w:color="000000"/>
-              <w:right w:val="none" w:sz="0" w:space="0" w:color="000000"/>
-            </w:tcBorders>
-            <w:shd w:val="clear" w:color="auto" w:fill="FFFFFF"/>
-            <w:tcMar>
-              <w:top w:w="0" w:type="dxa"/>
-              <w:bottom w:w="0" w:type="dxa"/>
-              <w:left w:w="0" w:type="dxa"/>
-              <w:right w:w="0" w:type="dxa"/>
-            </w:tcMar>
-            <w:vAlign w:val="top"/>
-          </w:tcPr>
-          <w:p>
-            <w:pPr>
-              <w:pStyle w:val="Normal"/>
-              <w:jc w:val="center"/>
-              <w:pBdr>
-                <w:bottom w:val="none" w:sz="0" w:space="0" w:color="000000"/>
-                <w:top w:val="none" w:sz="0" w:space="0" w:color="000000"/>
-                <w:left w:val="none" w:sz="0" w:space="0" w:color="000000"/>
-                <w:right w:val="none" w:sz="0" w:space="0" w:color="000000"/>
-              </w:pBdr>
-              <w:spacing w:after="100" w:before="100" w:line="240"/>
-              <w:ind w:left="100" w:right="100" w:firstLine="0" w:firstLineChars="0"/>
-              <w:rPr>
-                <w:rFonts w:ascii="Helvetica" w:hAnsi="Helvetica" w:eastAsia="Helvetica" w:cs="Helvetica"/>
-                <w:i w:val="false"/>
-                <w:b w:val="false"/>
-                <w:u w:val="none"/>
-                <w:sz w:val="22"/>
-                <w:szCs w:val="22"/>
-                <w:color w:val="000000"/>
-              </w:rPr>
-            </w:pPr>
-            <w:r>
-              <w:rPr>
-                <w:rFonts w:ascii="Helvetica" w:hAnsi="Helvetica" w:eastAsia="Helvetica" w:cs="Helvetica"/>
-                <w:i w:val="false"/>
-                <w:b w:val="false"/>
-                <w:u w:val="none"/>
-                <w:sz w:val="22"/>
-                <w:szCs w:val="22"/>
-                <w:color w:val="000000"/>
-              </w:rPr>
-              <w:t xml:space="preserve">0.003</w:t>
+              <w:t xml:space="preserve">172</w:t>
+            </w:r>
+          </w:p>
+        </w:tc>
+        <w:tc>
+          <w:tcPr>
+            <w:tcBorders>
+              <w:bottom w:val="none" w:sz="0" w:space="0" w:color="000000"/>
+              <w:top w:val="none" w:sz="0" w:space="0" w:color="000000"/>
+              <w:left w:val="none" w:sz="0" w:space="0" w:color="000000"/>
+              <w:right w:val="none" w:sz="0" w:space="0" w:color="000000"/>
+            </w:tcBorders>
+            <w:shd w:val="clear" w:color="auto" w:fill="FFFFFF"/>
+            <w:tcMar>
+              <w:top w:w="0" w:type="dxa"/>
+              <w:bottom w:w="0" w:type="dxa"/>
+              <w:left w:w="0" w:type="dxa"/>
+              <w:right w:w="0" w:type="dxa"/>
+            </w:tcMar>
+            <w:vAlign w:val="top"/>
+          </w:tcPr>
+          <w:p>
+            <w:pPr>
+              <w:pStyle w:val="Normal"/>
+              <w:jc w:val="center"/>
+              <w:pBdr>
+                <w:bottom w:val="none" w:sz="0" w:space="0" w:color="000000"/>
+                <w:top w:val="none" w:sz="0" w:space="0" w:color="000000"/>
+                <w:left w:val="none" w:sz="0" w:space="0" w:color="000000"/>
+                <w:right w:val="none" w:sz="0" w:space="0" w:color="000000"/>
+              </w:pBdr>
+              <w:spacing w:after="100" w:before="100" w:line="240"/>
+              <w:ind w:left="100" w:right="100" w:firstLine="0" w:firstLineChars="0"/>
+              <w:rPr>
+                <w:rFonts w:ascii="Helvetica" w:hAnsi="Helvetica" w:eastAsia="Helvetica" w:cs="Helvetica"/>
+                <w:i w:val="false"/>
+                <w:b w:val="false"/>
+                <w:u w:val="none"/>
+                <w:sz w:val="22"/>
+                <w:szCs w:val="22"/>
+                <w:color w:val="000000"/>
+              </w:rPr>
+            </w:pPr>
+            <w:r>
+              <w:rPr>
+                <w:rFonts w:ascii="Helvetica" w:hAnsi="Helvetica" w:eastAsia="Helvetica" w:cs="Helvetica"/>
+                <w:i w:val="false"/>
+                <w:b w:val="false"/>
+                <w:u w:val="none"/>
+                <w:sz w:val="22"/>
+                <w:szCs w:val="22"/>
+                <w:color w:val="000000"/>
+              </w:rPr>
+              <w:t xml:space="preserve">6.60, 4,496</w:t>
+            </w:r>
+          </w:p>
+        </w:tc>
+        <w:tc>
+          <w:tcPr>
+            <w:tcBorders>
+              <w:bottom w:val="none" w:sz="0" w:space="0" w:color="000000"/>
+              <w:top w:val="none" w:sz="0" w:space="0" w:color="000000"/>
+              <w:left w:val="none" w:sz="0" w:space="0" w:color="000000"/>
+              <w:right w:val="none" w:sz="0" w:space="0" w:color="000000"/>
+            </w:tcBorders>
+            <w:shd w:val="clear" w:color="auto" w:fill="FFFFFF"/>
+            <w:tcMar>
+              <w:top w:w="0" w:type="dxa"/>
+              <w:bottom w:w="0" w:type="dxa"/>
+              <w:left w:w="0" w:type="dxa"/>
+              <w:right w:w="0" w:type="dxa"/>
+            </w:tcMar>
+            <w:vAlign w:val="top"/>
+          </w:tcPr>
+          <w:p>
+            <w:pPr>
+              <w:pStyle w:val="Normal"/>
+              <w:jc w:val="center"/>
+              <w:pBdr>
+                <w:bottom w:val="none" w:sz="0" w:space="0" w:color="000000"/>
+                <w:top w:val="none" w:sz="0" w:space="0" w:color="000000"/>
+                <w:left w:val="none" w:sz="0" w:space="0" w:color="000000"/>
+                <w:right w:val="none" w:sz="0" w:space="0" w:color="000000"/>
+              </w:pBdr>
+              <w:spacing w:after="100" w:before="100" w:line="240"/>
+              <w:ind w:left="100" w:right="100" w:firstLine="0" w:firstLineChars="0"/>
+              <w:rPr>
+                <w:rFonts w:ascii="Helvetica" w:hAnsi="Helvetica" w:eastAsia="Helvetica" w:cs="Helvetica"/>
+                <w:i w:val="false"/>
+                <w:b w:val="false"/>
+                <w:u w:val="none"/>
+                <w:sz w:val="22"/>
+                <w:szCs w:val="22"/>
+                <w:color w:val="000000"/>
+              </w:rPr>
+            </w:pPr>
+            <w:r>
+              <w:rPr>
+                <w:rFonts w:ascii="Helvetica" w:hAnsi="Helvetica" w:eastAsia="Helvetica" w:cs="Helvetica"/>
+                <w:i w:val="false"/>
+                <w:b w:val="false"/>
+                <w:u w:val="none"/>
+                <w:sz w:val="22"/>
+                <w:szCs w:val="22"/>
+                <w:color w:val="000000"/>
+              </w:rPr>
+              <w:t xml:space="preserve">0.002</w:t>
             </w:r>
           </w:p>
         </w:tc>
@@ -11299,7 +11299,7 @@
                 <w:szCs w:val="22"/>
                 <w:color w:val="000000"/>
               </w:rPr>
-              <w:t xml:space="preserve">0.00, 0.24</w:t>
+              <w:t xml:space="preserve">0.00, 0.22</w:t>
             </w:r>
           </w:p>
         </w:tc>
@@ -11729,113 +11729,113 @@
                 <w:szCs w:val="22"/>
                 <w:color w:val="000000"/>
               </w:rPr>
-              <w:t xml:space="preserve">2.18</w:t>
-            </w:r>
-          </w:p>
-        </w:tc>
-        <w:tc>
-          <w:tcPr>
-            <w:tcBorders>
-              <w:bottom w:val="none" w:sz="0" w:space="0" w:color="000000"/>
-              <w:top w:val="none" w:sz="0" w:space="0" w:color="000000"/>
-              <w:left w:val="none" w:sz="0" w:space="0" w:color="000000"/>
-              <w:right w:val="none" w:sz="0" w:space="0" w:color="000000"/>
-            </w:tcBorders>
-            <w:shd w:val="clear" w:color="auto" w:fill="FFFFFF"/>
-            <w:tcMar>
-              <w:top w:w="0" w:type="dxa"/>
-              <w:bottom w:w="0" w:type="dxa"/>
-              <w:left w:w="0" w:type="dxa"/>
-              <w:right w:w="0" w:type="dxa"/>
-            </w:tcMar>
-            <w:vAlign w:val="top"/>
-          </w:tcPr>
-          <w:p>
-            <w:pPr>
-              <w:pStyle w:val="Normal"/>
-              <w:jc w:val="center"/>
-              <w:pBdr>
-                <w:bottom w:val="none" w:sz="0" w:space="0" w:color="000000"/>
-                <w:top w:val="none" w:sz="0" w:space="0" w:color="000000"/>
-                <w:left w:val="none" w:sz="0" w:space="0" w:color="000000"/>
-                <w:right w:val="none" w:sz="0" w:space="0" w:color="000000"/>
-              </w:pBdr>
-              <w:spacing w:after="100" w:before="100" w:line="240"/>
-              <w:ind w:left="100" w:right="100" w:firstLine="0" w:firstLineChars="0"/>
-              <w:rPr>
-                <w:rFonts w:ascii="Helvetica" w:hAnsi="Helvetica" w:eastAsia="Helvetica" w:cs="Helvetica"/>
-                <w:i w:val="false"/>
-                <w:b w:val="false"/>
-                <w:u w:val="none"/>
-                <w:sz w:val="22"/>
-                <w:szCs w:val="22"/>
-                <w:color w:val="000000"/>
-              </w:rPr>
-            </w:pPr>
-            <w:r>
-              <w:rPr>
-                <w:rFonts w:ascii="Helvetica" w:hAnsi="Helvetica" w:eastAsia="Helvetica" w:cs="Helvetica"/>
-                <w:i w:val="false"/>
-                <w:b w:val="false"/>
-                <w:u w:val="none"/>
-                <w:sz w:val="22"/>
-                <w:szCs w:val="22"/>
-                <w:color w:val="000000"/>
-              </w:rPr>
-              <w:t xml:space="preserve">0.33, 14.3</w:t>
-            </w:r>
-          </w:p>
-        </w:tc>
-        <w:tc>
-          <w:tcPr>
-            <w:tcBorders>
-              <w:bottom w:val="none" w:sz="0" w:space="0" w:color="000000"/>
-              <w:top w:val="none" w:sz="0" w:space="0" w:color="000000"/>
-              <w:left w:val="none" w:sz="0" w:space="0" w:color="000000"/>
-              <w:right w:val="none" w:sz="0" w:space="0" w:color="000000"/>
-            </w:tcBorders>
-            <w:shd w:val="clear" w:color="auto" w:fill="FFFFFF"/>
-            <w:tcMar>
-              <w:top w:w="0" w:type="dxa"/>
-              <w:bottom w:w="0" w:type="dxa"/>
-              <w:left w:w="0" w:type="dxa"/>
-              <w:right w:w="0" w:type="dxa"/>
-            </w:tcMar>
-            <w:vAlign w:val="top"/>
-          </w:tcPr>
-          <w:p>
-            <w:pPr>
-              <w:pStyle w:val="Normal"/>
-              <w:jc w:val="center"/>
-              <w:pBdr>
-                <w:bottom w:val="none" w:sz="0" w:space="0" w:color="000000"/>
-                <w:top w:val="none" w:sz="0" w:space="0" w:color="000000"/>
-                <w:left w:val="none" w:sz="0" w:space="0" w:color="000000"/>
-                <w:right w:val="none" w:sz="0" w:space="0" w:color="000000"/>
-              </w:pBdr>
-              <w:spacing w:after="100" w:before="100" w:line="240"/>
-              <w:ind w:left="100" w:right="100" w:firstLine="0" w:firstLineChars="0"/>
-              <w:rPr>
-                <w:rFonts w:ascii="Helvetica" w:hAnsi="Helvetica" w:eastAsia="Helvetica" w:cs="Helvetica"/>
-                <w:i w:val="false"/>
-                <w:b w:val="false"/>
-                <w:u w:val="none"/>
-                <w:sz w:val="22"/>
-                <w:szCs w:val="22"/>
-                <w:color w:val="000000"/>
-              </w:rPr>
-            </w:pPr>
-            <w:r>
-              <w:rPr>
-                <w:rFonts w:ascii="Helvetica" w:hAnsi="Helvetica" w:eastAsia="Helvetica" w:cs="Helvetica"/>
-                <w:i w:val="false"/>
-                <w:b w:val="false"/>
-                <w:u w:val="none"/>
-                <w:sz w:val="22"/>
-                <w:szCs w:val="22"/>
-                <w:color w:val="000000"/>
-              </w:rPr>
-              <w:t xml:space="preserve">0.410</w:t>
+              <w:t xml:space="preserve">2.63</w:t>
+            </w:r>
+          </w:p>
+        </w:tc>
+        <w:tc>
+          <w:tcPr>
+            <w:tcBorders>
+              <w:bottom w:val="none" w:sz="0" w:space="0" w:color="000000"/>
+              <w:top w:val="none" w:sz="0" w:space="0" w:color="000000"/>
+              <w:left w:val="none" w:sz="0" w:space="0" w:color="000000"/>
+              <w:right w:val="none" w:sz="0" w:space="0" w:color="000000"/>
+            </w:tcBorders>
+            <w:shd w:val="clear" w:color="auto" w:fill="FFFFFF"/>
+            <w:tcMar>
+              <w:top w:w="0" w:type="dxa"/>
+              <w:bottom w:w="0" w:type="dxa"/>
+              <w:left w:w="0" w:type="dxa"/>
+              <w:right w:w="0" w:type="dxa"/>
+            </w:tcMar>
+            <w:vAlign w:val="top"/>
+          </w:tcPr>
+          <w:p>
+            <w:pPr>
+              <w:pStyle w:val="Normal"/>
+              <w:jc w:val="center"/>
+              <w:pBdr>
+                <w:bottom w:val="none" w:sz="0" w:space="0" w:color="000000"/>
+                <w:top w:val="none" w:sz="0" w:space="0" w:color="000000"/>
+                <w:left w:val="none" w:sz="0" w:space="0" w:color="000000"/>
+                <w:right w:val="none" w:sz="0" w:space="0" w:color="000000"/>
+              </w:pBdr>
+              <w:spacing w:after="100" w:before="100" w:line="240"/>
+              <w:ind w:left="100" w:right="100" w:firstLine="0" w:firstLineChars="0"/>
+              <w:rPr>
+                <w:rFonts w:ascii="Helvetica" w:hAnsi="Helvetica" w:eastAsia="Helvetica" w:cs="Helvetica"/>
+                <w:i w:val="false"/>
+                <w:b w:val="false"/>
+                <w:u w:val="none"/>
+                <w:sz w:val="22"/>
+                <w:szCs w:val="22"/>
+                <w:color w:val="000000"/>
+              </w:rPr>
+            </w:pPr>
+            <w:r>
+              <w:rPr>
+                <w:rFonts w:ascii="Helvetica" w:hAnsi="Helvetica" w:eastAsia="Helvetica" w:cs="Helvetica"/>
+                <w:i w:val="false"/>
+                <w:b w:val="false"/>
+                <w:u w:val="none"/>
+                <w:sz w:val="22"/>
+                <w:szCs w:val="22"/>
+                <w:color w:val="000000"/>
+              </w:rPr>
+              <w:t xml:space="preserve">0.38, 17.9</w:t>
+            </w:r>
+          </w:p>
+        </w:tc>
+        <w:tc>
+          <w:tcPr>
+            <w:tcBorders>
+              <w:bottom w:val="none" w:sz="0" w:space="0" w:color="000000"/>
+              <w:top w:val="none" w:sz="0" w:space="0" w:color="000000"/>
+              <w:left w:val="none" w:sz="0" w:space="0" w:color="000000"/>
+              <w:right w:val="none" w:sz="0" w:space="0" w:color="000000"/>
+            </w:tcBorders>
+            <w:shd w:val="clear" w:color="auto" w:fill="FFFFFF"/>
+            <w:tcMar>
+              <w:top w:w="0" w:type="dxa"/>
+              <w:bottom w:w="0" w:type="dxa"/>
+              <w:left w:w="0" w:type="dxa"/>
+              <w:right w:w="0" w:type="dxa"/>
+            </w:tcMar>
+            <w:vAlign w:val="top"/>
+          </w:tcPr>
+          <w:p>
+            <w:pPr>
+              <w:pStyle w:val="Normal"/>
+              <w:jc w:val="center"/>
+              <w:pBdr>
+                <w:bottom w:val="none" w:sz="0" w:space="0" w:color="000000"/>
+                <w:top w:val="none" w:sz="0" w:space="0" w:color="000000"/>
+                <w:left w:val="none" w:sz="0" w:space="0" w:color="000000"/>
+                <w:right w:val="none" w:sz="0" w:space="0" w:color="000000"/>
+              </w:pBdr>
+              <w:spacing w:after="100" w:before="100" w:line="240"/>
+              <w:ind w:left="100" w:right="100" w:firstLine="0" w:firstLineChars="0"/>
+              <w:rPr>
+                <w:rFonts w:ascii="Helvetica" w:hAnsi="Helvetica" w:eastAsia="Helvetica" w:cs="Helvetica"/>
+                <w:i w:val="false"/>
+                <w:b w:val="false"/>
+                <w:u w:val="none"/>
+                <w:sz w:val="22"/>
+                <w:szCs w:val="22"/>
+                <w:color w:val="000000"/>
+              </w:rPr>
+            </w:pPr>
+            <w:r>
+              <w:rPr>
+                <w:rFonts w:ascii="Helvetica" w:hAnsi="Helvetica" w:eastAsia="Helvetica" w:cs="Helvetica"/>
+                <w:i w:val="false"/>
+                <w:b w:val="false"/>
+                <w:u w:val="none"/>
+                <w:sz w:val="22"/>
+                <w:szCs w:val="22"/>
+                <w:color w:val="000000"/>
+              </w:rPr>
+              <w:t xml:space="preserve">0.320</w:t>
             </w:r>
           </w:p>
         </w:tc>
@@ -12695,60 +12695,60 @@
                 <w:szCs w:val="22"/>
                 <w:color w:val="000000"/>
               </w:rPr>
-              <w:t xml:space="preserve">10,732</w:t>
-            </w:r>
-          </w:p>
-        </w:tc>
-        <w:tc>
-          <w:tcPr>
-            <w:tcBorders>
-              <w:bottom w:val="none" w:sz="0" w:space="0" w:color="000000"/>
-              <w:top w:val="none" w:sz="0" w:space="0" w:color="000000"/>
-              <w:left w:val="none" w:sz="0" w:space="0" w:color="000000"/>
-              <w:right w:val="none" w:sz="0" w:space="0" w:color="000000"/>
-            </w:tcBorders>
-            <w:shd w:val="clear" w:color="auto" w:fill="FFFFFF"/>
-            <w:tcMar>
-              <w:top w:w="0" w:type="dxa"/>
-              <w:bottom w:w="0" w:type="dxa"/>
-              <w:left w:w="0" w:type="dxa"/>
-              <w:right w:w="0" w:type="dxa"/>
-            </w:tcMar>
-            <w:vAlign w:val="top"/>
-          </w:tcPr>
-          <w:p>
-            <w:pPr>
-              <w:pStyle w:val="Normal"/>
-              <w:jc w:val="center"/>
-              <w:pBdr>
-                <w:bottom w:val="none" w:sz="0" w:space="0" w:color="000000"/>
-                <w:top w:val="none" w:sz="0" w:space="0" w:color="000000"/>
-                <w:left w:val="none" w:sz="0" w:space="0" w:color="000000"/>
-                <w:right w:val="none" w:sz="0" w:space="0" w:color="000000"/>
-              </w:pBdr>
-              <w:spacing w:after="100" w:before="100" w:line="240"/>
-              <w:ind w:left="100" w:right="100" w:firstLine="0" w:firstLineChars="0"/>
-              <w:rPr>
-                <w:rFonts w:ascii="Helvetica" w:hAnsi="Helvetica" w:eastAsia="Helvetica" w:cs="Helvetica"/>
-                <w:i w:val="false"/>
-                <w:b w:val="false"/>
-                <w:u w:val="none"/>
-                <w:sz w:val="22"/>
-                <w:szCs w:val="22"/>
-                <w:color w:val="000000"/>
-              </w:rPr>
-            </w:pPr>
-            <w:r>
-              <w:rPr>
-                <w:rFonts w:ascii="Helvetica" w:hAnsi="Helvetica" w:eastAsia="Helvetica" w:cs="Helvetica"/>
-                <w:i w:val="false"/>
-                <w:b w:val="false"/>
-                <w:u w:val="none"/>
-                <w:sz w:val="22"/>
-                <w:szCs w:val="22"/>
-                <w:color w:val="000000"/>
-              </w:rPr>
-              <w:t xml:space="preserve">402, 286,572</w:t>
+              <w:t xml:space="preserve">12,813</w:t>
+            </w:r>
+          </w:p>
+        </w:tc>
+        <w:tc>
+          <w:tcPr>
+            <w:tcBorders>
+              <w:bottom w:val="none" w:sz="0" w:space="0" w:color="000000"/>
+              <w:top w:val="none" w:sz="0" w:space="0" w:color="000000"/>
+              <w:left w:val="none" w:sz="0" w:space="0" w:color="000000"/>
+              <w:right w:val="none" w:sz="0" w:space="0" w:color="000000"/>
+            </w:tcBorders>
+            <w:shd w:val="clear" w:color="auto" w:fill="FFFFFF"/>
+            <w:tcMar>
+              <w:top w:w="0" w:type="dxa"/>
+              <w:bottom w:w="0" w:type="dxa"/>
+              <w:left w:w="0" w:type="dxa"/>
+              <w:right w:w="0" w:type="dxa"/>
+            </w:tcMar>
+            <w:vAlign w:val="top"/>
+          </w:tcPr>
+          <w:p>
+            <w:pPr>
+              <w:pStyle w:val="Normal"/>
+              <w:jc w:val="center"/>
+              <w:pBdr>
+                <w:bottom w:val="none" w:sz="0" w:space="0" w:color="000000"/>
+                <w:top w:val="none" w:sz="0" w:space="0" w:color="000000"/>
+                <w:left w:val="none" w:sz="0" w:space="0" w:color="000000"/>
+                <w:right w:val="none" w:sz="0" w:space="0" w:color="000000"/>
+              </w:pBdr>
+              <w:spacing w:after="100" w:before="100" w:line="240"/>
+              <w:ind w:left="100" w:right="100" w:firstLine="0" w:firstLineChars="0"/>
+              <w:rPr>
+                <w:rFonts w:ascii="Helvetica" w:hAnsi="Helvetica" w:eastAsia="Helvetica" w:cs="Helvetica"/>
+                <w:i w:val="false"/>
+                <w:b w:val="false"/>
+                <w:u w:val="none"/>
+                <w:sz w:val="22"/>
+                <w:szCs w:val="22"/>
+                <w:color w:val="000000"/>
+              </w:rPr>
+            </w:pPr>
+            <w:r>
+              <w:rPr>
+                <w:rFonts w:ascii="Helvetica" w:hAnsi="Helvetica" w:eastAsia="Helvetica" w:cs="Helvetica"/>
+                <w:i w:val="false"/>
+                <w:b w:val="false"/>
+                <w:u w:val="none"/>
+                <w:sz w:val="22"/>
+                <w:szCs w:val="22"/>
+                <w:color w:val="000000"/>
+              </w:rPr>
+              <w:t xml:space="preserve">547, 299,873</w:t>
             </w:r>
           </w:p>
         </w:tc>
@@ -13767,7 +13767,7 @@
                 <w:szCs w:val="22"/>
                 <w:color w:val="000000"/>
               </w:rPr>
-              <w:t xml:space="preserve">0.640</w:t>
+              <w:t xml:space="preserve">0.620</w:t>
             </w:r>
           </w:p>
         </w:tc>
@@ -14144,113 +14144,113 @@
                 <w:szCs w:val="22"/>
                 <w:color w:val="000000"/>
               </w:rPr>
-              <w:t xml:space="preserve">0.49</w:t>
-            </w:r>
-          </w:p>
-        </w:tc>
-        <w:tc>
-          <w:tcPr>
-            <w:tcBorders>
-              <w:bottom w:val="none" w:sz="0" w:space="0" w:color="000000"/>
-              <w:top w:val="none" w:sz="0" w:space="0" w:color="000000"/>
-              <w:left w:val="none" w:sz="0" w:space="0" w:color="000000"/>
-              <w:right w:val="none" w:sz="0" w:space="0" w:color="000000"/>
-            </w:tcBorders>
-            <w:shd w:val="clear" w:color="auto" w:fill="FFFFFF"/>
-            <w:tcMar>
-              <w:top w:w="0" w:type="dxa"/>
-              <w:bottom w:w="0" w:type="dxa"/>
-              <w:left w:w="0" w:type="dxa"/>
-              <w:right w:w="0" w:type="dxa"/>
-            </w:tcMar>
-            <w:vAlign w:val="top"/>
-          </w:tcPr>
-          <w:p>
-            <w:pPr>
-              <w:pStyle w:val="Normal"/>
-              <w:jc w:val="center"/>
-              <w:pBdr>
-                <w:bottom w:val="none" w:sz="0" w:space="0" w:color="000000"/>
-                <w:top w:val="none" w:sz="0" w:space="0" w:color="000000"/>
-                <w:left w:val="none" w:sz="0" w:space="0" w:color="000000"/>
-                <w:right w:val="none" w:sz="0" w:space="0" w:color="000000"/>
-              </w:pBdr>
-              <w:spacing w:after="100" w:before="100" w:line="240"/>
-              <w:ind w:left="100" w:right="100" w:firstLine="0" w:firstLineChars="0"/>
-              <w:rPr>
-                <w:rFonts w:ascii="Helvetica" w:hAnsi="Helvetica" w:eastAsia="Helvetica" w:cs="Helvetica"/>
-                <w:i w:val="false"/>
-                <w:b w:val="false"/>
-                <w:u w:val="none"/>
-                <w:sz w:val="22"/>
-                <w:szCs w:val="22"/>
-                <w:color w:val="000000"/>
-              </w:rPr>
-            </w:pPr>
-            <w:r>
-              <w:rPr>
-                <w:rFonts w:ascii="Helvetica" w:hAnsi="Helvetica" w:eastAsia="Helvetica" w:cs="Helvetica"/>
-                <w:i w:val="false"/>
-                <w:b w:val="false"/>
-                <w:u w:val="none"/>
-                <w:sz w:val="22"/>
-                <w:szCs w:val="22"/>
-                <w:color w:val="000000"/>
-              </w:rPr>
-              <w:t xml:space="preserve">0.09, 2.61</w:t>
-            </w:r>
-          </w:p>
-        </w:tc>
-        <w:tc>
-          <w:tcPr>
-            <w:tcBorders>
-              <w:bottom w:val="none" w:sz="0" w:space="0" w:color="000000"/>
-              <w:top w:val="none" w:sz="0" w:space="0" w:color="000000"/>
-              <w:left w:val="none" w:sz="0" w:space="0" w:color="000000"/>
-              <w:right w:val="none" w:sz="0" w:space="0" w:color="000000"/>
-            </w:tcBorders>
-            <w:shd w:val="clear" w:color="auto" w:fill="FFFFFF"/>
-            <w:tcMar>
-              <w:top w:w="0" w:type="dxa"/>
-              <w:bottom w:w="0" w:type="dxa"/>
-              <w:left w:w="0" w:type="dxa"/>
-              <w:right w:w="0" w:type="dxa"/>
-            </w:tcMar>
-            <w:vAlign w:val="top"/>
-          </w:tcPr>
-          <w:p>
-            <w:pPr>
-              <w:pStyle w:val="Normal"/>
-              <w:jc w:val="center"/>
-              <w:pBdr>
-                <w:bottom w:val="none" w:sz="0" w:space="0" w:color="000000"/>
-                <w:top w:val="none" w:sz="0" w:space="0" w:color="000000"/>
-                <w:left w:val="none" w:sz="0" w:space="0" w:color="000000"/>
-                <w:right w:val="none" w:sz="0" w:space="0" w:color="000000"/>
-              </w:pBdr>
-              <w:spacing w:after="100" w:before="100" w:line="240"/>
-              <w:ind w:left="100" w:right="100" w:firstLine="0" w:firstLineChars="0"/>
-              <w:rPr>
-                <w:rFonts w:ascii="Helvetica" w:hAnsi="Helvetica" w:eastAsia="Helvetica" w:cs="Helvetica"/>
-                <w:i w:val="false"/>
-                <w:b w:val="false"/>
-                <w:u w:val="none"/>
-                <w:sz w:val="22"/>
-                <w:szCs w:val="22"/>
-                <w:color w:val="000000"/>
-              </w:rPr>
-            </w:pPr>
-            <w:r>
-              <w:rPr>
-                <w:rFonts w:ascii="Helvetica" w:hAnsi="Helvetica" w:eastAsia="Helvetica" w:cs="Helvetica"/>
-                <w:i w:val="false"/>
-                <w:b w:val="false"/>
-                <w:u w:val="none"/>
-                <w:sz w:val="22"/>
-                <w:szCs w:val="22"/>
-                <w:color w:val="000000"/>
-              </w:rPr>
-              <w:t xml:space="preserve">0.400</w:t>
+              <w:t xml:space="preserve">0.52</w:t>
+            </w:r>
+          </w:p>
+        </w:tc>
+        <w:tc>
+          <w:tcPr>
+            <w:tcBorders>
+              <w:bottom w:val="none" w:sz="0" w:space="0" w:color="000000"/>
+              <w:top w:val="none" w:sz="0" w:space="0" w:color="000000"/>
+              <w:left w:val="none" w:sz="0" w:space="0" w:color="000000"/>
+              <w:right w:val="none" w:sz="0" w:space="0" w:color="000000"/>
+            </w:tcBorders>
+            <w:shd w:val="clear" w:color="auto" w:fill="FFFFFF"/>
+            <w:tcMar>
+              <w:top w:w="0" w:type="dxa"/>
+              <w:bottom w:w="0" w:type="dxa"/>
+              <w:left w:w="0" w:type="dxa"/>
+              <w:right w:w="0" w:type="dxa"/>
+            </w:tcMar>
+            <w:vAlign w:val="top"/>
+          </w:tcPr>
+          <w:p>
+            <w:pPr>
+              <w:pStyle w:val="Normal"/>
+              <w:jc w:val="center"/>
+              <w:pBdr>
+                <w:bottom w:val="none" w:sz="0" w:space="0" w:color="000000"/>
+                <w:top w:val="none" w:sz="0" w:space="0" w:color="000000"/>
+                <w:left w:val="none" w:sz="0" w:space="0" w:color="000000"/>
+                <w:right w:val="none" w:sz="0" w:space="0" w:color="000000"/>
+              </w:pBdr>
+              <w:spacing w:after="100" w:before="100" w:line="240"/>
+              <w:ind w:left="100" w:right="100" w:firstLine="0" w:firstLineChars="0"/>
+              <w:rPr>
+                <w:rFonts w:ascii="Helvetica" w:hAnsi="Helvetica" w:eastAsia="Helvetica" w:cs="Helvetica"/>
+                <w:i w:val="false"/>
+                <w:b w:val="false"/>
+                <w:u w:val="none"/>
+                <w:sz w:val="22"/>
+                <w:szCs w:val="22"/>
+                <w:color w:val="000000"/>
+              </w:rPr>
+            </w:pPr>
+            <w:r>
+              <w:rPr>
+                <w:rFonts w:ascii="Helvetica" w:hAnsi="Helvetica" w:eastAsia="Helvetica" w:cs="Helvetica"/>
+                <w:i w:val="false"/>
+                <w:b w:val="false"/>
+                <w:u w:val="none"/>
+                <w:sz w:val="22"/>
+                <w:szCs w:val="22"/>
+                <w:color w:val="000000"/>
+              </w:rPr>
+              <w:t xml:space="preserve">0.10, 2.61</w:t>
+            </w:r>
+          </w:p>
+        </w:tc>
+        <w:tc>
+          <w:tcPr>
+            <w:tcBorders>
+              <w:bottom w:val="none" w:sz="0" w:space="0" w:color="000000"/>
+              <w:top w:val="none" w:sz="0" w:space="0" w:color="000000"/>
+              <w:left w:val="none" w:sz="0" w:space="0" w:color="000000"/>
+              <w:right w:val="none" w:sz="0" w:space="0" w:color="000000"/>
+            </w:tcBorders>
+            <w:shd w:val="clear" w:color="auto" w:fill="FFFFFF"/>
+            <w:tcMar>
+              <w:top w:w="0" w:type="dxa"/>
+              <w:bottom w:w="0" w:type="dxa"/>
+              <w:left w:w="0" w:type="dxa"/>
+              <w:right w:w="0" w:type="dxa"/>
+            </w:tcMar>
+            <w:vAlign w:val="top"/>
+          </w:tcPr>
+          <w:p>
+            <w:pPr>
+              <w:pStyle w:val="Normal"/>
+              <w:jc w:val="center"/>
+              <w:pBdr>
+                <w:bottom w:val="none" w:sz="0" w:space="0" w:color="000000"/>
+                <w:top w:val="none" w:sz="0" w:space="0" w:color="000000"/>
+                <w:left w:val="none" w:sz="0" w:space="0" w:color="000000"/>
+                <w:right w:val="none" w:sz="0" w:space="0" w:color="000000"/>
+              </w:pBdr>
+              <w:spacing w:after="100" w:before="100" w:line="240"/>
+              <w:ind w:left="100" w:right="100" w:firstLine="0" w:firstLineChars="0"/>
+              <w:rPr>
+                <w:rFonts w:ascii="Helvetica" w:hAnsi="Helvetica" w:eastAsia="Helvetica" w:cs="Helvetica"/>
+                <w:i w:val="false"/>
+                <w:b w:val="false"/>
+                <w:u w:val="none"/>
+                <w:sz w:val="22"/>
+                <w:szCs w:val="22"/>
+                <w:color w:val="000000"/>
+              </w:rPr>
+            </w:pPr>
+            <w:r>
+              <w:rPr>
+                <w:rFonts w:ascii="Helvetica" w:hAnsi="Helvetica" w:eastAsia="Helvetica" w:cs="Helvetica"/>
+                <w:i w:val="false"/>
+                <w:b w:val="false"/>
+                <w:u w:val="none"/>
+                <w:sz w:val="22"/>
+                <w:szCs w:val="22"/>
+                <w:color w:val="000000"/>
+              </w:rPr>
+              <w:t xml:space="preserve">0.430</w:t>
             </w:r>
           </w:p>
         </w:tc>
@@ -14627,113 +14627,113 @@
                 <w:szCs w:val="22"/>
                 <w:color w:val="000000"/>
               </w:rPr>
-              <w:t xml:space="preserve">0.69</w:t>
-            </w:r>
-          </w:p>
-        </w:tc>
-        <w:tc>
-          <w:tcPr>
-            <w:tcBorders>
-              <w:bottom w:val="none" w:sz="0" w:space="0" w:color="000000"/>
-              <w:top w:val="none" w:sz="0" w:space="0" w:color="000000"/>
-              <w:left w:val="none" w:sz="0" w:space="0" w:color="000000"/>
-              <w:right w:val="none" w:sz="0" w:space="0" w:color="000000"/>
-            </w:tcBorders>
-            <w:shd w:val="clear" w:color="auto" w:fill="FFFFFF"/>
-            <w:tcMar>
-              <w:top w:w="0" w:type="dxa"/>
-              <w:bottom w:w="0" w:type="dxa"/>
-              <w:left w:w="0" w:type="dxa"/>
-              <w:right w:w="0" w:type="dxa"/>
-            </w:tcMar>
-            <w:vAlign w:val="top"/>
-          </w:tcPr>
-          <w:p>
-            <w:pPr>
-              <w:pStyle w:val="Normal"/>
-              <w:jc w:val="center"/>
-              <w:pBdr>
-                <w:bottom w:val="none" w:sz="0" w:space="0" w:color="000000"/>
-                <w:top w:val="none" w:sz="0" w:space="0" w:color="000000"/>
-                <w:left w:val="none" w:sz="0" w:space="0" w:color="000000"/>
-                <w:right w:val="none" w:sz="0" w:space="0" w:color="000000"/>
-              </w:pBdr>
-              <w:spacing w:after="100" w:before="100" w:line="240"/>
-              <w:ind w:left="100" w:right="100" w:firstLine="0" w:firstLineChars="0"/>
-              <w:rPr>
-                <w:rFonts w:ascii="Helvetica" w:hAnsi="Helvetica" w:eastAsia="Helvetica" w:cs="Helvetica"/>
-                <w:i w:val="false"/>
-                <w:b w:val="false"/>
-                <w:u w:val="none"/>
-                <w:sz w:val="22"/>
-                <w:szCs w:val="22"/>
-                <w:color w:val="000000"/>
-              </w:rPr>
-            </w:pPr>
-            <w:r>
-              <w:rPr>
-                <w:rFonts w:ascii="Helvetica" w:hAnsi="Helvetica" w:eastAsia="Helvetica" w:cs="Helvetica"/>
-                <w:i w:val="false"/>
-                <w:b w:val="false"/>
-                <w:u w:val="none"/>
-                <w:sz w:val="22"/>
-                <w:szCs w:val="22"/>
-                <w:color w:val="000000"/>
-              </w:rPr>
-              <w:t xml:space="preserve">0.17, 2.87</w:t>
-            </w:r>
-          </w:p>
-        </w:tc>
-        <w:tc>
-          <w:tcPr>
-            <w:tcBorders>
-              <w:bottom w:val="none" w:sz="0" w:space="0" w:color="000000"/>
-              <w:top w:val="none" w:sz="0" w:space="0" w:color="000000"/>
-              <w:left w:val="none" w:sz="0" w:space="0" w:color="000000"/>
-              <w:right w:val="none" w:sz="0" w:space="0" w:color="000000"/>
-            </w:tcBorders>
-            <w:shd w:val="clear" w:color="auto" w:fill="FFFFFF"/>
-            <w:tcMar>
-              <w:top w:w="0" w:type="dxa"/>
-              <w:bottom w:w="0" w:type="dxa"/>
-              <w:left w:w="0" w:type="dxa"/>
-              <w:right w:w="0" w:type="dxa"/>
-            </w:tcMar>
-            <w:vAlign w:val="top"/>
-          </w:tcPr>
-          <w:p>
-            <w:pPr>
-              <w:pStyle w:val="Normal"/>
-              <w:jc w:val="center"/>
-              <w:pBdr>
-                <w:bottom w:val="none" w:sz="0" w:space="0" w:color="000000"/>
-                <w:top w:val="none" w:sz="0" w:space="0" w:color="000000"/>
-                <w:left w:val="none" w:sz="0" w:space="0" w:color="000000"/>
-                <w:right w:val="none" w:sz="0" w:space="0" w:color="000000"/>
-              </w:pBdr>
-              <w:spacing w:after="100" w:before="100" w:line="240"/>
-              <w:ind w:left="100" w:right="100" w:firstLine="0" w:firstLineChars="0"/>
-              <w:rPr>
-                <w:rFonts w:ascii="Helvetica" w:hAnsi="Helvetica" w:eastAsia="Helvetica" w:cs="Helvetica"/>
-                <w:i w:val="false"/>
-                <w:b w:val="false"/>
-                <w:u w:val="none"/>
-                <w:sz w:val="22"/>
-                <w:szCs w:val="22"/>
-                <w:color w:val="000000"/>
-              </w:rPr>
-            </w:pPr>
-            <w:r>
-              <w:rPr>
-                <w:rFonts w:ascii="Helvetica" w:hAnsi="Helvetica" w:eastAsia="Helvetica" w:cs="Helvetica"/>
-                <w:i w:val="false"/>
-                <w:b w:val="false"/>
-                <w:u w:val="none"/>
-                <w:sz w:val="22"/>
-                <w:szCs w:val="22"/>
-                <w:color w:val="000000"/>
-              </w:rPr>
-              <w:t xml:space="preserve">0.610</w:t>
+              <w:t xml:space="preserve">0.66</w:t>
+            </w:r>
+          </w:p>
+        </w:tc>
+        <w:tc>
+          <w:tcPr>
+            <w:tcBorders>
+              <w:bottom w:val="none" w:sz="0" w:space="0" w:color="000000"/>
+              <w:top w:val="none" w:sz="0" w:space="0" w:color="000000"/>
+              <w:left w:val="none" w:sz="0" w:space="0" w:color="000000"/>
+              <w:right w:val="none" w:sz="0" w:space="0" w:color="000000"/>
+            </w:tcBorders>
+            <w:shd w:val="clear" w:color="auto" w:fill="FFFFFF"/>
+            <w:tcMar>
+              <w:top w:w="0" w:type="dxa"/>
+              <w:bottom w:w="0" w:type="dxa"/>
+              <w:left w:w="0" w:type="dxa"/>
+              <w:right w:w="0" w:type="dxa"/>
+            </w:tcMar>
+            <w:vAlign w:val="top"/>
+          </w:tcPr>
+          <w:p>
+            <w:pPr>
+              <w:pStyle w:val="Normal"/>
+              <w:jc w:val="center"/>
+              <w:pBdr>
+                <w:bottom w:val="none" w:sz="0" w:space="0" w:color="000000"/>
+                <w:top w:val="none" w:sz="0" w:space="0" w:color="000000"/>
+                <w:left w:val="none" w:sz="0" w:space="0" w:color="000000"/>
+                <w:right w:val="none" w:sz="0" w:space="0" w:color="000000"/>
+              </w:pBdr>
+              <w:spacing w:after="100" w:before="100" w:line="240"/>
+              <w:ind w:left="100" w:right="100" w:firstLine="0" w:firstLineChars="0"/>
+              <w:rPr>
+                <w:rFonts w:ascii="Helvetica" w:hAnsi="Helvetica" w:eastAsia="Helvetica" w:cs="Helvetica"/>
+                <w:i w:val="false"/>
+                <w:b w:val="false"/>
+                <w:u w:val="none"/>
+                <w:sz w:val="22"/>
+                <w:szCs w:val="22"/>
+                <w:color w:val="000000"/>
+              </w:rPr>
+            </w:pPr>
+            <w:r>
+              <w:rPr>
+                <w:rFonts w:ascii="Helvetica" w:hAnsi="Helvetica" w:eastAsia="Helvetica" w:cs="Helvetica"/>
+                <w:i w:val="false"/>
+                <w:b w:val="false"/>
+                <w:u w:val="none"/>
+                <w:sz w:val="22"/>
+                <w:szCs w:val="22"/>
+                <w:color w:val="000000"/>
+              </w:rPr>
+              <w:t xml:space="preserve">0.18, 2.43</w:t>
+            </w:r>
+          </w:p>
+        </w:tc>
+        <w:tc>
+          <w:tcPr>
+            <w:tcBorders>
+              <w:bottom w:val="none" w:sz="0" w:space="0" w:color="000000"/>
+              <w:top w:val="none" w:sz="0" w:space="0" w:color="000000"/>
+              <w:left w:val="none" w:sz="0" w:space="0" w:color="000000"/>
+              <w:right w:val="none" w:sz="0" w:space="0" w:color="000000"/>
+            </w:tcBorders>
+            <w:shd w:val="clear" w:color="auto" w:fill="FFFFFF"/>
+            <w:tcMar>
+              <w:top w:w="0" w:type="dxa"/>
+              <w:bottom w:w="0" w:type="dxa"/>
+              <w:left w:w="0" w:type="dxa"/>
+              <w:right w:w="0" w:type="dxa"/>
+            </w:tcMar>
+            <w:vAlign w:val="top"/>
+          </w:tcPr>
+          <w:p>
+            <w:pPr>
+              <w:pStyle w:val="Normal"/>
+              <w:jc w:val="center"/>
+              <w:pBdr>
+                <w:bottom w:val="none" w:sz="0" w:space="0" w:color="000000"/>
+                <w:top w:val="none" w:sz="0" w:space="0" w:color="000000"/>
+                <w:left w:val="none" w:sz="0" w:space="0" w:color="000000"/>
+                <w:right w:val="none" w:sz="0" w:space="0" w:color="000000"/>
+              </w:pBdr>
+              <w:spacing w:after="100" w:before="100" w:line="240"/>
+              <w:ind w:left="100" w:right="100" w:firstLine="0" w:firstLineChars="0"/>
+              <w:rPr>
+                <w:rFonts w:ascii="Helvetica" w:hAnsi="Helvetica" w:eastAsia="Helvetica" w:cs="Helvetica"/>
+                <w:i w:val="false"/>
+                <w:b w:val="false"/>
+                <w:u w:val="none"/>
+                <w:sz w:val="22"/>
+                <w:szCs w:val="22"/>
+                <w:color w:val="000000"/>
+              </w:rPr>
+            </w:pPr>
+            <w:r>
+              <w:rPr>
+                <w:rFonts w:ascii="Helvetica" w:hAnsi="Helvetica" w:eastAsia="Helvetica" w:cs="Helvetica"/>
+                <w:i w:val="false"/>
+                <w:b w:val="false"/>
+                <w:u w:val="none"/>
+                <w:sz w:val="22"/>
+                <w:szCs w:val="22"/>
+                <w:color w:val="000000"/>
+              </w:rPr>
+              <w:t xml:space="preserve">0.530</w:t>
             </w:r>
           </w:p>
         </w:tc>
@@ -14792,7 +14792,7 @@
                 <w:szCs w:val="22"/>
                 <w:color w:val="000000"/>
               </w:rPr>
-              <w:t xml:space="preserve">ckd_epi_gfr_cre_cys</w:t>
+              <w:t xml:space="preserve">baseline_cre_egfr</w:t>
             </w:r>
           </w:p>
         </w:tc>
@@ -14951,7 +14951,7 @@
                 <w:szCs w:val="22"/>
                 <w:color w:val="000000"/>
               </w:rPr>
-              <w:t xml:space="preserve">0.95, 1.01</w:t>
+              <w:t xml:space="preserve">0.94, 1.01</w:t>
             </w:r>
           </w:p>
         </w:tc>
@@ -15004,7 +15004,7 @@
                 <w:szCs w:val="22"/>
                 <w:color w:val="000000"/>
               </w:rPr>
-              <w:t xml:space="preserve">0.210</w:t>
+              <w:t xml:space="preserve">0.160</w:t>
             </w:r>
           </w:p>
         </w:tc>
@@ -15110,7 +15110,7 @@
                 <w:szCs w:val="22"/>
                 <w:color w:val="000000"/>
               </w:rPr>
-              <w:t xml:space="preserve">0.99</w:t>
+              <w:t xml:space="preserve">0.98</w:t>
             </w:r>
           </w:p>
         </w:tc>
@@ -15163,7 +15163,7 @@
                 <w:szCs w:val="22"/>
                 <w:color w:val="000000"/>
               </w:rPr>
-              <w:t xml:space="preserve">0.93, 1.05</w:t>
+              <w:t xml:space="preserve">0.94, 1.03</w:t>
             </w:r>
           </w:p>
         </w:tc>
@@ -15216,7 +15216,7 @@
                 <w:szCs w:val="22"/>
                 <w:color w:val="000000"/>
               </w:rPr>
-              <w:t xml:space="preserve">0.680</w:t>
+              <w:t xml:space="preserve">0.420</w:t>
             </w:r>
           </w:p>
         </w:tc>
